--- a/documentation/05-Test-Cases.docx
+++ b/documentation/05-Test-Cases.docx
@@ -1492,10 +1492,7 @@
               </w:rPr>
             </w:pPr>
             <w:r>
-              <w:t>P-TC0</w:t>
-            </w:r>
-            <w:r>
-              <w:t>2</w:t>
+              <w:t>P-TC02</w:t>
             </w:r>
           </w:p>
         </w:tc>
@@ -1589,6 +1586,153 @@
                 <w:color w:val="000000"/>
               </w:rPr>
               <w:t xml:space="preserve">       * + 3 4 2</w:t>
+            </w:r>
+          </w:p>
+        </w:tc>
+        <w:tc>
+          <w:tcPr>
+            <w:tcW w:w="1039" w:type="dxa"/>
+            <w:vAlign w:val="center"/>
+          </w:tcPr>
+          <w:p>
+            <w:pPr>
+              <w:pStyle w:val="BodyText"/>
+              <w:spacing w:after="0"/>
+              <w:ind w:left="0"/>
+              <w:jc w:val="center"/>
+              <w:rPr>
+                <w:iCs/>
+                <w:color w:val="000000"/>
+              </w:rPr>
+            </w:pPr>
+            <w:r>
+              <w:rPr>
+                <w:iCs/>
+                <w:color w:val="000000"/>
+              </w:rPr>
+              <w:t>Pass</w:t>
+            </w:r>
+          </w:p>
+        </w:tc>
+      </w:tr>
+      <w:tr>
+        <w:trPr>
+          <w:trHeight w:val="584"/>
+        </w:trPr>
+        <w:tc>
+          <w:tcPr>
+            <w:tcW w:w="1361" w:type="dxa"/>
+            <w:vAlign w:val="center"/>
+          </w:tcPr>
+          <w:p>
+            <w:pPr>
+              <w:pStyle w:val="BodyText"/>
+              <w:spacing w:after="0"/>
+              <w:ind w:left="0"/>
+              <w:jc w:val="center"/>
+              <w:rPr>
+                <w:iCs/>
+                <w:color w:val="000000"/>
+              </w:rPr>
+            </w:pPr>
+            <w:r>
+              <w:t>P-TC03</w:t>
+            </w:r>
+          </w:p>
+        </w:tc>
+        <w:tc>
+          <w:tcPr>
+            <w:tcW w:w="1791" w:type="dxa"/>
+            <w:vAlign w:val="center"/>
+          </w:tcPr>
+          <w:p>
+            <w:pPr>
+              <w:pStyle w:val="BodyText"/>
+              <w:spacing w:after="0"/>
+              <w:ind w:left="0"/>
+              <w:jc w:val="center"/>
+              <w:rPr>
+                <w:iCs/>
+                <w:color w:val="000000"/>
+              </w:rPr>
+            </w:pPr>
+            <w:r>
+              <w:rPr>
+                <w:iCs/>
+                <w:color w:val="000000"/>
+              </w:rPr>
+              <w:t>Verify parser handles nested expressions</w:t>
+            </w:r>
+          </w:p>
+        </w:tc>
+        <w:tc>
+          <w:tcPr>
+            <w:tcW w:w="1696" w:type="dxa"/>
+            <w:vAlign w:val="center"/>
+          </w:tcPr>
+          <w:p>
+            <w:pPr>
+              <w:pStyle w:val="BodyText"/>
+              <w:spacing w:after="0"/>
+              <w:ind w:left="0"/>
+              <w:jc w:val="center"/>
+              <w:rPr>
+                <w:iCs/>
+                <w:color w:val="000000"/>
+              </w:rPr>
+            </w:pPr>
+            <w:r>
+              <w:t>8 - (5 - 2)</w:t>
+            </w:r>
+          </w:p>
+        </w:tc>
+        <w:tc>
+          <w:tcPr>
+            <w:tcW w:w="1791" w:type="dxa"/>
+            <w:vAlign w:val="center"/>
+          </w:tcPr>
+          <w:p>
+            <w:pPr>
+              <w:pStyle w:val="BodyText"/>
+              <w:spacing w:after="0"/>
+              <w:ind w:left="0"/>
+              <w:jc w:val="center"/>
+              <w:rPr>
+                <w:iCs/>
+                <w:color w:val="000000"/>
+              </w:rPr>
+            </w:pPr>
+            <w:r>
+              <w:rPr>
+                <w:iCs/>
+                <w:color w:val="000000"/>
+              </w:rPr>
+              <w:t>Prefix: - 8 - 5 2</w:t>
+            </w:r>
+          </w:p>
+        </w:tc>
+        <w:tc>
+          <w:tcPr>
+            <w:tcW w:w="1791" w:type="dxa"/>
+            <w:vAlign w:val="center"/>
+          </w:tcPr>
+          <w:p>
+            <w:pPr>
+              <w:pStyle w:val="BodyText"/>
+              <w:spacing w:after="0"/>
+              <w:ind w:left="0"/>
+              <w:jc w:val="center"/>
+              <w:rPr>
+                <w:iCs/>
+                <w:color w:val="000000"/>
+              </w:rPr>
+            </w:pPr>
+            <w:r>
+              <w:rPr>
+                <w:iCs/>
+                <w:color w:val="000000"/>
+              </w:rPr>
+              <w:t>- 8 - 5 2</w:t>
             </w:r>
           </w:p>
         </w:tc>
@@ -1639,10 +1783,7 @@
               </w:rPr>
             </w:pPr>
             <w:r>
-              <w:t>P-TC0</w:t>
-            </w:r>
-            <w:r>
-              <w:t>3</w:t>
+              <w:t>P-TC04</w:t>
             </w:r>
           </w:p>
         </w:tc>
@@ -1667,7 +1808,28 @@
                 <w:iCs/>
                 <w:color w:val="000000"/>
               </w:rPr>
-              <w:t>Verify parser handles nested expressions</w:t>
+              <w:t xml:space="preserve">Verify parser handles </w:t>
+            </w:r>
+            <w:r>
+              <w:rPr>
+                <w:iCs/>
+                <w:color w:val="000000"/>
+              </w:rPr>
+              <w:t>left</w:t>
+            </w:r>
+            <w:r>
+              <w:rPr>
+                <w:iCs/>
+                <w:color w:val="000000"/>
+              </w:rPr>
+              <w:t xml:space="preserve">-associative </w:t>
+            </w:r>
+            <w:r>
+              <w:rPr>
+                <w:iCs/>
+                <w:color w:val="000000"/>
+              </w:rPr>
+              <w:t>subtraction</w:t>
             </w:r>
           </w:p>
         </w:tc>
@@ -1688,7 +1850,7 @@
               </w:rPr>
             </w:pPr>
             <w:r>
-              <w:t>8 - (5 - 2)</w:t>
+              <w:t>10 - 3 - 2</w:t>
             </w:r>
           </w:p>
         </w:tc>
@@ -1713,7 +1875,7 @@
                 <w:iCs/>
                 <w:color w:val="000000"/>
               </w:rPr>
-              <w:t>Prefix: - 8 - 5 2</w:t>
+              <w:t>Prefix: - - 10 3 2</w:t>
             </w:r>
           </w:p>
         </w:tc>
@@ -1738,7 +1900,7 @@
                 <w:iCs/>
                 <w:color w:val="000000"/>
               </w:rPr>
-              <w:t>- 8 - 5 2</w:t>
+              <w:t>- - 10 3 2</w:t>
             </w:r>
           </w:p>
         </w:tc>
@@ -1789,10 +1951,7 @@
               </w:rPr>
             </w:pPr>
             <w:r>
-              <w:t>P-TC0</w:t>
-            </w:r>
-            <w:r>
-              <w:t>4</w:t>
+              <w:t>P-TC05</w:t>
             </w:r>
           </w:p>
         </w:tc>
@@ -1817,28 +1976,7 @@
                 <w:iCs/>
                 <w:color w:val="000000"/>
               </w:rPr>
-              <w:t xml:space="preserve">Verify parser handles </w:t>
-            </w:r>
-            <w:r>
-              <w:rPr>
-                <w:iCs/>
-                <w:color w:val="000000"/>
-              </w:rPr>
-              <w:t>left</w:t>
-            </w:r>
-            <w:r>
-              <w:rPr>
-                <w:iCs/>
-                <w:color w:val="000000"/>
-              </w:rPr>
-              <w:t xml:space="preserve">-associative </w:t>
-            </w:r>
-            <w:r>
-              <w:rPr>
-                <w:iCs/>
-                <w:color w:val="000000"/>
-              </w:rPr>
-              <w:t>subtraction</w:t>
+              <w:t>Verify parser handles right-associative exponentiation</w:t>
             </w:r>
           </w:p>
         </w:tc>
@@ -1859,7 +1997,7 @@
               </w:rPr>
             </w:pPr>
             <w:r>
-              <w:t>10 - 3 - 2</w:t>
+              <w:t>2 ** 3 ** 2</w:t>
             </w:r>
           </w:p>
         </w:tc>
@@ -1884,7 +2022,7 @@
                 <w:iCs/>
                 <w:color w:val="000000"/>
               </w:rPr>
-              <w:t>Prefix: - - 10 3 2</w:t>
+              <w:t>Prefix: ** 2 ** 3 2</w:t>
             </w:r>
           </w:p>
         </w:tc>
@@ -1909,7 +2047,7 @@
                 <w:iCs/>
                 <w:color w:val="000000"/>
               </w:rPr>
-              <w:t>- - 10 3 2</w:t>
+              <w:t>** 2 ** 3 2</w:t>
             </w:r>
           </w:p>
         </w:tc>
@@ -1960,181 +2098,7 @@
               </w:rPr>
             </w:pPr>
             <w:r>
-              <w:t>P-TC0</w:t>
-            </w:r>
-            <w:r>
-              <w:t>5</w:t>
-            </w:r>
-          </w:p>
-        </w:tc>
-        <w:tc>
-          <w:tcPr>
-            <w:tcW w:w="1791" w:type="dxa"/>
-            <w:vAlign w:val="center"/>
-          </w:tcPr>
-          <w:p>
-            <w:pPr>
-              <w:pStyle w:val="BodyText"/>
-              <w:spacing w:after="0"/>
-              <w:ind w:left="0"/>
-              <w:jc w:val="center"/>
-              <w:rPr>
-                <w:iCs/>
-                <w:color w:val="000000"/>
-              </w:rPr>
-            </w:pPr>
-            <w:r>
-              <w:rPr>
-                <w:iCs/>
-                <w:color w:val="000000"/>
-              </w:rPr>
-              <w:t xml:space="preserve">Verify parser handles </w:t>
-            </w:r>
-            <w:r>
-              <w:rPr>
-                <w:iCs/>
-                <w:color w:val="000000"/>
-              </w:rPr>
-              <w:t>right</w:t>
-            </w:r>
-            <w:r>
-              <w:rPr>
-                <w:iCs/>
-                <w:color w:val="000000"/>
-              </w:rPr>
-              <w:t xml:space="preserve">-associative </w:t>
-            </w:r>
-            <w:r>
-              <w:rPr>
-                <w:iCs/>
-                <w:color w:val="000000"/>
-              </w:rPr>
-              <w:t>exponentiation</w:t>
-            </w:r>
-          </w:p>
-        </w:tc>
-        <w:tc>
-          <w:tcPr>
-            <w:tcW w:w="1696" w:type="dxa"/>
-            <w:vAlign w:val="center"/>
-          </w:tcPr>
-          <w:p>
-            <w:pPr>
-              <w:pStyle w:val="BodyText"/>
-              <w:spacing w:after="0"/>
-              <w:ind w:left="0"/>
-              <w:jc w:val="center"/>
-              <w:rPr>
-                <w:iCs/>
-                <w:color w:val="000000"/>
-              </w:rPr>
-            </w:pPr>
-            <w:r>
-              <w:t>2 ** 3 ** 2</w:t>
-            </w:r>
-          </w:p>
-        </w:tc>
-        <w:tc>
-          <w:tcPr>
-            <w:tcW w:w="1791" w:type="dxa"/>
-            <w:vAlign w:val="center"/>
-          </w:tcPr>
-          <w:p>
-            <w:pPr>
-              <w:pStyle w:val="BodyText"/>
-              <w:spacing w:after="0"/>
-              <w:ind w:left="0"/>
-              <w:jc w:val="center"/>
-              <w:rPr>
-                <w:iCs/>
-                <w:color w:val="000000"/>
-              </w:rPr>
-            </w:pPr>
-            <w:r>
-              <w:rPr>
-                <w:iCs/>
-                <w:color w:val="000000"/>
-              </w:rPr>
-              <w:t>Prefix: ** 2 ** 3 2</w:t>
-            </w:r>
-          </w:p>
-        </w:tc>
-        <w:tc>
-          <w:tcPr>
-            <w:tcW w:w="1791" w:type="dxa"/>
-            <w:vAlign w:val="center"/>
-          </w:tcPr>
-          <w:p>
-            <w:pPr>
-              <w:pStyle w:val="BodyText"/>
-              <w:spacing w:after="0"/>
-              <w:ind w:left="0"/>
-              <w:jc w:val="center"/>
-              <w:rPr>
-                <w:iCs/>
-                <w:color w:val="000000"/>
-              </w:rPr>
-            </w:pPr>
-            <w:r>
-              <w:rPr>
-                <w:iCs/>
-                <w:color w:val="000000"/>
-              </w:rPr>
-              <w:t>** 2 ** 3 2</w:t>
-            </w:r>
-          </w:p>
-        </w:tc>
-        <w:tc>
-          <w:tcPr>
-            <w:tcW w:w="1039" w:type="dxa"/>
-            <w:vAlign w:val="center"/>
-          </w:tcPr>
-          <w:p>
-            <w:pPr>
-              <w:pStyle w:val="BodyText"/>
-              <w:spacing w:after="0"/>
-              <w:ind w:left="0"/>
-              <w:jc w:val="center"/>
-              <w:rPr>
-                <w:iCs/>
-                <w:color w:val="000000"/>
-              </w:rPr>
-            </w:pPr>
-            <w:r>
-              <w:rPr>
-                <w:iCs/>
-                <w:color w:val="000000"/>
-              </w:rPr>
-              <w:t>Pass</w:t>
-            </w:r>
-          </w:p>
-        </w:tc>
-      </w:tr>
-      <w:tr>
-        <w:trPr>
-          <w:trHeight w:val="525"/>
-        </w:trPr>
-        <w:tc>
-          <w:tcPr>
-            <w:tcW w:w="1361" w:type="dxa"/>
-            <w:vAlign w:val="center"/>
-          </w:tcPr>
-          <w:p>
-            <w:pPr>
-              <w:pStyle w:val="BodyText"/>
-              <w:spacing w:after="0"/>
-              <w:ind w:left="0"/>
-              <w:jc w:val="center"/>
-              <w:rPr>
-                <w:iCs/>
-                <w:color w:val="000000"/>
-              </w:rPr>
-            </w:pPr>
-            <w:r>
-              <w:t>P-TC0</w:t>
-            </w:r>
-            <w:r>
-              <w:t>6</w:t>
+              <w:t>P-TC06</w:t>
             </w:r>
           </w:p>
         </w:tc>
@@ -2281,10 +2245,7 @@
               <w:jc w:val="center"/>
             </w:pPr>
             <w:r>
-              <w:t>P-TC</w:t>
-            </w:r>
-            <w:r>
-              <w:t>07</w:t>
+              <w:t>P-TC07</w:t>
             </w:r>
           </w:p>
         </w:tc>
@@ -2692,14 +2653,7 @@
                 <w:iCs/>
                 <w:color w:val="000000"/>
               </w:rPr>
-              <w:t>Expected closing parenthesis</w:t>
-            </w:r>
-            <w:r>
-              <w:rPr>
-                <w:iCs/>
-                <w:color w:val="000000"/>
-              </w:rPr>
-              <w:t xml:space="preserve"> ‘)’</w:t>
+              <w:t>Expected closing parenthesis ‘)’</w:t>
             </w:r>
           </w:p>
         </w:tc>
@@ -2865,14 +2819,7 @@
                 <w:color w:val="000000"/>
               </w:rPr>
               <w:lastRenderedPageBreak/>
-              <w:t xml:space="preserve">Unexpected token after </w:t>
-            </w:r>
-            <w:r>
-              <w:rPr>
-                <w:iCs/>
-                <w:color w:val="000000"/>
-              </w:rPr>
-              <w:t xml:space="preserve">end of </w:t>
+              <w:t xml:space="preserve">Unexpected token after end of </w:t>
             </w:r>
             <w:r>
               <w:rPr>
@@ -2880,14 +2827,7 @@
                 <w:color w:val="000000"/>
               </w:rPr>
               <w:lastRenderedPageBreak/>
-              <w:t>expression</w:t>
-            </w:r>
-            <w:r>
-              <w:rPr>
-                <w:iCs/>
-                <w:color w:val="000000"/>
-              </w:rPr>
-              <w:t>:</w:t>
+              <w:t>expression:</w:t>
             </w:r>
             <w:r>
               <w:rPr>
@@ -2928,758 +2868,6 @@
               </w:rPr>
               <w:lastRenderedPageBreak/>
               <w:t>Pass</w:t>
-            </w:r>
-          </w:p>
-        </w:tc>
-      </w:tr>
-      <w:tr>
-        <w:trPr>
-          <w:trHeight w:val="489"/>
-        </w:trPr>
-        <w:tc>
-          <w:tcPr>
-            <w:tcW w:w="1361" w:type="dxa"/>
-            <w:vAlign w:val="center"/>
-          </w:tcPr>
-          <w:p>
-            <w:pPr>
-              <w:pStyle w:val="BodyText"/>
-              <w:spacing w:after="0"/>
-              <w:ind w:left="0"/>
-              <w:jc w:val="center"/>
-              <w:rPr>
-                <w:iCs/>
-                <w:color w:val="000000"/>
-              </w:rPr>
-            </w:pPr>
-            <w:r>
-              <w:t>P-TC</w:t>
-            </w:r>
-            <w:r>
-              <w:t>1</w:t>
-            </w:r>
-            <w:r>
-              <w:t>1</w:t>
-            </w:r>
-          </w:p>
-        </w:tc>
-        <w:tc>
-          <w:tcPr>
-            <w:tcW w:w="1791" w:type="dxa"/>
-            <w:vAlign w:val="center"/>
-          </w:tcPr>
-          <w:p>
-            <w:pPr>
-              <w:pStyle w:val="BodyText"/>
-              <w:spacing w:after="0"/>
-              <w:ind w:left="0"/>
-              <w:jc w:val="center"/>
-              <w:rPr>
-                <w:iCs/>
-                <w:color w:val="000000"/>
-              </w:rPr>
-            </w:pPr>
-            <w:r>
-              <w:rPr>
-                <w:iCs/>
-                <w:color w:val="000000"/>
-              </w:rPr>
-              <w:t>Detect consecutive operators</w:t>
-            </w:r>
-          </w:p>
-        </w:tc>
-        <w:tc>
-          <w:tcPr>
-            <w:tcW w:w="1696" w:type="dxa"/>
-            <w:vAlign w:val="center"/>
-          </w:tcPr>
-          <w:p>
-            <w:pPr>
-              <w:pStyle w:val="BodyText"/>
-              <w:spacing w:after="0"/>
-              <w:ind w:left="0"/>
-              <w:jc w:val="center"/>
-              <w:rPr>
-                <w:iCs/>
-                <w:color w:val="000000"/>
-              </w:rPr>
-            </w:pPr>
-            <w:r>
-              <w:rPr>
-                <w:iCs/>
-                <w:color w:val="000000"/>
-              </w:rPr>
-              <w:t>3 + * 4</w:t>
-            </w:r>
-          </w:p>
-        </w:tc>
-        <w:tc>
-          <w:tcPr>
-            <w:tcW w:w="1791" w:type="dxa"/>
-            <w:vAlign w:val="center"/>
-          </w:tcPr>
-          <w:p>
-            <w:pPr>
-              <w:pStyle w:val="BodyText"/>
-              <w:spacing w:after="0"/>
-              <w:ind w:left="0"/>
-              <w:jc w:val="center"/>
-              <w:rPr>
-                <w:iCs/>
-                <w:color w:val="000000"/>
-              </w:rPr>
-            </w:pPr>
-            <w:r>
-              <w:rPr>
-                <w:iCs/>
-                <w:color w:val="000000"/>
-              </w:rPr>
-              <w:t>Error: Unexpected token</w:t>
-            </w:r>
-          </w:p>
-        </w:tc>
-        <w:tc>
-          <w:tcPr>
-            <w:tcW w:w="1791" w:type="dxa"/>
-            <w:vAlign w:val="center"/>
-          </w:tcPr>
-          <w:p>
-            <w:pPr>
-              <w:pStyle w:val="BodyText"/>
-              <w:spacing w:after="0"/>
-              <w:ind w:left="0"/>
-              <w:jc w:val="center"/>
-              <w:rPr>
-                <w:iCs/>
-                <w:color w:val="000000"/>
-              </w:rPr>
-            </w:pPr>
-            <w:r>
-              <w:rPr>
-                <w:iCs/>
-                <w:color w:val="000000"/>
-              </w:rPr>
-              <w:t>Unexpected token</w:t>
-            </w:r>
-            <w:r>
-              <w:rPr>
-                <w:iCs/>
-                <w:color w:val="000000"/>
-              </w:rPr>
-              <w:t>: *</w:t>
-            </w:r>
-          </w:p>
-        </w:tc>
-        <w:tc>
-          <w:tcPr>
-            <w:tcW w:w="1039" w:type="dxa"/>
-            <w:vAlign w:val="center"/>
-          </w:tcPr>
-          <w:p>
-            <w:pPr>
-              <w:pStyle w:val="BodyText"/>
-              <w:spacing w:after="0"/>
-              <w:ind w:left="0"/>
-              <w:jc w:val="center"/>
-              <w:rPr>
-                <w:iCs/>
-                <w:color w:val="000000"/>
-              </w:rPr>
-            </w:pPr>
-            <w:r>
-              <w:rPr>
-                <w:iCs/>
-                <w:color w:val="000000"/>
-              </w:rPr>
-              <w:t>Pass</w:t>
-            </w:r>
-          </w:p>
-        </w:tc>
-      </w:tr>
-      <w:tr>
-        <w:trPr>
-          <w:trHeight w:val="489"/>
-        </w:trPr>
-        <w:tc>
-          <w:tcPr>
-            <w:tcW w:w="1361" w:type="dxa"/>
-            <w:vAlign w:val="center"/>
-          </w:tcPr>
-          <w:p>
-            <w:pPr>
-              <w:pStyle w:val="BodyText"/>
-              <w:spacing w:after="0"/>
-              <w:ind w:left="0"/>
-              <w:jc w:val="center"/>
-            </w:pPr>
-            <w:r>
-              <w:t>P-TC12</w:t>
-            </w:r>
-          </w:p>
-        </w:tc>
-        <w:tc>
-          <w:tcPr>
-            <w:tcW w:w="1791" w:type="dxa"/>
-            <w:vAlign w:val="center"/>
-          </w:tcPr>
-          <w:p>
-            <w:pPr>
-              <w:pStyle w:val="BodyText"/>
-              <w:spacing w:after="0"/>
-              <w:ind w:left="0"/>
-              <w:jc w:val="center"/>
-              <w:rPr>
-                <w:iCs/>
-                <w:color w:val="000000"/>
-              </w:rPr>
-            </w:pPr>
-            <w:r>
-              <w:t>Verify parser handles leading negative number</w:t>
-            </w:r>
-          </w:p>
-        </w:tc>
-        <w:tc>
-          <w:tcPr>
-            <w:tcW w:w="1696" w:type="dxa"/>
-            <w:vAlign w:val="center"/>
-          </w:tcPr>
-          <w:p>
-            <w:pPr>
-              <w:pStyle w:val="BodyText"/>
-              <w:spacing w:after="0"/>
-              <w:ind w:left="0"/>
-              <w:jc w:val="center"/>
-              <w:rPr>
-                <w:iCs/>
-                <w:color w:val="000000"/>
-              </w:rPr>
-            </w:pPr>
-            <w:r>
-              <w:t>-5 + 3</w:t>
-            </w:r>
-          </w:p>
-        </w:tc>
-        <w:tc>
-          <w:tcPr>
-            <w:tcW w:w="1791" w:type="dxa"/>
-            <w:vAlign w:val="center"/>
-          </w:tcPr>
-          <w:p>
-            <w:pPr>
-              <w:pStyle w:val="BodyText"/>
-              <w:spacing w:after="0"/>
-              <w:ind w:left="0"/>
-              <w:jc w:val="center"/>
-              <w:rPr>
-                <w:iCs/>
-                <w:color w:val="000000"/>
-              </w:rPr>
-            </w:pPr>
-            <w:r>
-              <w:t xml:space="preserve">Prefix: </w:t>
-            </w:r>
-            <w:r>
-              <w:rPr>
-                <w:rStyle w:val="HTMLCode"/>
-                <w:rFonts w:ascii="Times New Roman" w:hAnsi="Times New Roman" w:cs="Times New Roman"/>
-              </w:rPr>
-              <w:t>+ -5 3</w:t>
-            </w:r>
-          </w:p>
-        </w:tc>
-        <w:tc>
-          <w:tcPr>
-            <w:tcW w:w="1791" w:type="dxa"/>
-            <w:vAlign w:val="center"/>
-          </w:tcPr>
-          <w:p>
-            <w:pPr>
-              <w:pStyle w:val="BodyText"/>
-              <w:spacing w:after="0"/>
-              <w:ind w:left="0"/>
-              <w:jc w:val="center"/>
-              <w:rPr>
-                <w:iCs/>
-                <w:color w:val="000000"/>
-              </w:rPr>
-            </w:pPr>
-            <w:r>
-              <w:rPr>
-                <w:iCs/>
-                <w:color w:val="000000"/>
-              </w:rPr>
-              <w:t>Segmentation fault</w:t>
-            </w:r>
-          </w:p>
-        </w:tc>
-        <w:tc>
-          <w:tcPr>
-            <w:tcW w:w="1039" w:type="dxa"/>
-            <w:vAlign w:val="center"/>
-          </w:tcPr>
-          <w:p>
-            <w:pPr>
-              <w:pStyle w:val="BodyText"/>
-              <w:spacing w:after="0"/>
-              <w:ind w:left="0"/>
-              <w:jc w:val="center"/>
-              <w:rPr>
-                <w:iCs/>
-                <w:color w:val="000000"/>
-              </w:rPr>
-            </w:pPr>
-            <w:r>
-              <w:rPr>
-                <w:iCs/>
-                <w:color w:val="000000"/>
-              </w:rPr>
-              <w:t>Fail</w:t>
-            </w:r>
-          </w:p>
-        </w:tc>
-      </w:tr>
-      <w:tr>
-        <w:trPr>
-          <w:trHeight w:val="489"/>
-        </w:trPr>
-        <w:tc>
-          <w:tcPr>
-            <w:tcW w:w="1361" w:type="dxa"/>
-            <w:vAlign w:val="center"/>
-          </w:tcPr>
-          <w:p>
-            <w:pPr>
-              <w:pStyle w:val="BodyText"/>
-              <w:spacing w:after="0"/>
-              <w:ind w:left="0"/>
-              <w:jc w:val="center"/>
-            </w:pPr>
-            <w:r>
-              <w:t>P-TC1</w:t>
-            </w:r>
-            <w:r>
-              <w:t>3</w:t>
-            </w:r>
-          </w:p>
-        </w:tc>
-        <w:tc>
-          <w:tcPr>
-            <w:tcW w:w="1791" w:type="dxa"/>
-            <w:vAlign w:val="center"/>
-          </w:tcPr>
-          <w:p>
-            <w:pPr>
-              <w:pStyle w:val="BodyText"/>
-              <w:spacing w:after="0"/>
-              <w:ind w:left="0"/>
-              <w:jc w:val="center"/>
-              <w:rPr>
-                <w:iCs/>
-                <w:color w:val="000000"/>
-              </w:rPr>
-            </w:pPr>
-            <w:r>
-              <w:t>Verify parser handles unary negation with parentheses</w:t>
-            </w:r>
-          </w:p>
-        </w:tc>
-        <w:tc>
-          <w:tcPr>
-            <w:tcW w:w="1696" w:type="dxa"/>
-            <w:vAlign w:val="center"/>
-          </w:tcPr>
-          <w:p>
-            <w:pPr>
-              <w:pStyle w:val="BodyText"/>
-              <w:spacing w:after="0"/>
-              <w:ind w:left="0"/>
-              <w:jc w:val="center"/>
-              <w:rPr>
-                <w:iCs/>
-                <w:color w:val="000000"/>
-              </w:rPr>
-            </w:pPr>
-            <w:r>
-              <w:t>-(2 + 3) * 4</w:t>
-            </w:r>
-          </w:p>
-        </w:tc>
-        <w:tc>
-          <w:tcPr>
-            <w:tcW w:w="1791" w:type="dxa"/>
-            <w:vAlign w:val="center"/>
-          </w:tcPr>
-          <w:p>
-            <w:pPr>
-              <w:pStyle w:val="BodyText"/>
-              <w:spacing w:after="0"/>
-              <w:ind w:left="0"/>
-              <w:jc w:val="center"/>
-              <w:rPr>
-                <w:iCs/>
-                <w:color w:val="000000"/>
-              </w:rPr>
-            </w:pPr>
-            <w:r>
-              <w:t xml:space="preserve">Prefix: </w:t>
-            </w:r>
-            <w:r>
-              <w:rPr>
-                <w:rStyle w:val="HTMLCode"/>
-                <w:rFonts w:ascii="Times New Roman" w:hAnsi="Times New Roman" w:cs="Times New Roman"/>
-              </w:rPr>
-              <w:t>* - + 2 3 4</w:t>
-            </w:r>
-            <w:r>
-              <w:t xml:space="preserve"> or </w:t>
-            </w:r>
-            <w:r>
-              <w:rPr>
-                <w:rStyle w:val="HTMLCode"/>
-                <w:rFonts w:ascii="Times New Roman" w:hAnsi="Times New Roman" w:cs="Times New Roman"/>
-              </w:rPr>
-              <w:t>* neg + 2 3 4</w:t>
-            </w:r>
-          </w:p>
-        </w:tc>
-        <w:tc>
-          <w:tcPr>
-            <w:tcW w:w="1791" w:type="dxa"/>
-            <w:vAlign w:val="center"/>
-          </w:tcPr>
-          <w:p>
-            <w:pPr>
-              <w:pStyle w:val="BodyText"/>
-              <w:spacing w:after="0"/>
-              <w:ind w:left="0"/>
-              <w:jc w:val="center"/>
-              <w:rPr>
-                <w:iCs/>
-                <w:color w:val="000000"/>
-              </w:rPr>
-            </w:pPr>
-            <w:r>
-              <w:rPr>
-                <w:iCs/>
-                <w:color w:val="000000"/>
-              </w:rPr>
-              <w:t>Segmentation fault</w:t>
-            </w:r>
-          </w:p>
-        </w:tc>
-        <w:tc>
-          <w:tcPr>
-            <w:tcW w:w="1039" w:type="dxa"/>
-            <w:vAlign w:val="center"/>
-          </w:tcPr>
-          <w:p>
-            <w:pPr>
-              <w:pStyle w:val="BodyText"/>
-              <w:spacing w:after="0"/>
-              <w:ind w:left="0"/>
-              <w:jc w:val="center"/>
-              <w:rPr>
-                <w:iCs/>
-                <w:color w:val="000000"/>
-              </w:rPr>
-            </w:pPr>
-            <w:r>
-              <w:rPr>
-                <w:iCs/>
-                <w:color w:val="000000"/>
-              </w:rPr>
-              <w:t>Fail</w:t>
-            </w:r>
-          </w:p>
-        </w:tc>
-      </w:tr>
-      <w:tr>
-        <w:trPr>
-          <w:trHeight w:val="489"/>
-        </w:trPr>
-        <w:tc>
-          <w:tcPr>
-            <w:tcW w:w="1361" w:type="dxa"/>
-            <w:vAlign w:val="center"/>
-          </w:tcPr>
-          <w:p>
-            <w:pPr>
-              <w:pStyle w:val="BodyText"/>
-              <w:spacing w:after="0"/>
-              <w:ind w:left="0"/>
-              <w:jc w:val="center"/>
-            </w:pPr>
-            <w:r>
-              <w:t>P-TC1</w:t>
-            </w:r>
-            <w:r>
-              <w:t>4</w:t>
-            </w:r>
-          </w:p>
-        </w:tc>
-        <w:tc>
-          <w:tcPr>
-            <w:tcW w:w="1791" w:type="dxa"/>
-            <w:vAlign w:val="center"/>
-          </w:tcPr>
-          <w:p>
-            <w:pPr>
-              <w:pStyle w:val="BodyText"/>
-              <w:spacing w:after="0"/>
-              <w:ind w:left="0"/>
-              <w:jc w:val="center"/>
-              <w:rPr>
-                <w:iCs/>
-                <w:color w:val="000000"/>
-              </w:rPr>
-            </w:pPr>
-            <w:r>
-              <w:t xml:space="preserve">Verify parser handles decimal </w:t>
-            </w:r>
-            <w:r>
-              <w:t>expression</w:t>
-            </w:r>
-          </w:p>
-        </w:tc>
-        <w:tc>
-          <w:tcPr>
-            <w:tcW w:w="1696" w:type="dxa"/>
-            <w:vAlign w:val="center"/>
-          </w:tcPr>
-          <w:p>
-            <w:pPr>
-              <w:pStyle w:val="BodyText"/>
-              <w:spacing w:after="0"/>
-              <w:ind w:left="0"/>
-              <w:jc w:val="center"/>
-              <w:rPr>
-                <w:iCs/>
-                <w:color w:val="000000"/>
-              </w:rPr>
-            </w:pPr>
-            <w:r>
-              <w:t>3.14 * 2</w:t>
-            </w:r>
-          </w:p>
-        </w:tc>
-        <w:tc>
-          <w:tcPr>
-            <w:tcW w:w="1791" w:type="dxa"/>
-            <w:vAlign w:val="center"/>
-          </w:tcPr>
-          <w:p>
-            <w:pPr>
-              <w:pStyle w:val="BodyText"/>
-              <w:spacing w:after="0"/>
-              <w:ind w:left="0"/>
-              <w:jc w:val="center"/>
-              <w:rPr>
-                <w:iCs/>
-                <w:color w:val="000000"/>
-              </w:rPr>
-            </w:pPr>
-            <w:r>
-              <w:t xml:space="preserve">Prefix: </w:t>
-            </w:r>
-            <w:r>
-              <w:rPr>
-                <w:rStyle w:val="HTMLCode"/>
-                <w:rFonts w:ascii="Times New Roman" w:hAnsi="Times New Roman" w:cs="Times New Roman"/>
-              </w:rPr>
-              <w:t>* 3.14 2</w:t>
-            </w:r>
-          </w:p>
-        </w:tc>
-        <w:tc>
-          <w:tcPr>
-            <w:tcW w:w="1791" w:type="dxa"/>
-            <w:vAlign w:val="center"/>
-          </w:tcPr>
-          <w:p>
-            <w:pPr>
-              <w:pStyle w:val="BodyText"/>
-              <w:spacing w:after="0"/>
-              <w:ind w:left="0"/>
-              <w:rPr>
-                <w:iCs/>
-                <w:color w:val="000000"/>
-              </w:rPr>
-            </w:pPr>
-            <w:r>
-              <w:t>Tokenizer output: 3. 14 * 2</w:t>
-            </w:r>
-            <w:r>
-              <w:br/>
-              <w:t>Parser error: Unexpected token after end of expression: 14</w:t>
-            </w:r>
-          </w:p>
-        </w:tc>
-        <w:tc>
-          <w:tcPr>
-            <w:tcW w:w="1039" w:type="dxa"/>
-            <w:vAlign w:val="center"/>
-          </w:tcPr>
-          <w:p>
-            <w:pPr>
-              <w:pStyle w:val="BodyText"/>
-              <w:spacing w:after="0"/>
-              <w:ind w:left="0"/>
-              <w:jc w:val="center"/>
-              <w:rPr>
-                <w:iCs/>
-                <w:color w:val="000000"/>
-              </w:rPr>
-            </w:pPr>
-            <w:r>
-              <w:rPr>
-                <w:iCs/>
-                <w:color w:val="000000"/>
-              </w:rPr>
-              <w:t>Fail</w:t>
-            </w:r>
-          </w:p>
-        </w:tc>
-      </w:tr>
-      <w:tr>
-        <w:trPr>
-          <w:trHeight w:val="489"/>
-        </w:trPr>
-        <w:tc>
-          <w:tcPr>
-            <w:tcW w:w="1361" w:type="dxa"/>
-            <w:vAlign w:val="center"/>
-          </w:tcPr>
-          <w:p>
-            <w:pPr>
-              <w:pStyle w:val="BodyText"/>
-              <w:spacing w:after="0"/>
-              <w:ind w:left="0"/>
-              <w:jc w:val="center"/>
-            </w:pPr>
-            <w:r>
-              <w:t>P-TC1</w:t>
-            </w:r>
-            <w:r>
-              <w:t>5</w:t>
-            </w:r>
-          </w:p>
-        </w:tc>
-        <w:tc>
-          <w:tcPr>
-            <w:tcW w:w="1791" w:type="dxa"/>
-            <w:vAlign w:val="center"/>
-          </w:tcPr>
-          <w:p>
-            <w:pPr>
-              <w:pStyle w:val="BodyText"/>
-              <w:spacing w:after="0"/>
-              <w:ind w:left="0"/>
-              <w:jc w:val="center"/>
-              <w:rPr>
-                <w:iCs/>
-                <w:color w:val="000000"/>
-              </w:rPr>
-            </w:pPr>
-            <w:r>
-              <w:t>Verify parser handles a complex expression with precedence, parentheses, and exponentiation</w:t>
-            </w:r>
-          </w:p>
-        </w:tc>
-        <w:tc>
-          <w:tcPr>
-            <w:tcW w:w="1696" w:type="dxa"/>
-            <w:vAlign w:val="center"/>
-          </w:tcPr>
-          <w:p>
-            <w:pPr>
-              <w:pStyle w:val="BodyText"/>
-              <w:spacing w:after="0"/>
-              <w:ind w:left="0"/>
-              <w:jc w:val="center"/>
-              <w:rPr>
-                <w:iCs/>
-                <w:color w:val="000000"/>
-              </w:rPr>
-            </w:pPr>
-            <w:r>
-              <w:t>3 + 4 * 2 / (1 - 5) ** 2 ** 3</w:t>
-            </w:r>
-          </w:p>
-        </w:tc>
-        <w:tc>
-          <w:tcPr>
-            <w:tcW w:w="1791" w:type="dxa"/>
-            <w:vAlign w:val="center"/>
-          </w:tcPr>
-          <w:p>
-            <w:pPr>
-              <w:pStyle w:val="BodyText"/>
-              <w:spacing w:after="0"/>
-              <w:ind w:left="0"/>
-              <w:jc w:val="center"/>
-              <w:rPr>
-                <w:iCs/>
-                <w:color w:val="000000"/>
-              </w:rPr>
-            </w:pPr>
-            <w:r>
-              <w:t xml:space="preserve">Prefix: </w:t>
-            </w:r>
-            <w:r>
-              <w:rPr>
-                <w:rStyle w:val="HTMLCode"/>
-                <w:rFonts w:ascii="Times New Roman" w:hAnsi="Times New Roman" w:cs="Times New Roman"/>
-              </w:rPr>
-              <w:t>+ 3 / * 4 2 ** - 1 5 ** 2 3</w:t>
-            </w:r>
-          </w:p>
-        </w:tc>
-        <w:tc>
-          <w:tcPr>
-            <w:tcW w:w="1791" w:type="dxa"/>
-            <w:vAlign w:val="center"/>
-          </w:tcPr>
-          <w:p>
-            <w:pPr>
-              <w:pStyle w:val="BodyText"/>
-              <w:spacing w:after="0"/>
-              <w:ind w:left="0"/>
-              <w:jc w:val="center"/>
-              <w:rPr>
-                <w:iCs/>
-                <w:color w:val="000000"/>
-              </w:rPr>
-            </w:pPr>
-            <w:r>
-              <w:t>T</w:t>
-            </w:r>
-            <w:r>
-              <w:t>okenizer produced incorrect tokens due to character conversion issue</w:t>
-            </w:r>
-          </w:p>
-        </w:tc>
-        <w:tc>
-          <w:tcPr>
-            <w:tcW w:w="1039" w:type="dxa"/>
-            <w:vAlign w:val="center"/>
-          </w:tcPr>
-          <w:p>
-            <w:pPr>
-              <w:pStyle w:val="BodyText"/>
-              <w:spacing w:after="0"/>
-              <w:ind w:left="0"/>
-              <w:jc w:val="center"/>
-              <w:rPr>
-                <w:iCs/>
-                <w:color w:val="000000"/>
-              </w:rPr>
-            </w:pPr>
-            <w:r>
-              <w:rPr>
-                <w:iCs/>
-                <w:color w:val="000000"/>
-              </w:rPr>
-              <w:t>Fail</w:t>
             </w:r>
           </w:p>
         </w:tc>
@@ -4384,16 +3572,7 @@
         </w:tcPr>
         <w:p>
           <w:r>
-            <w:t>EECS348-</w:t>
-          </w:r>
-          <w:r>
-            <w:t>TC</w:t>
-          </w:r>
-          <w:r>
-            <w:t>-TermProj-v1.</w:t>
-          </w:r>
-          <w:r>
-            <w:t>0</w:t>
+            <w:t>EECS348-TC-TermProj-v1.0</w:t>
           </w:r>
         </w:p>
       </w:tc>

--- a/documentation/05-Test-Cases.docx
+++ b/documentation/05-Test-Cases.docx
@@ -7,7 +7,19 @@
         <w:pStyle w:val="Project"/>
       </w:pPr>
       <w:r>
-        <w:t>Arithmetic Expression Evaluator C++</w:t>
+        <w:fldChar w:fldCharType="begin"/>
+      </w:r>
+      <w:r>
+        <w:instrText xml:space="preserve"> SUBJECT  \* MERGEFORMAT </w:instrText>
+      </w:r>
+      <w:r>
+        <w:fldChar w:fldCharType="separate"/>
+      </w:r>
+      <w:r>
+        <w:t>Arithmetic Expression Evaluator in C++</w:t>
+      </w:r>
+      <w:r>
+        <w:fldChar w:fldCharType="end"/>
       </w:r>
     </w:p>
     <w:p>
@@ -42,14 +54,12 @@
       <w:r>
         <w:rPr>
           <w:sz w:val="28"/>
-          <w:highlight w:val="yellow"/>
         </w:rPr>
         <w:t xml:space="preserve">Version </w:t>
       </w:r>
       <w:r>
         <w:rPr>
           <w:sz w:val="28"/>
-          <w:highlight w:val="yellow"/>
         </w:rPr>
         <w:t>1.1</w:t>
       </w:r>
@@ -64,7 +74,17 @@
     </w:p>
     <w:p>
       <w:pPr>
+        <w:jc w:val="right"/>
+      </w:pPr>
+    </w:p>
+    <w:p>
+      <w:pPr>
         <w:pStyle w:val="InfoBlue"/>
+        <w:ind w:left="0"/>
+        <w:rPr>
+          <w:i w:val="0"/>
+          <w:iCs/>
+        </w:rPr>
         <w:sectPr>
           <w:headerReference w:type="default" r:id="rId7"/>
           <w:footerReference w:type="even" r:id="rId8"/>
@@ -196,13 +216,7 @@
               <w:pStyle w:val="Tabletext"/>
             </w:pPr>
             <w:r>
-              <w:t>0</w:t>
-            </w:r>
-            <w:r>
-              <w:t>5</w:t>
-            </w:r>
-            <w:r>
-              <w:t>/May/2026</w:t>
+              <w:t>01/May/26</w:t>
             </w:r>
           </w:p>
         </w:tc>
@@ -215,7 +229,7 @@
               <w:pStyle w:val="Tabletext"/>
             </w:pPr>
             <w:r>
-              <w:t>1.1</w:t>
+              <w:t>1.0</w:t>
             </w:r>
           </w:p>
         </w:tc>
@@ -228,10 +242,7 @@
               <w:pStyle w:val="Tabletext"/>
             </w:pPr>
             <w:r>
-              <w:t xml:space="preserve">Added test cases for Evaluator </w:t>
-            </w:r>
-            <w:r>
-              <w:t>module</w:t>
+              <w:t>Added Test Cases for Parser</w:t>
             </w:r>
           </w:p>
         </w:tc>
@@ -244,7 +255,10 @@
               <w:pStyle w:val="Tabletext"/>
             </w:pPr>
             <w:r>
-              <w:t>John P.</w:t>
+              <w:t>Yecolia E</w:t>
+            </w:r>
+            <w:r>
+              <w:t>.</w:t>
             </w:r>
           </w:p>
         </w:tc>
@@ -258,6 +272,9 @@
             <w:pPr>
               <w:pStyle w:val="Tabletext"/>
             </w:pPr>
+            <w:r>
+              <w:t>05/May/26</w:t>
+            </w:r>
           </w:p>
         </w:tc>
         <w:tc>
@@ -268,6 +285,9 @@
             <w:pPr>
               <w:pStyle w:val="Tabletext"/>
             </w:pPr>
+            <w:r>
+              <w:t>1.1</w:t>
+            </w:r>
           </w:p>
         </w:tc>
         <w:tc>
@@ -278,6 +298,9 @@
             <w:pPr>
               <w:pStyle w:val="Tabletext"/>
             </w:pPr>
+            <w:r>
+              <w:t>Added Test Cases for Evaluator module</w:t>
+            </w:r>
           </w:p>
         </w:tc>
         <w:tc>
@@ -288,6 +311,9 @@
             <w:pPr>
               <w:pStyle w:val="Tabletext"/>
             </w:pPr>
+            <w:r>
+              <w:t>John P.</w:t>
+            </w:r>
           </w:p>
         </w:tc>
       </w:tr>
@@ -300,6 +326,9 @@
             <w:pPr>
               <w:pStyle w:val="Tabletext"/>
             </w:pPr>
+            <w:r>
+              <w:t>07/May/26</w:t>
+            </w:r>
           </w:p>
         </w:tc>
         <w:tc>
@@ -310,6 +339,9 @@
             <w:pPr>
               <w:pStyle w:val="Tabletext"/>
             </w:pPr>
+            <w:r>
+              <w:t>1.2</w:t>
+            </w:r>
           </w:p>
         </w:tc>
         <w:tc>
@@ -320,6 +352,9 @@
             <w:pPr>
               <w:pStyle w:val="Tabletext"/>
             </w:pPr>
+            <w:r>
+              <w:t>Added tokenizer and system integration test cases</w:t>
+            </w:r>
           </w:p>
         </w:tc>
         <w:tc>
@@ -330,6 +365,9 @@
             <w:pPr>
               <w:pStyle w:val="Tabletext"/>
             </w:pPr>
+            <w:r>
+              <w:t>Yecolia E.</w:t>
+            </w:r>
           </w:p>
         </w:tc>
       </w:tr>
@@ -397,9 +435,6 @@
           <w:tab w:val="left" w:pos="432"/>
         </w:tabs>
         <w:rPr>
-          <w:rFonts w:ascii="Calibri" w:hAnsi="Calibri" w:cs="Arial"/>
-          <w:noProof/>
-          <w:kern w:val="2"/>
           <w:sz w:val="24"/>
           <w:szCs w:val="24"/>
         </w:rPr>
@@ -415,15 +450,12 @@
       </w:r>
       <w:r>
         <w:rPr>
-          <w:noProof/>
+          <w:szCs w:val="24"/>
         </w:rPr>
         <w:t>1.</w:t>
       </w:r>
       <w:r>
         <w:rPr>
-          <w:rFonts w:ascii="Calibri" w:hAnsi="Calibri" w:cs="Arial"/>
-          <w:noProof/>
-          <w:kern w:val="2"/>
           <w:sz w:val="24"/>
           <w:szCs w:val="24"/>
         </w:rPr>
@@ -431,37 +463,20 @@
       </w:r>
       <w:r>
         <w:rPr>
-          <w:noProof/>
+          <w:szCs w:val="24"/>
         </w:rPr>
         <w:t>Purpose</w:t>
       </w:r>
       <w:r>
-        <w:rPr>
-          <w:noProof/>
-        </w:rPr>
         <w:tab/>
       </w:r>
       <w:r>
-        <w:rPr>
-          <w:noProof/>
-        </w:rPr>
         <w:fldChar w:fldCharType="begin"/>
       </w:r>
       <w:r>
-        <w:rPr>
-          <w:noProof/>
-        </w:rPr>
-        <w:instrText xml:space="preserve"> PAGEREF _Toc228877934 \h </w:instrText>
-      </w:r>
-      <w:r>
-        <w:rPr>
-          <w:noProof/>
-        </w:rPr>
-      </w:r>
-      <w:r>
-        <w:rPr>
-          <w:noProof/>
-        </w:rPr>
+        <w:instrText xml:space="preserve"> PAGEREF _Toc5431510 \h </w:instrText>
+      </w:r>
+      <w:r>
         <w:fldChar w:fldCharType="separate"/>
       </w:r>
       <w:r>
@@ -471,9 +486,6 @@
         <w:t>4</w:t>
       </w:r>
       <w:r>
-        <w:rPr>
-          <w:noProof/>
-        </w:rPr>
         <w:fldChar w:fldCharType="end"/>
       </w:r>
     </w:p>
@@ -484,24 +496,18 @@
           <w:tab w:val="left" w:pos="432"/>
         </w:tabs>
         <w:rPr>
-          <w:rFonts w:ascii="Calibri" w:hAnsi="Calibri" w:cs="Arial"/>
-          <w:noProof/>
-          <w:kern w:val="2"/>
           <w:sz w:val="24"/>
           <w:szCs w:val="24"/>
         </w:rPr>
       </w:pPr>
       <w:r>
         <w:rPr>
-          <w:noProof/>
+          <w:szCs w:val="24"/>
         </w:rPr>
         <w:t>2.</w:t>
       </w:r>
       <w:r>
         <w:rPr>
-          <w:rFonts w:ascii="Calibri" w:hAnsi="Calibri" w:cs="Arial"/>
-          <w:noProof/>
-          <w:kern w:val="2"/>
           <w:sz w:val="24"/>
           <w:szCs w:val="24"/>
         </w:rPr>
@@ -509,37 +515,20 @@
       </w:r>
       <w:r>
         <w:rPr>
-          <w:noProof/>
+          <w:szCs w:val="24"/>
         </w:rPr>
-        <w:t>Test case table</w:t>
-      </w:r>
-      <w:r>
-        <w:rPr>
-          <w:noProof/>
-        </w:rPr>
+        <w:t>Test case identifier</w:t>
+      </w:r>
+      <w:r>
         <w:tab/>
       </w:r>
       <w:r>
-        <w:rPr>
-          <w:noProof/>
-        </w:rPr>
         <w:fldChar w:fldCharType="begin"/>
       </w:r>
       <w:r>
-        <w:rPr>
-          <w:noProof/>
-        </w:rPr>
-        <w:instrText xml:space="preserve"> PAGEREF _Toc228877935 \h </w:instrText>
-      </w:r>
-      <w:r>
-        <w:rPr>
-          <w:noProof/>
-        </w:rPr>
-      </w:r>
-      <w:r>
-        <w:rPr>
-          <w:noProof/>
-        </w:rPr>
+        <w:instrText xml:space="preserve"> PAGEREF _Toc5431511 \h </w:instrText>
+      </w:r>
+      <w:r>
         <w:fldChar w:fldCharType="separate"/>
       </w:r>
       <w:r>
@@ -549,9 +538,456 @@
         <w:t>4</w:t>
       </w:r>
       <w:r>
+        <w:fldChar w:fldCharType="end"/>
+      </w:r>
+    </w:p>
+    <w:p>
+      <w:pPr>
+        <w:pStyle w:val="TOC1"/>
+        <w:tabs>
+          <w:tab w:val="left" w:pos="432"/>
+        </w:tabs>
+        <w:rPr>
+          <w:sz w:val="24"/>
+          <w:szCs w:val="24"/>
+        </w:rPr>
+      </w:pPr>
+      <w:r>
+        <w:rPr>
+          <w:szCs w:val="24"/>
+        </w:rPr>
+        <w:t>3.</w:t>
+      </w:r>
+      <w:r>
+        <w:rPr>
+          <w:sz w:val="24"/>
+          <w:szCs w:val="24"/>
+        </w:rPr>
+        <w:tab/>
+      </w:r>
+      <w:r>
+        <w:rPr>
+          <w:szCs w:val="24"/>
+        </w:rPr>
+        <w:t>Test item</w:t>
+      </w:r>
+      <w:r>
+        <w:tab/>
+      </w:r>
+      <w:r>
+        <w:fldChar w:fldCharType="begin"/>
+      </w:r>
+      <w:r>
+        <w:instrText xml:space="preserve"> PAGEREF _Toc5431512 \h </w:instrText>
+      </w:r>
+      <w:r>
+        <w:fldChar w:fldCharType="separate"/>
+      </w:r>
+      <w:r>
         <w:rPr>
           <w:noProof/>
         </w:rPr>
+        <w:t>4</w:t>
+      </w:r>
+      <w:r>
+        <w:fldChar w:fldCharType="end"/>
+      </w:r>
+    </w:p>
+    <w:p>
+      <w:pPr>
+        <w:pStyle w:val="TOC1"/>
+        <w:tabs>
+          <w:tab w:val="left" w:pos="432"/>
+        </w:tabs>
+        <w:rPr>
+          <w:sz w:val="24"/>
+          <w:szCs w:val="24"/>
+        </w:rPr>
+      </w:pPr>
+      <w:r>
+        <w:rPr>
+          <w:szCs w:val="24"/>
+        </w:rPr>
+        <w:t>4.</w:t>
+      </w:r>
+      <w:r>
+        <w:rPr>
+          <w:sz w:val="24"/>
+          <w:szCs w:val="24"/>
+        </w:rPr>
+        <w:tab/>
+      </w:r>
+      <w:r>
+        <w:rPr>
+          <w:szCs w:val="24"/>
+        </w:rPr>
+        <w:t>Input specifications</w:t>
+      </w:r>
+      <w:r>
+        <w:tab/>
+      </w:r>
+      <w:r>
+        <w:fldChar w:fldCharType="begin"/>
+      </w:r>
+      <w:r>
+        <w:instrText xml:space="preserve"> PAGEREF _Toc5431513 \h </w:instrText>
+      </w:r>
+      <w:r>
+        <w:fldChar w:fldCharType="separate"/>
+      </w:r>
+      <w:r>
+        <w:rPr>
+          <w:noProof/>
+        </w:rPr>
+        <w:t>4</w:t>
+      </w:r>
+      <w:r>
+        <w:fldChar w:fldCharType="end"/>
+      </w:r>
+    </w:p>
+    <w:p>
+      <w:pPr>
+        <w:pStyle w:val="TOC1"/>
+        <w:tabs>
+          <w:tab w:val="left" w:pos="432"/>
+        </w:tabs>
+        <w:rPr>
+          <w:sz w:val="24"/>
+          <w:szCs w:val="24"/>
+        </w:rPr>
+      </w:pPr>
+      <w:r>
+        <w:rPr>
+          <w:szCs w:val="24"/>
+        </w:rPr>
+        <w:t>5.</w:t>
+      </w:r>
+      <w:r>
+        <w:rPr>
+          <w:sz w:val="24"/>
+          <w:szCs w:val="24"/>
+        </w:rPr>
+        <w:tab/>
+      </w:r>
+      <w:r>
+        <w:rPr>
+          <w:szCs w:val="24"/>
+        </w:rPr>
+        <w:t>Output specifications</w:t>
+      </w:r>
+      <w:r>
+        <w:tab/>
+      </w:r>
+      <w:r>
+        <w:fldChar w:fldCharType="begin"/>
+      </w:r>
+      <w:r>
+        <w:instrText xml:space="preserve"> PAGEREF _Toc5431514 \h </w:instrText>
+      </w:r>
+      <w:r>
+        <w:fldChar w:fldCharType="separate"/>
+      </w:r>
+      <w:r>
+        <w:rPr>
+          <w:noProof/>
+        </w:rPr>
+        <w:t>4</w:t>
+      </w:r>
+      <w:r>
+        <w:fldChar w:fldCharType="end"/>
+      </w:r>
+    </w:p>
+    <w:p>
+      <w:pPr>
+        <w:pStyle w:val="TOC1"/>
+        <w:tabs>
+          <w:tab w:val="left" w:pos="432"/>
+        </w:tabs>
+        <w:rPr>
+          <w:sz w:val="24"/>
+          <w:szCs w:val="24"/>
+        </w:rPr>
+      </w:pPr>
+      <w:r>
+        <w:rPr>
+          <w:szCs w:val="24"/>
+        </w:rPr>
+        <w:t>6.</w:t>
+      </w:r>
+      <w:r>
+        <w:rPr>
+          <w:sz w:val="24"/>
+          <w:szCs w:val="24"/>
+        </w:rPr>
+        <w:tab/>
+      </w:r>
+      <w:r>
+        <w:rPr>
+          <w:szCs w:val="24"/>
+        </w:rPr>
+        <w:t>Environmental needs</w:t>
+      </w:r>
+      <w:r>
+        <w:tab/>
+      </w:r>
+      <w:r>
+        <w:fldChar w:fldCharType="begin"/>
+      </w:r>
+      <w:r>
+        <w:instrText xml:space="preserve"> PAGEREF _Toc5431515 \h </w:instrText>
+      </w:r>
+      <w:r>
+        <w:fldChar w:fldCharType="separate"/>
+      </w:r>
+      <w:r>
+        <w:rPr>
+          <w:noProof/>
+        </w:rPr>
+        <w:t>4</w:t>
+      </w:r>
+      <w:r>
+        <w:fldChar w:fldCharType="end"/>
+      </w:r>
+    </w:p>
+    <w:p>
+      <w:pPr>
+        <w:pStyle w:val="TOC3"/>
+        <w:tabs>
+          <w:tab w:val="left" w:pos="1600"/>
+        </w:tabs>
+        <w:rPr>
+          <w:sz w:val="24"/>
+          <w:szCs w:val="24"/>
+        </w:rPr>
+      </w:pPr>
+      <w:r>
+        <w:t>6.1.1</w:t>
+      </w:r>
+      <w:r>
+        <w:rPr>
+          <w:sz w:val="24"/>
+          <w:szCs w:val="24"/>
+        </w:rPr>
+        <w:tab/>
+      </w:r>
+      <w:r>
+        <w:t>Hardware</w:t>
+      </w:r>
+      <w:r>
+        <w:tab/>
+      </w:r>
+      <w:r>
+        <w:fldChar w:fldCharType="begin"/>
+      </w:r>
+      <w:r>
+        <w:instrText xml:space="preserve"> PAGEREF _Toc5431516 \h </w:instrText>
+      </w:r>
+      <w:r>
+        <w:fldChar w:fldCharType="separate"/>
+      </w:r>
+      <w:r>
+        <w:rPr>
+          <w:noProof/>
+        </w:rPr>
+        <w:t>4</w:t>
+      </w:r>
+      <w:r>
+        <w:fldChar w:fldCharType="end"/>
+      </w:r>
+    </w:p>
+    <w:p>
+      <w:pPr>
+        <w:pStyle w:val="TOC3"/>
+        <w:tabs>
+          <w:tab w:val="left" w:pos="1600"/>
+        </w:tabs>
+        <w:rPr>
+          <w:sz w:val="24"/>
+          <w:szCs w:val="24"/>
+        </w:rPr>
+      </w:pPr>
+      <w:r>
+        <w:t>6.1.2</w:t>
+      </w:r>
+      <w:r>
+        <w:rPr>
+          <w:sz w:val="24"/>
+          <w:szCs w:val="24"/>
+        </w:rPr>
+        <w:tab/>
+      </w:r>
+      <w:r>
+        <w:t>Software</w:t>
+      </w:r>
+      <w:r>
+        <w:tab/>
+      </w:r>
+      <w:r>
+        <w:fldChar w:fldCharType="begin"/>
+      </w:r>
+      <w:r>
+        <w:instrText xml:space="preserve"> PAGEREF _Toc5431517 \h </w:instrText>
+      </w:r>
+      <w:r>
+        <w:fldChar w:fldCharType="separate"/>
+      </w:r>
+      <w:r>
+        <w:rPr>
+          <w:noProof/>
+        </w:rPr>
+        <w:t>4</w:t>
+      </w:r>
+      <w:r>
+        <w:fldChar w:fldCharType="end"/>
+      </w:r>
+    </w:p>
+    <w:p>
+      <w:pPr>
+        <w:pStyle w:val="TOC3"/>
+        <w:tabs>
+          <w:tab w:val="left" w:pos="1600"/>
+        </w:tabs>
+        <w:rPr>
+          <w:sz w:val="24"/>
+          <w:szCs w:val="24"/>
+        </w:rPr>
+      </w:pPr>
+      <w:r>
+        <w:t>6.1.3</w:t>
+      </w:r>
+      <w:r>
+        <w:rPr>
+          <w:sz w:val="24"/>
+          <w:szCs w:val="24"/>
+        </w:rPr>
+        <w:tab/>
+      </w:r>
+      <w:r>
+        <w:t>Other</w:t>
+      </w:r>
+      <w:r>
+        <w:tab/>
+      </w:r>
+      <w:r>
+        <w:fldChar w:fldCharType="begin"/>
+      </w:r>
+      <w:r>
+        <w:instrText xml:space="preserve"> PAGEREF _Toc5431518 \h </w:instrText>
+      </w:r>
+      <w:r>
+        <w:fldChar w:fldCharType="separate"/>
+      </w:r>
+      <w:r>
+        <w:rPr>
+          <w:noProof/>
+        </w:rPr>
+        <w:t>4</w:t>
+      </w:r>
+      <w:r>
+        <w:fldChar w:fldCharType="end"/>
+      </w:r>
+    </w:p>
+    <w:p>
+      <w:pPr>
+        <w:pStyle w:val="TOC1"/>
+        <w:tabs>
+          <w:tab w:val="left" w:pos="432"/>
+        </w:tabs>
+        <w:rPr>
+          <w:sz w:val="24"/>
+          <w:szCs w:val="24"/>
+        </w:rPr>
+      </w:pPr>
+      <w:r>
+        <w:rPr>
+          <w:szCs w:val="24"/>
+        </w:rPr>
+        <w:t>7.</w:t>
+      </w:r>
+      <w:r>
+        <w:rPr>
+          <w:sz w:val="24"/>
+          <w:szCs w:val="24"/>
+        </w:rPr>
+        <w:tab/>
+      </w:r>
+      <w:r>
+        <w:rPr>
+          <w:szCs w:val="24"/>
+        </w:rPr>
+        <w:t>Special procedural requirements</w:t>
+      </w:r>
+      <w:r>
+        <w:tab/>
+      </w:r>
+      <w:r>
+        <w:fldChar w:fldCharType="begin"/>
+      </w:r>
+      <w:r>
+        <w:instrText xml:space="preserve"> PAGEREF _Toc5431519 \h </w:instrText>
+      </w:r>
+      <w:r>
+        <w:fldChar w:fldCharType="separate"/>
+      </w:r>
+      <w:r>
+        <w:rPr>
+          <w:noProof/>
+        </w:rPr>
+        <w:t>5</w:t>
+      </w:r>
+      <w:r>
+        <w:fldChar w:fldCharType="end"/>
+      </w:r>
+    </w:p>
+    <w:p>
+      <w:pPr>
+        <w:pStyle w:val="TOC1"/>
+        <w:tabs>
+          <w:tab w:val="left" w:pos="432"/>
+        </w:tabs>
+        <w:rPr>
+          <w:sz w:val="24"/>
+          <w:szCs w:val="24"/>
+        </w:rPr>
+      </w:pPr>
+      <w:r>
+        <w:rPr>
+          <w:szCs w:val="24"/>
+        </w:rPr>
+        <w:t>8.</w:t>
+      </w:r>
+      <w:r>
+        <w:rPr>
+          <w:sz w:val="24"/>
+          <w:szCs w:val="24"/>
+        </w:rPr>
+        <w:tab/>
+      </w:r>
+      <w:r>
+        <w:rPr>
+          <w:szCs w:val="24"/>
+        </w:rPr>
+        <w:t>Intercase dependencies</w:t>
+      </w:r>
+      <w:r>
+        <w:tab/>
+      </w:r>
+      <w:r>
+        <w:fldChar w:fldCharType="begin"/>
+      </w:r>
+      <w:r>
+        <w:instrText xml:space="preserve"> PAGEREF _Toc5431520 \h </w:instrText>
+      </w:r>
+      <w:r>
+        <w:fldChar w:fldCharType="separate"/>
+      </w:r>
+      <w:r>
+        <w:rPr>
+          <w:noProof/>
+        </w:rPr>
+        <w:t>5</w:t>
+      </w:r>
+      <w:r>
         <w:fldChar w:fldCharType="end"/>
       </w:r>
     </w:p>
@@ -580,8 +1016,8 @@
       <w:bookmarkStart w:id="2" w:name="_Toc324851941"/>
       <w:bookmarkStart w:id="3" w:name="_Toc324915524"/>
       <w:bookmarkStart w:id="4" w:name="_Toc433104437"/>
-      <w:bookmarkStart w:id="5" w:name="_Toc433104436"/>
-      <w:bookmarkStart w:id="6" w:name="_Toc228877934"/>
+      <w:bookmarkStart w:id="5" w:name="_Toc5431510"/>
+      <w:bookmarkStart w:id="6" w:name="_Toc433104436"/>
       <w:r>
         <w:t>Purpose</w:t>
       </w:r>
@@ -590,185 +1026,122 @@
       <w:bookmarkEnd w:id="2"/>
       <w:bookmarkEnd w:id="3"/>
       <w:bookmarkEnd w:id="4"/>
+      <w:bookmarkEnd w:id="5"/>
+      <w:r>
+        <w:t xml:space="preserve"> </w:t>
+      </w:r>
       <w:bookmarkEnd w:id="6"/>
-      <w:r>
-        <w:t xml:space="preserve"> </w:t>
-      </w:r>
-      <w:bookmarkEnd w:id="5"/>
+    </w:p>
+    <w:p/>
+    <w:p>
+      <w:pPr>
+        <w:spacing w:line="276" w:lineRule="auto"/>
+        <w:ind w:left="630"/>
+      </w:pPr>
+      <w:r>
+        <w:t xml:space="preserve">This Test Case Specification for the Arithmetic Expression Evaluator defines the test cases used to verify the </w:t>
+      </w:r>
+      <w:r>
+        <w:t xml:space="preserve">software system's </w:t>
+      </w:r>
+      <w:r>
+        <w:t>correctness, reliability, and functionality. The document includes test cases for the tokenizer, parser, evaluator, error handling, and supported arithmetic operations to ensure the software behaves as expected under valid and invalid inputs.</w:t>
+      </w:r>
     </w:p>
     <w:p>
       <w:pPr>
-        <w:pStyle w:val="BodyText"/>
-        <w:rPr>
-          <w:i/>
-          <w:color w:val="0000FF"/>
-        </w:rPr>
+        <w:ind w:left="630"/>
       </w:pPr>
-      <w:r>
-        <w:rPr>
-          <w:i/>
-          <w:color w:val="0000FF"/>
-        </w:rPr>
-        <w:t xml:space="preserve">This Test Case Specification document for the </w:t>
-      </w:r>
-      <w:r>
-        <w:rPr>
-          <w:i/>
-          <w:color w:val="0000FF"/>
-        </w:rPr>
-        <w:fldChar w:fldCharType="begin"/>
-      </w:r>
-      <w:r>
-        <w:rPr>
-          <w:i/>
-          <w:color w:val="0000FF"/>
-        </w:rPr>
-        <w:instrText xml:space="preserve"> SUBJECT  \* MERGEFORMAT </w:instrText>
-      </w:r>
-      <w:r>
-        <w:rPr>
-          <w:i/>
-          <w:color w:val="0000FF"/>
-        </w:rPr>
-        <w:fldChar w:fldCharType="separate"/>
-      </w:r>
-      <w:r>
-        <w:rPr>
-          <w:i/>
-          <w:color w:val="0000FF"/>
-        </w:rPr>
-        <w:t>&lt;Project Name&gt;</w:t>
-      </w:r>
-      <w:r>
-        <w:rPr>
-          <w:i/>
-          <w:color w:val="0000FF"/>
-        </w:rPr>
-        <w:fldChar w:fldCharType="end"/>
-      </w:r>
-      <w:r>
-        <w:rPr>
-          <w:i/>
-          <w:color w:val="0000FF"/>
-        </w:rPr>
-        <w:t xml:space="preserve"> defines a test case for an item that should be tested. </w:t>
-      </w:r>
-    </w:p>
-    <w:p>
-      <w:pPr>
-        <w:pStyle w:val="BodyText"/>
-      </w:pPr>
-      <w:r>
-        <w:rPr>
-          <w:i/>
-          <w:color w:val="0000FF"/>
-        </w:rPr>
-        <w:t>[The sections of the test case specification shall be ordered in the specified sequence. Additional sections may be included at the end. If some or all of the content of a section is in another document, then a reference to that material may be listed in place of the corresponding content. The referenced material must be attached to the test case specification or available to users of the case specification.].</w:t>
-      </w:r>
     </w:p>
     <w:p>
       <w:pPr>
         <w:pStyle w:val="Heading1"/>
       </w:pPr>
-      <w:bookmarkStart w:id="7" w:name="_Toc228877935"/>
-      <w:r>
-        <w:t xml:space="preserve">Test case </w:t>
-      </w:r>
-      <w:r>
-        <w:t>table</w:t>
-      </w:r>
-      <w:bookmarkStart w:id="8" w:name="_Toc314978533"/>
-      <w:bookmarkStart w:id="9" w:name="_Toc324843639"/>
-      <w:bookmarkStart w:id="10" w:name="_Toc324851946"/>
-      <w:bookmarkStart w:id="11" w:name="_Toc324915529"/>
-      <w:bookmarkStart w:id="12" w:name="_Toc433104442"/>
+      <w:bookmarkStart w:id="7" w:name="_Toc5431511"/>
+      <w:r>
+        <w:t>Test case</w:t>
+      </w:r>
       <w:bookmarkEnd w:id="7"/>
+      <w:r>
+        <w:t>s</w:t>
+      </w:r>
     </w:p>
-    <w:p/>
     <w:tbl>
       <w:tblPr>
-        <w:tblW w:w="0" w:type="auto"/>
+        <w:tblW w:w="9469" w:type="dxa"/>
         <w:tblInd w:w="108" w:type="dxa"/>
         <w:tblBorders>
-          <w:top w:val="single" w:sz="4" w:space="0" w:color="999999"/>
-          <w:left w:val="single" w:sz="4" w:space="0" w:color="999999"/>
-          <w:bottom w:val="single" w:sz="4" w:space="0" w:color="999999"/>
-          <w:right w:val="single" w:sz="4" w:space="0" w:color="999999"/>
-          <w:insideH w:val="single" w:sz="4" w:space="0" w:color="999999"/>
-          <w:insideV w:val="single" w:sz="4" w:space="0" w:color="999999"/>
+          <w:top w:val="single" w:sz="4" w:space="0" w:color="BFBFBF"/>
+          <w:left w:val="single" w:sz="4" w:space="0" w:color="BFBFBF"/>
+          <w:bottom w:val="single" w:sz="4" w:space="0" w:color="BFBFBF"/>
+          <w:right w:val="single" w:sz="4" w:space="0" w:color="BFBFBF"/>
+          <w:insideH w:val="single" w:sz="4" w:space="0" w:color="BFBFBF"/>
+          <w:insideV w:val="single" w:sz="4" w:space="0" w:color="BFBFBF"/>
         </w:tblBorders>
         <w:tblLook w:val="04A0" w:firstRow="1" w:lastRow="0" w:firstColumn="1" w:lastColumn="0" w:noHBand="0" w:noVBand="1"/>
       </w:tblPr>
       <w:tblGrid>
-        <w:gridCol w:w="1059"/>
-        <w:gridCol w:w="2120"/>
-        <w:gridCol w:w="2266"/>
-        <w:gridCol w:w="2195"/>
-        <w:gridCol w:w="845"/>
-        <w:gridCol w:w="983"/>
+        <w:gridCol w:w="1192"/>
+        <w:gridCol w:w="1696"/>
+        <w:gridCol w:w="1466"/>
+        <w:gridCol w:w="2050"/>
+        <w:gridCol w:w="2050"/>
+        <w:gridCol w:w="1015"/>
       </w:tblGrid>
       <w:tr>
-        <w:tc>
-          <w:tcPr>
-            <w:tcW w:w="1059" w:type="dxa"/>
-            <w:tcBorders>
-              <w:bottom w:val="single" w:sz="12" w:space="0" w:color="666666"/>
-            </w:tcBorders>
-            <w:vAlign w:val="center"/>
-          </w:tcPr>
-          <w:p>
-            <w:pPr>
-              <w:pStyle w:val="BodyText"/>
-              <w:ind w:left="0"/>
-              <w:jc w:val="center"/>
-              <w:rPr>
-                <w:b/>
-                <w:bCs/>
-                <w:iCs/>
-              </w:rPr>
-            </w:pPr>
-            <w:r>
-              <w:rPr>
-                <w:b/>
-                <w:bCs/>
-                <w:iCs/>
-              </w:rPr>
-              <w:t xml:space="preserve">Test Case </w:t>
-            </w:r>
-            <w:r>
-              <w:rPr>
-                <w:b/>
-                <w:bCs/>
-                <w:iCs/>
-              </w:rPr>
-              <w:t>ID</w:t>
-            </w:r>
-          </w:p>
-        </w:tc>
-        <w:tc>
-          <w:tcPr>
-            <w:tcW w:w="2120" w:type="dxa"/>
-            <w:tcBorders>
-              <w:bottom w:val="single" w:sz="12" w:space="0" w:color="666666"/>
-            </w:tcBorders>
-            <w:vAlign w:val="center"/>
-          </w:tcPr>
-          <w:p>
-            <w:pPr>
-              <w:pStyle w:val="BodyText"/>
-              <w:ind w:left="0"/>
-              <w:jc w:val="center"/>
-              <w:rPr>
-                <w:b/>
-                <w:bCs/>
-                <w:iCs/>
-              </w:rPr>
-            </w:pPr>
-            <w:r>
-              <w:rPr>
-                <w:b/>
-                <w:bCs/>
-                <w:iCs/>
+        <w:trPr>
+          <w:trHeight w:val="525"/>
+        </w:trPr>
+        <w:tc>
+          <w:tcPr>
+            <w:tcW w:w="1296" w:type="dxa"/>
+            <w:vAlign w:val="center"/>
+          </w:tcPr>
+          <w:p>
+            <w:pPr>
+              <w:pStyle w:val="BodyText"/>
+              <w:spacing w:after="0"/>
+              <w:ind w:left="0"/>
+              <w:jc w:val="center"/>
+              <w:rPr>
+                <w:iCs/>
+                <w:color w:val="000000"/>
+              </w:rPr>
+            </w:pPr>
+            <w:bookmarkStart w:id="8" w:name="_Toc314978533"/>
+            <w:bookmarkStart w:id="9" w:name="_Toc324843639"/>
+            <w:bookmarkStart w:id="10" w:name="_Toc324851946"/>
+            <w:bookmarkStart w:id="11" w:name="_Toc324915529"/>
+            <w:bookmarkStart w:id="12" w:name="_Toc433104442"/>
+            <w:r>
+              <w:rPr>
+                <w:iCs/>
+                <w:color w:val="000000"/>
+              </w:rPr>
+              <w:t>Test Case ID</w:t>
+            </w:r>
+          </w:p>
+        </w:tc>
+        <w:tc>
+          <w:tcPr>
+            <w:tcW w:w="1754" w:type="dxa"/>
+            <w:vAlign w:val="center"/>
+          </w:tcPr>
+          <w:p>
+            <w:pPr>
+              <w:pStyle w:val="BodyText"/>
+              <w:spacing w:after="0"/>
+              <w:ind w:left="0"/>
+              <w:jc w:val="center"/>
+              <w:rPr>
+                <w:iCs/>
+                <w:color w:val="000000"/>
+              </w:rPr>
+            </w:pPr>
+            <w:r>
+              <w:rPr>
+                <w:iCs/>
+                <w:color w:val="000000"/>
               </w:rPr>
               <w:t>Description</w:t>
             </w:r>
@@ -776,28 +1149,24 @@
         </w:tc>
         <w:tc>
           <w:tcPr>
-            <w:tcW w:w="2266" w:type="dxa"/>
-            <w:tcBorders>
-              <w:bottom w:val="single" w:sz="12" w:space="0" w:color="666666"/>
-            </w:tcBorders>
-            <w:vAlign w:val="center"/>
-          </w:tcPr>
-          <w:p>
-            <w:pPr>
-              <w:pStyle w:val="BodyText"/>
-              <w:ind w:left="0"/>
-              <w:jc w:val="center"/>
-              <w:rPr>
-                <w:b/>
-                <w:bCs/>
-                <w:iCs/>
-              </w:rPr>
-            </w:pPr>
-            <w:r>
-              <w:rPr>
-                <w:b/>
-                <w:bCs/>
-                <w:iCs/>
+            <w:tcW w:w="1607" w:type="dxa"/>
+            <w:vAlign w:val="center"/>
+          </w:tcPr>
+          <w:p>
+            <w:pPr>
+              <w:pStyle w:val="BodyText"/>
+              <w:spacing w:after="0"/>
+              <w:ind w:left="0"/>
+              <w:jc w:val="center"/>
+              <w:rPr>
+                <w:iCs/>
+                <w:color w:val="000000"/>
+              </w:rPr>
+            </w:pPr>
+            <w:r>
+              <w:rPr>
+                <w:iCs/>
+                <w:color w:val="000000"/>
               </w:rPr>
               <w:t>Test Data</w:t>
             </w:r>
@@ -805,230 +1174,217 @@
         </w:tc>
         <w:tc>
           <w:tcPr>
-            <w:tcW w:w="2195" w:type="dxa"/>
-            <w:tcBorders>
-              <w:bottom w:val="single" w:sz="12" w:space="0" w:color="666666"/>
-            </w:tcBorders>
-            <w:vAlign w:val="center"/>
-          </w:tcPr>
-          <w:p>
-            <w:pPr>
-              <w:pStyle w:val="BodyText"/>
-              <w:ind w:left="0"/>
-              <w:jc w:val="center"/>
-              <w:rPr>
-                <w:b/>
-                <w:bCs/>
-                <w:iCs/>
-              </w:rPr>
-            </w:pPr>
-            <w:r>
-              <w:rPr>
-                <w:b/>
-                <w:bCs/>
-                <w:iCs/>
-              </w:rPr>
-              <w:t>Expected Results</w:t>
-            </w:r>
-          </w:p>
-        </w:tc>
-        <w:tc>
-          <w:tcPr>
-            <w:tcW w:w="845" w:type="dxa"/>
-            <w:tcBorders>
-              <w:bottom w:val="single" w:sz="12" w:space="0" w:color="666666"/>
-            </w:tcBorders>
-            <w:vAlign w:val="center"/>
-          </w:tcPr>
-          <w:p>
-            <w:pPr>
-              <w:pStyle w:val="BodyText"/>
-              <w:ind w:left="0"/>
-              <w:jc w:val="center"/>
-              <w:rPr>
-                <w:b/>
-                <w:bCs/>
-                <w:iCs/>
-              </w:rPr>
-            </w:pPr>
-            <w:r>
-              <w:rPr>
-                <w:b/>
-                <w:bCs/>
-                <w:iCs/>
-              </w:rPr>
-              <w:t>Actual Results</w:t>
-            </w:r>
-          </w:p>
-        </w:tc>
-        <w:tc>
-          <w:tcPr>
-            <w:tcW w:w="983" w:type="dxa"/>
-            <w:tcBorders>
-              <w:bottom w:val="single" w:sz="12" w:space="0" w:color="666666"/>
-            </w:tcBorders>
-            <w:vAlign w:val="center"/>
-          </w:tcPr>
-          <w:p>
-            <w:pPr>
-              <w:pStyle w:val="BodyText"/>
-              <w:ind w:left="0"/>
-              <w:jc w:val="center"/>
-              <w:rPr>
-                <w:b/>
-                <w:bCs/>
-                <w:iCs/>
-              </w:rPr>
-            </w:pPr>
-            <w:r>
-              <w:rPr>
-                <w:b/>
-                <w:bCs/>
-                <w:iCs/>
-              </w:rPr>
-              <w:t>Pass/Fail Status</w:t>
+            <w:tcW w:w="2050" w:type="dxa"/>
+            <w:vAlign w:val="center"/>
+          </w:tcPr>
+          <w:p>
+            <w:pPr>
+              <w:pStyle w:val="BodyText"/>
+              <w:spacing w:after="0"/>
+              <w:ind w:left="0"/>
+              <w:jc w:val="center"/>
+              <w:rPr>
+                <w:iCs/>
+                <w:color w:val="000000"/>
+              </w:rPr>
+            </w:pPr>
+            <w:r>
+              <w:rPr>
+                <w:iCs/>
+                <w:color w:val="000000"/>
+              </w:rPr>
+              <w:t>Expected Result</w:t>
+            </w:r>
+          </w:p>
+        </w:tc>
+        <w:tc>
+          <w:tcPr>
+            <w:tcW w:w="1732" w:type="dxa"/>
+            <w:vAlign w:val="center"/>
+          </w:tcPr>
+          <w:p>
+            <w:pPr>
+              <w:pStyle w:val="BodyText"/>
+              <w:spacing w:after="0"/>
+              <w:ind w:left="0"/>
+              <w:jc w:val="center"/>
+              <w:rPr>
+                <w:iCs/>
+                <w:color w:val="000000"/>
+              </w:rPr>
+            </w:pPr>
+            <w:r>
+              <w:rPr>
+                <w:iCs/>
+                <w:color w:val="000000"/>
+              </w:rPr>
+              <w:t>Actual Result</w:t>
+            </w:r>
+          </w:p>
+        </w:tc>
+        <w:tc>
+          <w:tcPr>
+            <w:tcW w:w="1030" w:type="dxa"/>
+            <w:vAlign w:val="center"/>
+          </w:tcPr>
+          <w:p>
+            <w:pPr>
+              <w:pStyle w:val="BodyText"/>
+              <w:spacing w:after="0"/>
+              <w:ind w:left="0"/>
+              <w:jc w:val="center"/>
+              <w:rPr>
+                <w:iCs/>
+                <w:color w:val="000000"/>
+              </w:rPr>
+            </w:pPr>
+            <w:r>
+              <w:rPr>
+                <w:iCs/>
+                <w:color w:val="000000"/>
+              </w:rPr>
+              <w:t>Pass/Fail</w:t>
             </w:r>
           </w:p>
         </w:tc>
       </w:tr>
       <w:tr>
-        <w:tc>
-          <w:tcPr>
-            <w:tcW w:w="1059" w:type="dxa"/>
-            <w:vAlign w:val="center"/>
-          </w:tcPr>
-          <w:p>
-            <w:pPr>
-              <w:pStyle w:val="BodyText"/>
-              <w:ind w:left="0"/>
-              <w:jc w:val="center"/>
-              <w:rPr>
-                <w:b/>
-                <w:bCs/>
-                <w:iCs/>
-              </w:rPr>
-            </w:pPr>
-            <w:r>
-              <w:rPr>
-                <w:b/>
-                <w:bCs/>
-                <w:iCs/>
-              </w:rPr>
-              <w:t>EV-TC01</w:t>
-            </w:r>
-          </w:p>
-        </w:tc>
-        <w:tc>
-          <w:tcPr>
-            <w:tcW w:w="2120" w:type="dxa"/>
-            <w:vAlign w:val="center"/>
-          </w:tcPr>
-          <w:p>
-            <w:pPr>
-              <w:pStyle w:val="BodyText"/>
-              <w:ind w:left="0"/>
-              <w:jc w:val="center"/>
-              <w:rPr>
-                <w:iCs/>
-              </w:rPr>
-            </w:pPr>
-            <w:r>
-              <w:rPr>
-                <w:iCs/>
-              </w:rPr>
-              <w:t>Confirms the evaluator can handle basic binary arithmetic with multiplication and addition</w:t>
-            </w:r>
-          </w:p>
-        </w:tc>
-        <w:tc>
-          <w:tcPr>
-            <w:tcW w:w="2266" w:type="dxa"/>
-            <w:vAlign w:val="center"/>
-          </w:tcPr>
-          <w:p>
-            <w:pPr>
-              <w:pStyle w:val="BodyText"/>
-              <w:ind w:left="0"/>
-              <w:jc w:val="center"/>
-              <w:rPr>
-                <w:iCs/>
-              </w:rPr>
-            </w:pPr>
-            <w:r>
-              <w:rPr>
-                <w:iCs/>
-              </w:rPr>
-              <w:t xml:space="preserve">Prefix: </w:t>
-            </w:r>
-            <w:r>
-              <w:rPr>
-                <w:iCs/>
-              </w:rPr>
-              <w:t>+ 3 * 4 2</w:t>
-            </w:r>
-          </w:p>
-        </w:tc>
-        <w:tc>
-          <w:tcPr>
-            <w:tcW w:w="2195" w:type="dxa"/>
-            <w:vAlign w:val="center"/>
-          </w:tcPr>
-          <w:p>
-            <w:pPr>
-              <w:pStyle w:val="BodyText"/>
-              <w:ind w:left="0"/>
-              <w:jc w:val="center"/>
-              <w:rPr>
-                <w:iCs/>
-              </w:rPr>
-            </w:pPr>
-            <w:r>
-              <w:rPr>
-                <w:iCs/>
-              </w:rPr>
-              <w:t>11</w:t>
-            </w:r>
-          </w:p>
-        </w:tc>
-        <w:tc>
-          <w:tcPr>
-            <w:tcW w:w="845" w:type="dxa"/>
-            <w:vAlign w:val="center"/>
-          </w:tcPr>
-          <w:p>
-            <w:pPr>
-              <w:pStyle w:val="BodyText"/>
-              <w:ind w:left="0"/>
-              <w:jc w:val="center"/>
-              <w:rPr>
-                <w:iCs/>
-              </w:rPr>
-            </w:pPr>
-            <w:r>
-              <w:rPr>
-                <w:iCs/>
-              </w:rPr>
-              <w:t>11</w:t>
-            </w:r>
-          </w:p>
-        </w:tc>
-        <w:tc>
-          <w:tcPr>
-            <w:tcW w:w="983" w:type="dxa"/>
-            <w:vAlign w:val="center"/>
-          </w:tcPr>
-          <w:p>
-            <w:pPr>
-              <w:pStyle w:val="BodyText"/>
-              <w:ind w:left="0"/>
-              <w:jc w:val="center"/>
-              <w:rPr>
-                <w:iCs/>
-              </w:rPr>
-            </w:pPr>
-            <w:r>
-              <w:rPr>
-                <w:iCs/>
+        <w:trPr>
+          <w:trHeight w:val="656"/>
+        </w:trPr>
+        <w:tc>
+          <w:tcPr>
+            <w:tcW w:w="1296" w:type="dxa"/>
+            <w:vAlign w:val="center"/>
+          </w:tcPr>
+          <w:p>
+            <w:pPr>
+              <w:pStyle w:val="BodyText"/>
+              <w:spacing w:after="0"/>
+              <w:ind w:left="0"/>
+              <w:jc w:val="center"/>
+            </w:pPr>
+            <w:r>
+              <w:t>T-TC01</w:t>
+            </w:r>
+          </w:p>
+        </w:tc>
+        <w:tc>
+          <w:tcPr>
+            <w:tcW w:w="1754" w:type="dxa"/>
+            <w:vAlign w:val="center"/>
+          </w:tcPr>
+          <w:p>
+            <w:pPr>
+              <w:pStyle w:val="BodyText"/>
+              <w:spacing w:after="0"/>
+              <w:ind w:left="0"/>
+              <w:jc w:val="center"/>
+              <w:rPr>
+                <w:iCs/>
+                <w:color w:val="000000"/>
+              </w:rPr>
+            </w:pPr>
+            <w:r>
+              <w:rPr>
+                <w:iCs/>
+                <w:color w:val="000000"/>
+              </w:rPr>
+              <w:t>Verify tokenizer separates basic numbers and operators</w:t>
+            </w:r>
+          </w:p>
+        </w:tc>
+        <w:tc>
+          <w:tcPr>
+            <w:tcW w:w="1607" w:type="dxa"/>
+            <w:vAlign w:val="center"/>
+          </w:tcPr>
+          <w:p>
+            <w:pPr>
+              <w:pStyle w:val="BodyText"/>
+              <w:spacing w:after="0"/>
+              <w:ind w:left="0"/>
+              <w:jc w:val="center"/>
+            </w:pPr>
+            <w:r>
+              <w:rPr>
+                <w:iCs/>
+                <w:color w:val="000000"/>
+              </w:rPr>
+              <w:t>3 + 4 * 2</w:t>
+            </w:r>
+          </w:p>
+        </w:tc>
+        <w:tc>
+          <w:tcPr>
+            <w:tcW w:w="2050" w:type="dxa"/>
+            <w:vAlign w:val="center"/>
+          </w:tcPr>
+          <w:p>
+            <w:pPr>
+              <w:pStyle w:val="BodyText"/>
+              <w:spacing w:after="0"/>
+              <w:ind w:left="0"/>
+              <w:jc w:val="center"/>
+              <w:rPr>
+                <w:iCs/>
+                <w:color w:val="000000"/>
+              </w:rPr>
+            </w:pPr>
+            <w:r>
+              <w:rPr>
+                <w:iCs/>
+                <w:color w:val="000000"/>
+              </w:rPr>
+              <w:t>Tokens: 3 + 4 * 2</w:t>
+            </w:r>
+          </w:p>
+        </w:tc>
+        <w:tc>
+          <w:tcPr>
+            <w:tcW w:w="1732" w:type="dxa"/>
+            <w:vAlign w:val="center"/>
+          </w:tcPr>
+          <w:p>
+            <w:pPr>
+              <w:pStyle w:val="BodyText"/>
+              <w:spacing w:after="0"/>
+              <w:ind w:left="0"/>
+              <w:jc w:val="center"/>
+              <w:rPr>
+                <w:iCs/>
+                <w:color w:val="000000"/>
+              </w:rPr>
+            </w:pPr>
+            <w:r>
+              <w:rPr>
+                <w:iCs/>
+                <w:color w:val="000000"/>
+              </w:rPr>
+              <w:t>Tokens: 3 + 4 * 2</w:t>
+            </w:r>
+          </w:p>
+        </w:tc>
+        <w:tc>
+          <w:tcPr>
+            <w:tcW w:w="1030" w:type="dxa"/>
+            <w:vAlign w:val="center"/>
+          </w:tcPr>
+          <w:p>
+            <w:pPr>
+              <w:pStyle w:val="BodyText"/>
+              <w:spacing w:after="0"/>
+              <w:ind w:left="0"/>
+              <w:jc w:val="center"/>
+              <w:rPr>
+                <w:iCs/>
+                <w:color w:val="000000"/>
+              </w:rPr>
+            </w:pPr>
+            <w:r>
+              <w:rPr>
+                <w:iCs/>
+                <w:color w:val="000000"/>
               </w:rPr>
               <w:t>Pass</w:t>
             </w:r>
@@ -1036,137 +1392,174 @@
         </w:tc>
       </w:tr>
       <w:tr>
-        <w:tc>
-          <w:tcPr>
-            <w:tcW w:w="1059" w:type="dxa"/>
-            <w:vAlign w:val="center"/>
-          </w:tcPr>
-          <w:p>
-            <w:pPr>
-              <w:pStyle w:val="BodyText"/>
-              <w:ind w:left="0"/>
-              <w:jc w:val="center"/>
-              <w:rPr>
-                <w:b/>
-                <w:bCs/>
-                <w:iCs/>
-              </w:rPr>
-            </w:pPr>
-            <w:r>
-              <w:rPr>
-                <w:b/>
-                <w:bCs/>
-                <w:iCs/>
-              </w:rPr>
-              <w:t>EV-TC02</w:t>
-            </w:r>
-          </w:p>
-        </w:tc>
-        <w:tc>
-          <w:tcPr>
-            <w:tcW w:w="2120" w:type="dxa"/>
-            <w:vAlign w:val="center"/>
-          </w:tcPr>
-          <w:p>
-            <w:pPr>
-              <w:pStyle w:val="BodyText"/>
-              <w:ind w:left="0"/>
-              <w:jc w:val="center"/>
-              <w:rPr>
-                <w:iCs/>
-              </w:rPr>
-            </w:pPr>
-            <w:r>
-              <w:rPr>
-                <w:iCs/>
-              </w:rPr>
-              <w:t>Ensures the evaluator can handle basic binary arithmetic with division and subtraction</w:t>
-            </w:r>
-          </w:p>
-        </w:tc>
-        <w:tc>
-          <w:tcPr>
-            <w:tcW w:w="2266" w:type="dxa"/>
-            <w:vAlign w:val="center"/>
-          </w:tcPr>
-          <w:p>
-            <w:pPr>
-              <w:pStyle w:val="BodyText"/>
-              <w:ind w:left="0"/>
-              <w:jc w:val="center"/>
-              <w:rPr>
-                <w:iCs/>
-              </w:rPr>
-            </w:pPr>
-            <w:r>
-              <w:rPr>
-                <w:iCs/>
-              </w:rPr>
-              <w:t>Prefix: - 10 / 6 3</w:t>
-            </w:r>
-          </w:p>
-        </w:tc>
-        <w:tc>
-          <w:tcPr>
-            <w:tcW w:w="2195" w:type="dxa"/>
-            <w:vAlign w:val="center"/>
-          </w:tcPr>
-          <w:p>
-            <w:pPr>
-              <w:pStyle w:val="BodyText"/>
-              <w:ind w:left="0"/>
-              <w:jc w:val="center"/>
-              <w:rPr>
-                <w:iCs/>
-              </w:rPr>
-            </w:pPr>
-            <w:r>
-              <w:rPr>
-                <w:iCs/>
-              </w:rPr>
-              <w:t>8</w:t>
-            </w:r>
-          </w:p>
-        </w:tc>
-        <w:tc>
-          <w:tcPr>
-            <w:tcW w:w="845" w:type="dxa"/>
-            <w:vAlign w:val="center"/>
-          </w:tcPr>
-          <w:p>
-            <w:pPr>
-              <w:pStyle w:val="BodyText"/>
-              <w:ind w:left="0"/>
-              <w:jc w:val="center"/>
-              <w:rPr>
-                <w:iCs/>
-              </w:rPr>
-            </w:pPr>
-            <w:r>
-              <w:rPr>
-                <w:iCs/>
-              </w:rPr>
-              <w:t>8</w:t>
-            </w:r>
-          </w:p>
-        </w:tc>
-        <w:tc>
-          <w:tcPr>
-            <w:tcW w:w="983" w:type="dxa"/>
-            <w:vAlign w:val="center"/>
-          </w:tcPr>
-          <w:p>
-            <w:pPr>
-              <w:pStyle w:val="BodyText"/>
-              <w:ind w:left="0"/>
-              <w:jc w:val="center"/>
-              <w:rPr>
-                <w:iCs/>
-              </w:rPr>
-            </w:pPr>
-            <w:r>
-              <w:rPr>
-                <w:iCs/>
+        <w:trPr>
+          <w:trHeight w:val="656"/>
+        </w:trPr>
+        <w:tc>
+          <w:tcPr>
+            <w:tcW w:w="1296" w:type="dxa"/>
+            <w:vAlign w:val="center"/>
+          </w:tcPr>
+          <w:p>
+            <w:pPr>
+              <w:pStyle w:val="BodyText"/>
+              <w:spacing w:after="0"/>
+              <w:ind w:left="0"/>
+              <w:jc w:val="center"/>
+            </w:pPr>
+            <w:r>
+              <w:t>T-TC02</w:t>
+            </w:r>
+          </w:p>
+        </w:tc>
+        <w:tc>
+          <w:tcPr>
+            <w:tcW w:w="1754" w:type="dxa"/>
+            <w:vAlign w:val="center"/>
+          </w:tcPr>
+          <w:p>
+            <w:pPr>
+              <w:pStyle w:val="BodyText"/>
+              <w:spacing w:after="0"/>
+              <w:ind w:left="0"/>
+              <w:jc w:val="center"/>
+              <w:rPr>
+                <w:iCs/>
+                <w:color w:val="000000"/>
+              </w:rPr>
+            </w:pPr>
+            <w:r>
+              <w:rPr>
+                <w:iCs/>
+                <w:color w:val="000000"/>
+              </w:rPr>
+              <w:t>Verify tokenizer ignores extra spaces</w:t>
+            </w:r>
+          </w:p>
+        </w:tc>
+        <w:tc>
+          <w:tcPr>
+            <w:tcW w:w="1607" w:type="dxa"/>
+            <w:vAlign w:val="center"/>
+          </w:tcPr>
+          <w:p>
+            <w:pPr>
+              <w:pStyle w:val="BodyText"/>
+              <w:spacing w:after="0"/>
+              <w:ind w:left="0"/>
+              <w:jc w:val="center"/>
+            </w:pPr>
+            <w:proofErr w:type="gramStart"/>
+            <w:r>
+              <w:rPr>
+                <w:iCs/>
+                <w:color w:val="000000"/>
+              </w:rPr>
+              <w:t>"  12</w:t>
+            </w:r>
+            <w:proofErr w:type="gramEnd"/>
+            <w:r>
+              <w:rPr>
+                <w:iCs/>
+                <w:color w:val="000000"/>
+              </w:rPr>
+              <w:t xml:space="preserve">   +   </w:t>
+            </w:r>
+            <w:proofErr w:type="gramStart"/>
+            <w:r>
+              <w:rPr>
+                <w:iCs/>
+                <w:color w:val="000000"/>
+              </w:rPr>
+              <w:t>7  "</w:t>
+            </w:r>
+            <w:proofErr w:type="gramEnd"/>
+            <w:r>
+              <w:rPr>
+                <w:iCs/>
+                <w:color w:val="000000"/>
+              </w:rPr>
+              <w:t xml:space="preserve"> </w:t>
+            </w:r>
+            <w:r>
+              <w:rPr>
+                <w:iCs/>
+                <w:color w:val="000000"/>
+              </w:rPr>
+              <w:t>with extra spaces</w:t>
+            </w:r>
+          </w:p>
+        </w:tc>
+        <w:tc>
+          <w:tcPr>
+            <w:tcW w:w="2050" w:type="dxa"/>
+            <w:vAlign w:val="center"/>
+          </w:tcPr>
+          <w:p>
+            <w:pPr>
+              <w:pStyle w:val="BodyText"/>
+              <w:spacing w:after="0"/>
+              <w:ind w:left="0"/>
+              <w:jc w:val="center"/>
+              <w:rPr>
+                <w:iCs/>
+                <w:color w:val="000000"/>
+              </w:rPr>
+            </w:pPr>
+            <w:r>
+              <w:rPr>
+                <w:iCs/>
+                <w:color w:val="000000"/>
+              </w:rPr>
+              <w:t>Tokens: 12 + 7</w:t>
+            </w:r>
+          </w:p>
+        </w:tc>
+        <w:tc>
+          <w:tcPr>
+            <w:tcW w:w="1732" w:type="dxa"/>
+            <w:vAlign w:val="center"/>
+          </w:tcPr>
+          <w:p>
+            <w:pPr>
+              <w:pStyle w:val="BodyText"/>
+              <w:spacing w:after="0"/>
+              <w:ind w:left="0"/>
+              <w:jc w:val="center"/>
+              <w:rPr>
+                <w:iCs/>
+                <w:color w:val="000000"/>
+              </w:rPr>
+            </w:pPr>
+            <w:r>
+              <w:rPr>
+                <w:iCs/>
+                <w:color w:val="000000"/>
+              </w:rPr>
+              <w:t>Tokens: 12 + 7</w:t>
+            </w:r>
+          </w:p>
+        </w:tc>
+        <w:tc>
+          <w:tcPr>
+            <w:tcW w:w="1030" w:type="dxa"/>
+            <w:vAlign w:val="center"/>
+          </w:tcPr>
+          <w:p>
+            <w:pPr>
+              <w:pStyle w:val="BodyText"/>
+              <w:spacing w:after="0"/>
+              <w:ind w:left="0"/>
+              <w:jc w:val="center"/>
+              <w:rPr>
+                <w:iCs/>
+                <w:color w:val="000000"/>
+              </w:rPr>
+            </w:pPr>
+            <w:r>
+              <w:rPr>
+                <w:iCs/>
+                <w:color w:val="000000"/>
               </w:rPr>
               <w:t>Pass</w:t>
             </w:r>
@@ -1174,149 +1567,202 @@
         </w:tc>
       </w:tr>
       <w:tr>
-        <w:tc>
-          <w:tcPr>
-            <w:tcW w:w="1059" w:type="dxa"/>
-            <w:vAlign w:val="center"/>
-          </w:tcPr>
-          <w:p>
-            <w:pPr>
-              <w:pStyle w:val="BodyText"/>
-              <w:ind w:left="0"/>
-              <w:jc w:val="center"/>
-              <w:rPr>
-                <w:b/>
-                <w:bCs/>
-                <w:iCs/>
-              </w:rPr>
-            </w:pPr>
-            <w:r>
-              <w:rPr>
-                <w:b/>
-                <w:bCs/>
-                <w:iCs/>
-              </w:rPr>
-              <w:t>EV-TC03</w:t>
-            </w:r>
-          </w:p>
-        </w:tc>
-        <w:tc>
-          <w:tcPr>
-            <w:tcW w:w="2120" w:type="dxa"/>
-            <w:vAlign w:val="center"/>
-          </w:tcPr>
-          <w:p>
-            <w:pPr>
-              <w:pStyle w:val="BodyText"/>
-              <w:ind w:left="0"/>
-              <w:jc w:val="center"/>
-              <w:rPr>
-                <w:iCs/>
-              </w:rPr>
-            </w:pPr>
-            <w:r>
-              <w:rPr>
-                <w:iCs/>
-              </w:rPr>
-              <w:t>Validates the modular arithmetic with subtraction</w:t>
-            </w:r>
-          </w:p>
-        </w:tc>
-        <w:tc>
-          <w:tcPr>
-            <w:tcW w:w="2266" w:type="dxa"/>
-            <w:vAlign w:val="center"/>
-          </w:tcPr>
-          <w:p>
-            <w:pPr>
-              <w:pStyle w:val="BodyText"/>
-              <w:ind w:left="0"/>
-              <w:jc w:val="center"/>
-              <w:rPr>
-                <w:iCs/>
-              </w:rPr>
-            </w:pPr>
-            <w:r>
-              <w:rPr>
-                <w:iCs/>
-              </w:rPr>
-              <w:t>Prefix: -</w:t>
-            </w:r>
-            <w:r>
-              <w:rPr>
-                <w:iCs/>
-              </w:rPr>
-              <w:t xml:space="preserve"> </w:t>
-            </w:r>
-            <w:r>
-              <w:rPr>
-                <w:iCs/>
-              </w:rPr>
-              <w:t>10 % 7 3</w:t>
-            </w:r>
-          </w:p>
-        </w:tc>
-        <w:tc>
-          <w:tcPr>
-            <w:tcW w:w="2195" w:type="dxa"/>
-            <w:vAlign w:val="center"/>
-          </w:tcPr>
-          <w:p>
-            <w:pPr>
-              <w:pStyle w:val="BodyText"/>
-              <w:ind w:left="0"/>
-              <w:jc w:val="center"/>
-              <w:rPr>
-                <w:iCs/>
-              </w:rPr>
-            </w:pPr>
-            <w:r>
-              <w:rPr>
-                <w:iCs/>
-              </w:rPr>
-              <w:t>9</w:t>
-            </w:r>
-          </w:p>
-        </w:tc>
-        <w:tc>
-          <w:tcPr>
-            <w:tcW w:w="845" w:type="dxa"/>
-            <w:vAlign w:val="center"/>
-          </w:tcPr>
-          <w:p>
-            <w:pPr>
-              <w:pStyle w:val="BodyText"/>
-              <w:ind w:left="0"/>
-              <w:jc w:val="center"/>
-              <w:rPr>
-                <w:iCs/>
-              </w:rPr>
-            </w:pPr>
-            <w:r>
-              <w:rPr>
-                <w:iCs/>
-              </w:rPr>
-              <w:t>9</w:t>
-            </w:r>
-          </w:p>
-        </w:tc>
-        <w:tc>
-          <w:tcPr>
-            <w:tcW w:w="983" w:type="dxa"/>
-            <w:vAlign w:val="center"/>
-          </w:tcPr>
-          <w:p>
-            <w:pPr>
-              <w:pStyle w:val="BodyText"/>
-              <w:ind w:left="0"/>
-              <w:jc w:val="center"/>
-              <w:rPr>
-                <w:iCs/>
-              </w:rPr>
-            </w:pPr>
-            <w:r>
-              <w:rPr>
-                <w:iCs/>
+        <w:trPr>
+          <w:trHeight w:val="656"/>
+        </w:trPr>
+        <w:tc>
+          <w:tcPr>
+            <w:tcW w:w="1296" w:type="dxa"/>
+            <w:vAlign w:val="center"/>
+          </w:tcPr>
+          <w:p>
+            <w:pPr>
+              <w:pStyle w:val="BodyText"/>
+              <w:spacing w:after="0"/>
+              <w:ind w:left="0"/>
+              <w:jc w:val="center"/>
+            </w:pPr>
+            <w:r>
+              <w:t>T-TC03</w:t>
+            </w:r>
+          </w:p>
+        </w:tc>
+        <w:tc>
+          <w:tcPr>
+            <w:tcW w:w="1754" w:type="dxa"/>
+            <w:vAlign w:val="center"/>
+          </w:tcPr>
+          <w:p>
+            <w:pPr>
+              <w:pStyle w:val="BodyText"/>
+              <w:spacing w:after="0"/>
+              <w:ind w:left="0"/>
+              <w:jc w:val="center"/>
+              <w:rPr>
+                <w:iCs/>
+                <w:color w:val="000000"/>
+              </w:rPr>
+            </w:pPr>
+            <w:r>
+              <w:rPr>
+                <w:iCs/>
+                <w:color w:val="000000"/>
+              </w:rPr>
+              <w:t>Verify tokenizer recognizes parentheses</w:t>
+            </w:r>
+          </w:p>
+        </w:tc>
+        <w:tc>
+          <w:tcPr>
+            <w:tcW w:w="1607" w:type="dxa"/>
+            <w:vAlign w:val="center"/>
+          </w:tcPr>
+          <w:p>
+            <w:pPr>
+              <w:pStyle w:val="BodyText"/>
+              <w:spacing w:after="0"/>
+              <w:ind w:left="0"/>
+              <w:jc w:val="center"/>
+            </w:pPr>
+            <w:r>
+              <w:t>(3 + 4) * 2</w:t>
+            </w:r>
+          </w:p>
+        </w:tc>
+        <w:tc>
+          <w:tcPr>
+            <w:tcW w:w="2050" w:type="dxa"/>
+            <w:vAlign w:val="center"/>
+          </w:tcPr>
+          <w:p>
+            <w:pPr>
+              <w:pStyle w:val="BodyText"/>
+              <w:spacing w:after="0"/>
+              <w:ind w:left="0"/>
+              <w:jc w:val="center"/>
+              <w:rPr>
+                <w:iCs/>
+                <w:color w:val="000000"/>
+              </w:rPr>
+            </w:pPr>
+            <w:r>
+              <w:rPr>
+                <w:iCs/>
+                <w:color w:val="000000"/>
+              </w:rPr>
+              <w:t xml:space="preserve">Tokens: </w:t>
+            </w:r>
+            <w:proofErr w:type="gramStart"/>
+            <w:r>
+              <w:rPr>
+                <w:iCs/>
+                <w:color w:val="000000"/>
+              </w:rPr>
+              <w:t>( 3</w:t>
+            </w:r>
+            <w:proofErr w:type="gramEnd"/>
+            <w:r>
+              <w:rPr>
+                <w:iCs/>
+                <w:color w:val="000000"/>
+              </w:rPr>
+              <w:t xml:space="preserve"> + </w:t>
+            </w:r>
+            <w:proofErr w:type="gramStart"/>
+            <w:r>
+              <w:rPr>
+                <w:iCs/>
+                <w:color w:val="000000"/>
+              </w:rPr>
+              <w:t>4 )</w:t>
+            </w:r>
+            <w:proofErr w:type="gramEnd"/>
+            <w:r>
+              <w:rPr>
+                <w:iCs/>
+                <w:color w:val="000000"/>
+              </w:rPr>
+              <w:t xml:space="preserve"> * 2</w:t>
+            </w:r>
+          </w:p>
+        </w:tc>
+        <w:tc>
+          <w:tcPr>
+            <w:tcW w:w="1732" w:type="dxa"/>
+            <w:vAlign w:val="center"/>
+          </w:tcPr>
+          <w:p>
+            <w:pPr>
+              <w:pStyle w:val="BodyText"/>
+              <w:spacing w:after="0"/>
+              <w:ind w:left="0"/>
+              <w:jc w:val="center"/>
+              <w:rPr>
+                <w:iCs/>
+                <w:color w:val="000000"/>
+              </w:rPr>
+            </w:pPr>
+            <w:r>
+              <w:rPr>
+                <w:iCs/>
+                <w:color w:val="000000"/>
+              </w:rPr>
+              <w:t xml:space="preserve">Tokens: </w:t>
+            </w:r>
+            <w:proofErr w:type="gramStart"/>
+            <w:r>
+              <w:rPr>
+                <w:iCs/>
+                <w:color w:val="000000"/>
+              </w:rPr>
+              <w:t>( 3</w:t>
+            </w:r>
+            <w:proofErr w:type="gramEnd"/>
+            <w:r>
+              <w:rPr>
+                <w:iCs/>
+                <w:color w:val="000000"/>
+              </w:rPr>
+              <w:t xml:space="preserve"> + </w:t>
+            </w:r>
+            <w:proofErr w:type="gramStart"/>
+            <w:r>
+              <w:rPr>
+                <w:iCs/>
+                <w:color w:val="000000"/>
+              </w:rPr>
+              <w:t>4 )</w:t>
+            </w:r>
+            <w:proofErr w:type="gramEnd"/>
+            <w:r>
+              <w:rPr>
+                <w:iCs/>
+                <w:color w:val="000000"/>
+              </w:rPr>
+              <w:t xml:space="preserve"> * 2</w:t>
+            </w:r>
+          </w:p>
+        </w:tc>
+        <w:tc>
+          <w:tcPr>
+            <w:tcW w:w="1030" w:type="dxa"/>
+            <w:vAlign w:val="center"/>
+          </w:tcPr>
+          <w:p>
+            <w:pPr>
+              <w:pStyle w:val="BodyText"/>
+              <w:spacing w:after="0"/>
+              <w:ind w:left="0"/>
+              <w:jc w:val="center"/>
+              <w:rPr>
+                <w:iCs/>
+                <w:color w:val="000000"/>
+              </w:rPr>
+            </w:pPr>
+            <w:r>
+              <w:rPr>
+                <w:iCs/>
+                <w:color w:val="000000"/>
               </w:rPr>
               <w:t>Pass</w:t>
             </w:r>
@@ -1324,137 +1770,138 @@
         </w:tc>
       </w:tr>
       <w:tr>
-        <w:tc>
-          <w:tcPr>
-            <w:tcW w:w="1059" w:type="dxa"/>
-            <w:vAlign w:val="center"/>
-          </w:tcPr>
-          <w:p>
-            <w:pPr>
-              <w:pStyle w:val="BodyText"/>
-              <w:ind w:left="0"/>
-              <w:jc w:val="center"/>
-              <w:rPr>
-                <w:b/>
-                <w:bCs/>
-                <w:iCs/>
-              </w:rPr>
-            </w:pPr>
-            <w:r>
-              <w:rPr>
-                <w:b/>
-                <w:bCs/>
-                <w:iCs/>
-              </w:rPr>
-              <w:t>EV-TC04</w:t>
-            </w:r>
-          </w:p>
-        </w:tc>
-        <w:tc>
-          <w:tcPr>
-            <w:tcW w:w="2120" w:type="dxa"/>
-            <w:vAlign w:val="center"/>
-          </w:tcPr>
-          <w:p>
-            <w:pPr>
-              <w:pStyle w:val="BodyText"/>
-              <w:ind w:left="0"/>
-              <w:jc w:val="center"/>
-              <w:rPr>
-                <w:iCs/>
-              </w:rPr>
-            </w:pPr>
-            <w:r>
-              <w:rPr>
-                <w:iCs/>
-              </w:rPr>
-              <w:t>Confirms the evaluator can handle exponentiation with nested exponent</w:t>
-            </w:r>
-          </w:p>
-        </w:tc>
-        <w:tc>
-          <w:tcPr>
-            <w:tcW w:w="2266" w:type="dxa"/>
-            <w:vAlign w:val="center"/>
-          </w:tcPr>
-          <w:p>
-            <w:pPr>
-              <w:pStyle w:val="BodyText"/>
-              <w:ind w:left="0"/>
-              <w:jc w:val="center"/>
-              <w:rPr>
-                <w:iCs/>
-              </w:rPr>
-            </w:pPr>
-            <w:r>
-              <w:rPr>
-                <w:iCs/>
-              </w:rPr>
-              <w:t>Prefix: ** 2 ** 2 3</w:t>
-            </w:r>
-          </w:p>
-        </w:tc>
-        <w:tc>
-          <w:tcPr>
-            <w:tcW w:w="2195" w:type="dxa"/>
-            <w:vAlign w:val="center"/>
-          </w:tcPr>
-          <w:p>
-            <w:pPr>
-              <w:pStyle w:val="BodyText"/>
-              <w:ind w:left="0"/>
-              <w:jc w:val="center"/>
-              <w:rPr>
-                <w:iCs/>
-              </w:rPr>
-            </w:pPr>
-            <w:r>
-              <w:rPr>
-                <w:iCs/>
-              </w:rPr>
-              <w:t>256</w:t>
-            </w:r>
-          </w:p>
-        </w:tc>
-        <w:tc>
-          <w:tcPr>
-            <w:tcW w:w="845" w:type="dxa"/>
-            <w:vAlign w:val="center"/>
-          </w:tcPr>
-          <w:p>
-            <w:pPr>
-              <w:pStyle w:val="BodyText"/>
-              <w:ind w:left="0"/>
-              <w:jc w:val="center"/>
-              <w:rPr>
-                <w:iCs/>
-              </w:rPr>
-            </w:pPr>
-            <w:r>
-              <w:rPr>
-                <w:iCs/>
-              </w:rPr>
-              <w:t>256</w:t>
-            </w:r>
-          </w:p>
-        </w:tc>
-        <w:tc>
-          <w:tcPr>
-            <w:tcW w:w="983" w:type="dxa"/>
-            <w:vAlign w:val="center"/>
-          </w:tcPr>
-          <w:p>
-            <w:pPr>
-              <w:pStyle w:val="BodyText"/>
-              <w:ind w:left="0"/>
-              <w:jc w:val="center"/>
-              <w:rPr>
-                <w:iCs/>
-              </w:rPr>
-            </w:pPr>
-            <w:r>
-              <w:rPr>
-                <w:iCs/>
+        <w:trPr>
+          <w:trHeight w:val="656"/>
+        </w:trPr>
+        <w:tc>
+          <w:tcPr>
+            <w:tcW w:w="1296" w:type="dxa"/>
+            <w:vAlign w:val="center"/>
+          </w:tcPr>
+          <w:p>
+            <w:pPr>
+              <w:pStyle w:val="BodyText"/>
+              <w:spacing w:after="0"/>
+              <w:ind w:left="0"/>
+              <w:jc w:val="center"/>
+            </w:pPr>
+            <w:r>
+              <w:t>T-TC04</w:t>
+            </w:r>
+          </w:p>
+        </w:tc>
+        <w:tc>
+          <w:tcPr>
+            <w:tcW w:w="1754" w:type="dxa"/>
+            <w:vAlign w:val="center"/>
+          </w:tcPr>
+          <w:p>
+            <w:pPr>
+              <w:pStyle w:val="BodyText"/>
+              <w:spacing w:after="0"/>
+              <w:ind w:left="0"/>
+              <w:jc w:val="center"/>
+              <w:rPr>
+                <w:iCs/>
+                <w:color w:val="000000"/>
+              </w:rPr>
+            </w:pPr>
+            <w:r>
+              <w:rPr>
+                <w:iCs/>
+                <w:color w:val="000000"/>
+              </w:rPr>
+              <w:t>Verify tokenizer recognizes exponent operator</w:t>
+            </w:r>
+          </w:p>
+        </w:tc>
+        <w:tc>
+          <w:tcPr>
+            <w:tcW w:w="1607" w:type="dxa"/>
+            <w:vAlign w:val="center"/>
+          </w:tcPr>
+          <w:p>
+            <w:pPr>
+              <w:pStyle w:val="BodyText"/>
+              <w:spacing w:after="0"/>
+              <w:ind w:left="0"/>
+              <w:jc w:val="center"/>
+            </w:pPr>
+            <w:r>
+              <w:t>2 ** 3</w:t>
+            </w:r>
+          </w:p>
+        </w:tc>
+        <w:tc>
+          <w:tcPr>
+            <w:tcW w:w="2050" w:type="dxa"/>
+            <w:vAlign w:val="center"/>
+          </w:tcPr>
+          <w:p>
+            <w:pPr>
+              <w:pStyle w:val="BodyText"/>
+              <w:spacing w:after="0"/>
+              <w:ind w:left="0"/>
+              <w:jc w:val="center"/>
+              <w:rPr>
+                <w:iCs/>
+                <w:color w:val="000000"/>
+              </w:rPr>
+            </w:pPr>
+            <w:r>
+              <w:rPr>
+                <w:iCs/>
+                <w:color w:val="000000"/>
+              </w:rPr>
+              <w:t>Tokens: 2 ** 3</w:t>
+            </w:r>
+          </w:p>
+        </w:tc>
+        <w:tc>
+          <w:tcPr>
+            <w:tcW w:w="1732" w:type="dxa"/>
+            <w:vAlign w:val="center"/>
+          </w:tcPr>
+          <w:p>
+            <w:pPr>
+              <w:pStyle w:val="BodyText"/>
+              <w:spacing w:after="0"/>
+              <w:ind w:left="0"/>
+              <w:jc w:val="center"/>
+              <w:rPr>
+                <w:iCs/>
+                <w:color w:val="000000"/>
+              </w:rPr>
+            </w:pPr>
+            <w:r>
+              <w:rPr>
+                <w:iCs/>
+                <w:color w:val="000000"/>
+              </w:rPr>
+              <w:t>Tokens: 2 ** 3</w:t>
+            </w:r>
+          </w:p>
+        </w:tc>
+        <w:tc>
+          <w:tcPr>
+            <w:tcW w:w="1030" w:type="dxa"/>
+            <w:vAlign w:val="center"/>
+          </w:tcPr>
+          <w:p>
+            <w:pPr>
+              <w:pStyle w:val="BodyText"/>
+              <w:spacing w:after="0"/>
+              <w:ind w:left="0"/>
+              <w:jc w:val="center"/>
+              <w:rPr>
+                <w:iCs/>
+                <w:color w:val="000000"/>
+              </w:rPr>
+            </w:pPr>
+            <w:r>
+              <w:rPr>
+                <w:iCs/>
+                <w:color w:val="000000"/>
               </w:rPr>
               <w:t>Pass</w:t>
             </w:r>
@@ -1462,137 +1909,138 @@
         </w:tc>
       </w:tr>
       <w:tr>
-        <w:tc>
-          <w:tcPr>
-            <w:tcW w:w="1059" w:type="dxa"/>
-            <w:vAlign w:val="center"/>
-          </w:tcPr>
-          <w:p>
-            <w:pPr>
-              <w:pStyle w:val="BodyText"/>
-              <w:ind w:left="0"/>
-              <w:jc w:val="center"/>
-              <w:rPr>
-                <w:b/>
-                <w:bCs/>
-                <w:iCs/>
-              </w:rPr>
-            </w:pPr>
-            <w:r>
-              <w:rPr>
-                <w:b/>
-                <w:bCs/>
-                <w:iCs/>
-              </w:rPr>
-              <w:t>EV-TC05</w:t>
-            </w:r>
-          </w:p>
-        </w:tc>
-        <w:tc>
-          <w:tcPr>
-            <w:tcW w:w="2120" w:type="dxa"/>
-            <w:vAlign w:val="center"/>
-          </w:tcPr>
-          <w:p>
-            <w:pPr>
-              <w:pStyle w:val="BodyText"/>
-              <w:ind w:left="0"/>
-              <w:jc w:val="center"/>
-              <w:rPr>
-                <w:iCs/>
-              </w:rPr>
-            </w:pPr>
-            <w:r>
-              <w:rPr>
-                <w:iCs/>
-              </w:rPr>
-              <w:t>Validates the evaluator can handle the unary minus within an evaluation</w:t>
-            </w:r>
-          </w:p>
-        </w:tc>
-        <w:tc>
-          <w:tcPr>
-            <w:tcW w:w="2266" w:type="dxa"/>
-            <w:vAlign w:val="center"/>
-          </w:tcPr>
-          <w:p>
-            <w:pPr>
-              <w:pStyle w:val="BodyText"/>
-              <w:ind w:left="0"/>
-              <w:jc w:val="center"/>
-              <w:rPr>
-                <w:iCs/>
-              </w:rPr>
-            </w:pPr>
-            <w:r>
-              <w:rPr>
-                <w:iCs/>
-              </w:rPr>
-              <w:t>Prefix: - * 5 3</w:t>
-            </w:r>
-          </w:p>
-        </w:tc>
-        <w:tc>
-          <w:tcPr>
-            <w:tcW w:w="2195" w:type="dxa"/>
-            <w:vAlign w:val="center"/>
-          </w:tcPr>
-          <w:p>
-            <w:pPr>
-              <w:pStyle w:val="BodyText"/>
-              <w:ind w:left="0"/>
-              <w:jc w:val="center"/>
-              <w:rPr>
-                <w:iCs/>
-              </w:rPr>
-            </w:pPr>
-            <w:r>
-              <w:rPr>
-                <w:iCs/>
-              </w:rPr>
-              <w:t>-15</w:t>
-            </w:r>
-          </w:p>
-        </w:tc>
-        <w:tc>
-          <w:tcPr>
-            <w:tcW w:w="845" w:type="dxa"/>
-            <w:vAlign w:val="center"/>
-          </w:tcPr>
-          <w:p>
-            <w:pPr>
-              <w:pStyle w:val="BodyText"/>
-              <w:ind w:left="0"/>
-              <w:jc w:val="center"/>
-              <w:rPr>
-                <w:iCs/>
-              </w:rPr>
-            </w:pPr>
-            <w:r>
-              <w:rPr>
-                <w:iCs/>
-              </w:rPr>
-              <w:t>-15</w:t>
-            </w:r>
-          </w:p>
-        </w:tc>
-        <w:tc>
-          <w:tcPr>
-            <w:tcW w:w="983" w:type="dxa"/>
-            <w:vAlign w:val="center"/>
-          </w:tcPr>
-          <w:p>
-            <w:pPr>
-              <w:pStyle w:val="BodyText"/>
-              <w:ind w:left="0"/>
-              <w:jc w:val="center"/>
-              <w:rPr>
-                <w:iCs/>
-              </w:rPr>
-            </w:pPr>
-            <w:r>
-              <w:rPr>
-                <w:iCs/>
+        <w:trPr>
+          <w:trHeight w:val="656"/>
+        </w:trPr>
+        <w:tc>
+          <w:tcPr>
+            <w:tcW w:w="1296" w:type="dxa"/>
+            <w:vAlign w:val="center"/>
+          </w:tcPr>
+          <w:p>
+            <w:pPr>
+              <w:pStyle w:val="BodyText"/>
+              <w:spacing w:after="0"/>
+              <w:ind w:left="0"/>
+              <w:jc w:val="center"/>
+            </w:pPr>
+            <w:r>
+              <w:t>T-TC05</w:t>
+            </w:r>
+          </w:p>
+        </w:tc>
+        <w:tc>
+          <w:tcPr>
+            <w:tcW w:w="1754" w:type="dxa"/>
+            <w:vAlign w:val="center"/>
+          </w:tcPr>
+          <w:p>
+            <w:pPr>
+              <w:pStyle w:val="BodyText"/>
+              <w:spacing w:after="0"/>
+              <w:ind w:left="0"/>
+              <w:jc w:val="center"/>
+              <w:rPr>
+                <w:iCs/>
+                <w:color w:val="000000"/>
+              </w:rPr>
+            </w:pPr>
+            <w:r>
+              <w:rPr>
+                <w:iCs/>
+                <w:color w:val="000000"/>
+              </w:rPr>
+              <w:t>Verify tokenizer handles chained subtraction</w:t>
+            </w:r>
+          </w:p>
+        </w:tc>
+        <w:tc>
+          <w:tcPr>
+            <w:tcW w:w="1607" w:type="dxa"/>
+            <w:vAlign w:val="center"/>
+          </w:tcPr>
+          <w:p>
+            <w:pPr>
+              <w:pStyle w:val="BodyText"/>
+              <w:spacing w:after="0"/>
+              <w:ind w:left="0"/>
+              <w:jc w:val="center"/>
+            </w:pPr>
+            <w:r>
+              <w:t>10 - 3 - 2</w:t>
+            </w:r>
+          </w:p>
+        </w:tc>
+        <w:tc>
+          <w:tcPr>
+            <w:tcW w:w="2050" w:type="dxa"/>
+            <w:vAlign w:val="center"/>
+          </w:tcPr>
+          <w:p>
+            <w:pPr>
+              <w:pStyle w:val="BodyText"/>
+              <w:spacing w:after="0"/>
+              <w:ind w:left="0"/>
+              <w:jc w:val="center"/>
+              <w:rPr>
+                <w:iCs/>
+                <w:color w:val="000000"/>
+              </w:rPr>
+            </w:pPr>
+            <w:r>
+              <w:rPr>
+                <w:iCs/>
+                <w:color w:val="000000"/>
+              </w:rPr>
+              <w:t>Tokens: 10 - 3 - 2</w:t>
+            </w:r>
+          </w:p>
+        </w:tc>
+        <w:tc>
+          <w:tcPr>
+            <w:tcW w:w="1732" w:type="dxa"/>
+            <w:vAlign w:val="center"/>
+          </w:tcPr>
+          <w:p>
+            <w:pPr>
+              <w:pStyle w:val="BodyText"/>
+              <w:spacing w:after="0"/>
+              <w:ind w:left="0"/>
+              <w:jc w:val="center"/>
+              <w:rPr>
+                <w:iCs/>
+                <w:color w:val="000000"/>
+              </w:rPr>
+            </w:pPr>
+            <w:r>
+              <w:rPr>
+                <w:iCs/>
+                <w:color w:val="000000"/>
+              </w:rPr>
+              <w:t>Tokens: 10 - 3 - 2</w:t>
+            </w:r>
+          </w:p>
+        </w:tc>
+        <w:tc>
+          <w:tcPr>
+            <w:tcW w:w="1030" w:type="dxa"/>
+            <w:vAlign w:val="center"/>
+          </w:tcPr>
+          <w:p>
+            <w:pPr>
+              <w:pStyle w:val="BodyText"/>
+              <w:spacing w:after="0"/>
+              <w:ind w:left="0"/>
+              <w:jc w:val="center"/>
+              <w:rPr>
+                <w:iCs/>
+                <w:color w:val="000000"/>
+              </w:rPr>
+            </w:pPr>
+            <w:r>
+              <w:rPr>
+                <w:iCs/>
+                <w:color w:val="000000"/>
               </w:rPr>
               <w:t>Pass</w:t>
             </w:r>
@@ -1600,149 +2048,138 @@
         </w:tc>
       </w:tr>
       <w:tr>
-        <w:tc>
-          <w:tcPr>
-            <w:tcW w:w="1059" w:type="dxa"/>
-            <w:vAlign w:val="center"/>
-          </w:tcPr>
-          <w:p>
-            <w:pPr>
-              <w:pStyle w:val="BodyText"/>
-              <w:ind w:left="0"/>
-              <w:jc w:val="center"/>
-              <w:rPr>
-                <w:b/>
-                <w:bCs/>
-                <w:iCs/>
-              </w:rPr>
-            </w:pPr>
-            <w:r>
-              <w:rPr>
-                <w:b/>
-                <w:bCs/>
-                <w:iCs/>
-              </w:rPr>
-              <w:t>EV-TC06</w:t>
-            </w:r>
-          </w:p>
-        </w:tc>
-        <w:tc>
-          <w:tcPr>
-            <w:tcW w:w="2120" w:type="dxa"/>
-            <w:vAlign w:val="center"/>
-          </w:tcPr>
-          <w:p>
-            <w:pPr>
-              <w:pStyle w:val="BodyText"/>
-              <w:ind w:left="0"/>
-              <w:jc w:val="center"/>
-              <w:rPr>
-                <w:iCs/>
-              </w:rPr>
-            </w:pPr>
-            <w:r>
-              <w:rPr>
-                <w:iCs/>
-              </w:rPr>
-              <w:t>Confirms the evaluator could possibly detect invalid tokens</w:t>
-            </w:r>
-          </w:p>
-        </w:tc>
-        <w:tc>
-          <w:tcPr>
-            <w:tcW w:w="2266" w:type="dxa"/>
-            <w:vAlign w:val="center"/>
-          </w:tcPr>
-          <w:p>
-            <w:pPr>
-              <w:pStyle w:val="BodyText"/>
-              <w:ind w:left="0"/>
-              <w:jc w:val="center"/>
-              <w:rPr>
-                <w:iCs/>
-              </w:rPr>
-            </w:pPr>
-            <w:r>
-              <w:rPr>
-                <w:iCs/>
-              </w:rPr>
-              <w:t xml:space="preserve">Prefix: </w:t>
-            </w:r>
-            <w:r>
-              <w:rPr>
-                <w:iCs/>
-              </w:rPr>
-              <w:t>+ 4 * 3 # 2 5</w:t>
-            </w:r>
-          </w:p>
-        </w:tc>
-        <w:tc>
-          <w:tcPr>
-            <w:tcW w:w="2195" w:type="dxa"/>
-            <w:vAlign w:val="center"/>
-          </w:tcPr>
-          <w:p>
-            <w:pPr>
-              <w:pStyle w:val="BodyText"/>
-              <w:ind w:left="0"/>
-              <w:jc w:val="center"/>
-              <w:rPr>
-                <w:iCs/>
-              </w:rPr>
-            </w:pPr>
-            <w:r>
-              <w:rPr>
-                <w:iCs/>
-              </w:rPr>
-              <w:t xml:space="preserve">3 or </w:t>
-            </w:r>
-            <w:r>
-              <w:rPr>
-                <w:iCs/>
-              </w:rPr>
-              <w:t>UNKNOWN_TOKEN</w:t>
-            </w:r>
-          </w:p>
-        </w:tc>
-        <w:tc>
-          <w:tcPr>
-            <w:tcW w:w="845" w:type="dxa"/>
-            <w:vAlign w:val="center"/>
-          </w:tcPr>
-          <w:p>
-            <w:pPr>
-              <w:pStyle w:val="BodyText"/>
-              <w:ind w:left="0"/>
-              <w:jc w:val="center"/>
-              <w:rPr>
-                <w:iCs/>
-              </w:rPr>
-            </w:pPr>
-            <w:r>
-              <w:rPr>
-                <w:iCs/>
-              </w:rPr>
-              <w:t>3</w:t>
-            </w:r>
-          </w:p>
-        </w:tc>
-        <w:tc>
-          <w:tcPr>
-            <w:tcW w:w="983" w:type="dxa"/>
-            <w:vAlign w:val="center"/>
-          </w:tcPr>
-          <w:p>
-            <w:pPr>
-              <w:pStyle w:val="BodyText"/>
-              <w:ind w:left="0"/>
-              <w:jc w:val="center"/>
-              <w:rPr>
-                <w:iCs/>
-              </w:rPr>
-            </w:pPr>
-            <w:r>
-              <w:rPr>
-                <w:iCs/>
+        <w:trPr>
+          <w:trHeight w:val="656"/>
+        </w:trPr>
+        <w:tc>
+          <w:tcPr>
+            <w:tcW w:w="1296" w:type="dxa"/>
+            <w:vAlign w:val="center"/>
+          </w:tcPr>
+          <w:p>
+            <w:pPr>
+              <w:pStyle w:val="BodyText"/>
+              <w:spacing w:after="0"/>
+              <w:ind w:left="0"/>
+              <w:jc w:val="center"/>
+            </w:pPr>
+            <w:r>
+              <w:t>T-TC06</w:t>
+            </w:r>
+          </w:p>
+        </w:tc>
+        <w:tc>
+          <w:tcPr>
+            <w:tcW w:w="1754" w:type="dxa"/>
+            <w:vAlign w:val="center"/>
+          </w:tcPr>
+          <w:p>
+            <w:pPr>
+              <w:pStyle w:val="BodyText"/>
+              <w:spacing w:after="0"/>
+              <w:ind w:left="0"/>
+              <w:jc w:val="center"/>
+              <w:rPr>
+                <w:iCs/>
+                <w:color w:val="000000"/>
+              </w:rPr>
+            </w:pPr>
+            <w:r>
+              <w:rPr>
+                <w:iCs/>
+                <w:color w:val="000000"/>
+              </w:rPr>
+              <w:t>Verify tokenizer recognizes modulo operator</w:t>
+            </w:r>
+          </w:p>
+        </w:tc>
+        <w:tc>
+          <w:tcPr>
+            <w:tcW w:w="1607" w:type="dxa"/>
+            <w:vAlign w:val="center"/>
+          </w:tcPr>
+          <w:p>
+            <w:pPr>
+              <w:pStyle w:val="BodyText"/>
+              <w:spacing w:after="0"/>
+              <w:ind w:left="0"/>
+              <w:jc w:val="center"/>
+            </w:pPr>
+            <w:r>
+              <w:t>7 % 2</w:t>
+            </w:r>
+          </w:p>
+        </w:tc>
+        <w:tc>
+          <w:tcPr>
+            <w:tcW w:w="2050" w:type="dxa"/>
+            <w:vAlign w:val="center"/>
+          </w:tcPr>
+          <w:p>
+            <w:pPr>
+              <w:pStyle w:val="BodyText"/>
+              <w:spacing w:after="0"/>
+              <w:ind w:left="0"/>
+              <w:jc w:val="center"/>
+              <w:rPr>
+                <w:iCs/>
+                <w:color w:val="000000"/>
+              </w:rPr>
+            </w:pPr>
+            <w:r>
+              <w:rPr>
+                <w:iCs/>
+                <w:color w:val="000000"/>
+              </w:rPr>
+              <w:t>Tokens: 7 % 2</w:t>
+            </w:r>
+          </w:p>
+        </w:tc>
+        <w:tc>
+          <w:tcPr>
+            <w:tcW w:w="1732" w:type="dxa"/>
+            <w:vAlign w:val="center"/>
+          </w:tcPr>
+          <w:p>
+            <w:pPr>
+              <w:pStyle w:val="BodyText"/>
+              <w:spacing w:after="0"/>
+              <w:ind w:left="0"/>
+              <w:jc w:val="center"/>
+              <w:rPr>
+                <w:iCs/>
+                <w:color w:val="000000"/>
+              </w:rPr>
+            </w:pPr>
+            <w:r>
+              <w:rPr>
+                <w:iCs/>
+                <w:color w:val="000000"/>
+              </w:rPr>
+              <w:t>Tokens: 7 % 2</w:t>
+            </w:r>
+          </w:p>
+        </w:tc>
+        <w:tc>
+          <w:tcPr>
+            <w:tcW w:w="1030" w:type="dxa"/>
+            <w:vAlign w:val="center"/>
+          </w:tcPr>
+          <w:p>
+            <w:pPr>
+              <w:pStyle w:val="BodyText"/>
+              <w:spacing w:after="0"/>
+              <w:ind w:left="0"/>
+              <w:jc w:val="center"/>
+              <w:rPr>
+                <w:iCs/>
+                <w:color w:val="000000"/>
+              </w:rPr>
+            </w:pPr>
+            <w:r>
+              <w:rPr>
+                <w:iCs/>
+                <w:color w:val="000000"/>
               </w:rPr>
               <w:t>Pass</w:t>
             </w:r>
@@ -1750,143 +2187,188 @@
         </w:tc>
       </w:tr>
       <w:tr>
-        <w:tc>
-          <w:tcPr>
-            <w:tcW w:w="1059" w:type="dxa"/>
-            <w:vAlign w:val="center"/>
-          </w:tcPr>
-          <w:p>
-            <w:pPr>
-              <w:pStyle w:val="BodyText"/>
-              <w:ind w:left="0"/>
-              <w:jc w:val="center"/>
-              <w:rPr>
-                <w:b/>
-                <w:bCs/>
-                <w:iCs/>
-              </w:rPr>
-            </w:pPr>
-            <w:r>
-              <w:rPr>
-                <w:b/>
-                <w:bCs/>
-                <w:iCs/>
-              </w:rPr>
-              <w:t>EV-TC07</w:t>
-            </w:r>
-          </w:p>
-        </w:tc>
-        <w:tc>
-          <w:tcPr>
-            <w:tcW w:w="2120" w:type="dxa"/>
-            <w:vAlign w:val="center"/>
-          </w:tcPr>
-          <w:p>
-            <w:pPr>
-              <w:pStyle w:val="BodyText"/>
-              <w:ind w:left="0"/>
-              <w:jc w:val="center"/>
-              <w:rPr>
-                <w:iCs/>
-              </w:rPr>
-            </w:pPr>
-            <w:r>
-              <w:rPr>
-                <w:iCs/>
-              </w:rPr>
-              <w:t>Ensures the evaluator can detect division by zero (invalid)</w:t>
-            </w:r>
-          </w:p>
-        </w:tc>
-        <w:tc>
-          <w:tcPr>
-            <w:tcW w:w="2266" w:type="dxa"/>
-            <w:vAlign w:val="center"/>
-          </w:tcPr>
-          <w:p>
-            <w:pPr>
-              <w:pStyle w:val="BodyText"/>
-              <w:ind w:left="0"/>
-              <w:jc w:val="center"/>
-              <w:rPr>
-                <w:iCs/>
-              </w:rPr>
-            </w:pPr>
-            <w:r>
-              <w:rPr>
-                <w:iCs/>
-              </w:rPr>
-              <w:t>Prefix: / 20 0</w:t>
-            </w:r>
-          </w:p>
-        </w:tc>
-        <w:tc>
-          <w:tcPr>
-            <w:tcW w:w="2195" w:type="dxa"/>
-            <w:vAlign w:val="center"/>
-          </w:tcPr>
-          <w:p>
-            <w:pPr>
-              <w:pStyle w:val="BodyText"/>
-              <w:ind w:left="0"/>
-              <w:jc w:val="center"/>
-              <w:rPr>
-                <w:iCs/>
-              </w:rPr>
-            </w:pPr>
-            <w:r>
-              <w:rPr>
-                <w:iCs/>
-              </w:rPr>
-              <w:t xml:space="preserve">1 or </w:t>
-            </w:r>
-            <w:r>
-              <w:rPr>
-                <w:iCs/>
-              </w:rPr>
-              <w:t>DIV_ZERO</w:t>
-            </w:r>
-          </w:p>
-        </w:tc>
-        <w:tc>
-          <w:tcPr>
-            <w:tcW w:w="845" w:type="dxa"/>
-            <w:vAlign w:val="center"/>
-          </w:tcPr>
-          <w:p>
-            <w:pPr>
-              <w:pStyle w:val="BodyText"/>
-              <w:ind w:left="0"/>
-              <w:jc w:val="center"/>
-              <w:rPr>
-                <w:iCs/>
-              </w:rPr>
-            </w:pPr>
-            <w:r>
-              <w:rPr>
-                <w:iCs/>
-              </w:rPr>
-              <w:t>1</w:t>
-            </w:r>
-          </w:p>
-        </w:tc>
-        <w:tc>
-          <w:tcPr>
-            <w:tcW w:w="983" w:type="dxa"/>
-            <w:vAlign w:val="center"/>
-          </w:tcPr>
-          <w:p>
-            <w:pPr>
-              <w:pStyle w:val="BodyText"/>
-              <w:ind w:left="0"/>
-              <w:jc w:val="center"/>
-              <w:rPr>
-                <w:iCs/>
-              </w:rPr>
-            </w:pPr>
-            <w:r>
-              <w:rPr>
-                <w:iCs/>
+        <w:trPr>
+          <w:trHeight w:val="656"/>
+        </w:trPr>
+        <w:tc>
+          <w:tcPr>
+            <w:tcW w:w="1296" w:type="dxa"/>
+            <w:vAlign w:val="center"/>
+          </w:tcPr>
+          <w:p>
+            <w:pPr>
+              <w:pStyle w:val="BodyText"/>
+              <w:spacing w:after="0"/>
+              <w:ind w:left="0"/>
+              <w:jc w:val="center"/>
+            </w:pPr>
+            <w:r>
+              <w:t>T-TC07</w:t>
+            </w:r>
+          </w:p>
+        </w:tc>
+        <w:tc>
+          <w:tcPr>
+            <w:tcW w:w="1754" w:type="dxa"/>
+            <w:vAlign w:val="center"/>
+          </w:tcPr>
+          <w:p>
+            <w:pPr>
+              <w:pStyle w:val="BodyText"/>
+              <w:spacing w:after="0"/>
+              <w:ind w:left="0"/>
+              <w:jc w:val="center"/>
+              <w:rPr>
+                <w:iCs/>
+                <w:color w:val="000000"/>
+              </w:rPr>
+            </w:pPr>
+            <w:r>
+              <w:rPr>
+                <w:iCs/>
+                <w:color w:val="000000"/>
+              </w:rPr>
+              <w:t>Verify tokenizer handles subtraction and parentheses</w:t>
+            </w:r>
+          </w:p>
+        </w:tc>
+        <w:tc>
+          <w:tcPr>
+            <w:tcW w:w="1607" w:type="dxa"/>
+            <w:vAlign w:val="center"/>
+          </w:tcPr>
+          <w:p>
+            <w:pPr>
+              <w:pStyle w:val="BodyText"/>
+              <w:spacing w:after="0"/>
+              <w:ind w:left="0"/>
+              <w:jc w:val="center"/>
+            </w:pPr>
+            <w:r>
+              <w:t>8 - (5 - 2)</w:t>
+            </w:r>
+          </w:p>
+        </w:tc>
+        <w:tc>
+          <w:tcPr>
+            <w:tcW w:w="2050" w:type="dxa"/>
+            <w:vAlign w:val="center"/>
+          </w:tcPr>
+          <w:p>
+            <w:pPr>
+              <w:pStyle w:val="BodyText"/>
+              <w:spacing w:after="0"/>
+              <w:ind w:left="0"/>
+              <w:jc w:val="center"/>
+              <w:rPr>
+                <w:iCs/>
+                <w:color w:val="000000"/>
+              </w:rPr>
+            </w:pPr>
+            <w:r>
+              <w:rPr>
+                <w:iCs/>
+                <w:color w:val="000000"/>
+              </w:rPr>
+              <w:t xml:space="preserve">Tokens: 8 - </w:t>
+            </w:r>
+            <w:proofErr w:type="gramStart"/>
+            <w:r>
+              <w:rPr>
+                <w:iCs/>
+                <w:color w:val="000000"/>
+              </w:rPr>
+              <w:t>( 5</w:t>
+            </w:r>
+            <w:proofErr w:type="gramEnd"/>
+            <w:r>
+              <w:rPr>
+                <w:iCs/>
+                <w:color w:val="000000"/>
+              </w:rPr>
+              <w:t xml:space="preserve"> - </w:t>
+            </w:r>
+            <w:proofErr w:type="gramStart"/>
+            <w:r>
+              <w:rPr>
+                <w:iCs/>
+                <w:color w:val="000000"/>
+              </w:rPr>
+              <w:t>2 )</w:t>
+            </w:r>
+            <w:proofErr w:type="gramEnd"/>
+          </w:p>
+        </w:tc>
+        <w:tc>
+          <w:tcPr>
+            <w:tcW w:w="1732" w:type="dxa"/>
+            <w:vAlign w:val="center"/>
+          </w:tcPr>
+          <w:p>
+            <w:pPr>
+              <w:pStyle w:val="BodyText"/>
+              <w:spacing w:after="0"/>
+              <w:ind w:left="0"/>
+              <w:jc w:val="center"/>
+              <w:rPr>
+                <w:iCs/>
+                <w:color w:val="000000"/>
+              </w:rPr>
+            </w:pPr>
+            <w:r>
+              <w:rPr>
+                <w:iCs/>
+                <w:color w:val="000000"/>
+              </w:rPr>
+              <w:t xml:space="preserve">Tokens: 8 - </w:t>
+            </w:r>
+            <w:proofErr w:type="gramStart"/>
+            <w:r>
+              <w:rPr>
+                <w:iCs/>
+                <w:color w:val="000000"/>
+              </w:rPr>
+              <w:t>( 5</w:t>
+            </w:r>
+            <w:proofErr w:type="gramEnd"/>
+            <w:r>
+              <w:rPr>
+                <w:iCs/>
+                <w:color w:val="000000"/>
+              </w:rPr>
+              <w:t xml:space="preserve"> - </w:t>
+            </w:r>
+            <w:proofErr w:type="gramStart"/>
+            <w:r>
+              <w:rPr>
+                <w:iCs/>
+                <w:color w:val="000000"/>
+              </w:rPr>
+              <w:t>2 )</w:t>
+            </w:r>
+            <w:proofErr w:type="gramEnd"/>
+          </w:p>
+        </w:tc>
+        <w:tc>
+          <w:tcPr>
+            <w:tcW w:w="1030" w:type="dxa"/>
+            <w:vAlign w:val="center"/>
+          </w:tcPr>
+          <w:p>
+            <w:pPr>
+              <w:pStyle w:val="BodyText"/>
+              <w:spacing w:after="0"/>
+              <w:ind w:left="0"/>
+              <w:jc w:val="center"/>
+              <w:rPr>
+                <w:iCs/>
+                <w:color w:val="000000"/>
+              </w:rPr>
+            </w:pPr>
+            <w:r>
+              <w:rPr>
+                <w:iCs/>
+                <w:color w:val="000000"/>
               </w:rPr>
               <w:t>Pass</w:t>
             </w:r>
@@ -1894,49 +2376,2864 @@
         </w:tc>
       </w:tr>
       <w:tr>
-        <w:tc>
-          <w:tcPr>
-            <w:tcW w:w="1059" w:type="dxa"/>
-            <w:vAlign w:val="center"/>
-          </w:tcPr>
-          <w:p>
-            <w:pPr>
-              <w:pStyle w:val="BodyText"/>
-              <w:ind w:left="0"/>
-              <w:jc w:val="center"/>
-              <w:rPr>
-                <w:b/>
-                <w:bCs/>
-                <w:iCs/>
-              </w:rPr>
-            </w:pPr>
-            <w:r>
-              <w:rPr>
-                <w:b/>
-                <w:bCs/>
-                <w:iCs/>
-              </w:rPr>
-              <w:t>EV-TC08</w:t>
-            </w:r>
-          </w:p>
-        </w:tc>
-        <w:tc>
-          <w:tcPr>
-            <w:tcW w:w="2120" w:type="dxa"/>
-            <w:vAlign w:val="center"/>
-          </w:tcPr>
-          <w:p>
-            <w:pPr>
-              <w:pStyle w:val="BodyText"/>
-              <w:ind w:left="0"/>
-              <w:jc w:val="center"/>
-              <w:rPr>
-                <w:iCs/>
-              </w:rPr>
-            </w:pPr>
-            <w:r>
-              <w:rPr>
-                <w:iCs/>
+        <w:trPr>
+          <w:trHeight w:val="656"/>
+        </w:trPr>
+        <w:tc>
+          <w:tcPr>
+            <w:tcW w:w="1296" w:type="dxa"/>
+            <w:vAlign w:val="center"/>
+          </w:tcPr>
+          <w:p>
+            <w:pPr>
+              <w:pStyle w:val="BodyText"/>
+              <w:spacing w:after="0"/>
+              <w:ind w:left="0"/>
+              <w:jc w:val="center"/>
+            </w:pPr>
+            <w:r>
+              <w:t>T-TC08</w:t>
+            </w:r>
+          </w:p>
+        </w:tc>
+        <w:tc>
+          <w:tcPr>
+            <w:tcW w:w="1754" w:type="dxa"/>
+            <w:vAlign w:val="center"/>
+          </w:tcPr>
+          <w:p>
+            <w:pPr>
+              <w:pStyle w:val="BodyText"/>
+              <w:spacing w:after="0"/>
+              <w:ind w:left="0"/>
+              <w:jc w:val="center"/>
+              <w:rPr>
+                <w:iCs/>
+                <w:color w:val="000000"/>
+              </w:rPr>
+            </w:pPr>
+            <w:r>
+              <w:rPr>
+                <w:iCs/>
+                <w:color w:val="000000"/>
+              </w:rPr>
+              <w:t>Verify tokenizer handles mixed operators and parentheses</w:t>
+            </w:r>
+          </w:p>
+        </w:tc>
+        <w:tc>
+          <w:tcPr>
+            <w:tcW w:w="1607" w:type="dxa"/>
+            <w:vAlign w:val="center"/>
+          </w:tcPr>
+          <w:p>
+            <w:pPr>
+              <w:pStyle w:val="BodyText"/>
+              <w:spacing w:after="0"/>
+              <w:ind w:left="0"/>
+              <w:jc w:val="center"/>
+            </w:pPr>
+            <w:r>
+              <w:t>3 + 4 * 2 / (1 - 5)</w:t>
+            </w:r>
+          </w:p>
+        </w:tc>
+        <w:tc>
+          <w:tcPr>
+            <w:tcW w:w="2050" w:type="dxa"/>
+            <w:vAlign w:val="center"/>
+          </w:tcPr>
+          <w:p>
+            <w:pPr>
+              <w:pStyle w:val="BodyText"/>
+              <w:spacing w:after="0"/>
+              <w:ind w:left="0"/>
+              <w:jc w:val="center"/>
+              <w:rPr>
+                <w:iCs/>
+                <w:color w:val="000000"/>
+              </w:rPr>
+            </w:pPr>
+            <w:r>
+              <w:rPr>
+                <w:iCs/>
+                <w:color w:val="000000"/>
+              </w:rPr>
+              <w:t xml:space="preserve">Tokens: 3 + 4 * 2 / </w:t>
+            </w:r>
+            <w:proofErr w:type="gramStart"/>
+            <w:r>
+              <w:rPr>
+                <w:iCs/>
+                <w:color w:val="000000"/>
+              </w:rPr>
+              <w:t>( 1</w:t>
+            </w:r>
+            <w:proofErr w:type="gramEnd"/>
+            <w:r>
+              <w:rPr>
+                <w:iCs/>
+                <w:color w:val="000000"/>
+              </w:rPr>
+              <w:t xml:space="preserve"> - </w:t>
+            </w:r>
+            <w:proofErr w:type="gramStart"/>
+            <w:r>
+              <w:rPr>
+                <w:iCs/>
+                <w:color w:val="000000"/>
+              </w:rPr>
+              <w:t>5 )</w:t>
+            </w:r>
+            <w:proofErr w:type="gramEnd"/>
+          </w:p>
+        </w:tc>
+        <w:tc>
+          <w:tcPr>
+            <w:tcW w:w="1732" w:type="dxa"/>
+            <w:vAlign w:val="center"/>
+          </w:tcPr>
+          <w:p>
+            <w:pPr>
+              <w:pStyle w:val="BodyText"/>
+              <w:spacing w:after="0"/>
+              <w:ind w:left="0"/>
+              <w:jc w:val="center"/>
+              <w:rPr>
+                <w:iCs/>
+                <w:color w:val="000000"/>
+              </w:rPr>
+            </w:pPr>
+            <w:r>
+              <w:rPr>
+                <w:iCs/>
+                <w:color w:val="000000"/>
+              </w:rPr>
+              <w:t xml:space="preserve">Tokens: 3 + 4 * 2 / </w:t>
+            </w:r>
+            <w:proofErr w:type="gramStart"/>
+            <w:r>
+              <w:rPr>
+                <w:iCs/>
+                <w:color w:val="000000"/>
+              </w:rPr>
+              <w:t>( 1</w:t>
+            </w:r>
+            <w:proofErr w:type="gramEnd"/>
+            <w:r>
+              <w:rPr>
+                <w:iCs/>
+                <w:color w:val="000000"/>
+              </w:rPr>
+              <w:t xml:space="preserve"> - </w:t>
+            </w:r>
+            <w:proofErr w:type="gramStart"/>
+            <w:r>
+              <w:rPr>
+                <w:iCs/>
+                <w:color w:val="000000"/>
+              </w:rPr>
+              <w:t>5 )</w:t>
+            </w:r>
+            <w:proofErr w:type="gramEnd"/>
+          </w:p>
+        </w:tc>
+        <w:tc>
+          <w:tcPr>
+            <w:tcW w:w="1030" w:type="dxa"/>
+            <w:vAlign w:val="center"/>
+          </w:tcPr>
+          <w:p>
+            <w:pPr>
+              <w:pStyle w:val="BodyText"/>
+              <w:spacing w:after="0"/>
+              <w:ind w:left="0"/>
+              <w:jc w:val="center"/>
+              <w:rPr>
+                <w:iCs/>
+                <w:color w:val="000000"/>
+              </w:rPr>
+            </w:pPr>
+            <w:r>
+              <w:rPr>
+                <w:iCs/>
+                <w:color w:val="000000"/>
+              </w:rPr>
+              <w:t>Pass</w:t>
+            </w:r>
+          </w:p>
+        </w:tc>
+      </w:tr>
+      <w:tr>
+        <w:trPr>
+          <w:trHeight w:val="656"/>
+        </w:trPr>
+        <w:tc>
+          <w:tcPr>
+            <w:tcW w:w="1296" w:type="dxa"/>
+            <w:vAlign w:val="center"/>
+          </w:tcPr>
+          <w:p>
+            <w:pPr>
+              <w:pStyle w:val="BodyText"/>
+              <w:spacing w:after="0"/>
+              <w:ind w:left="0"/>
+              <w:jc w:val="center"/>
+              <w:rPr>
+                <w:iCs/>
+                <w:color w:val="000000"/>
+              </w:rPr>
+            </w:pPr>
+            <w:r>
+              <w:t>P-TC01</w:t>
+            </w:r>
+          </w:p>
+        </w:tc>
+        <w:tc>
+          <w:tcPr>
+            <w:tcW w:w="1754" w:type="dxa"/>
+            <w:vAlign w:val="center"/>
+          </w:tcPr>
+          <w:p>
+            <w:pPr>
+              <w:pStyle w:val="BodyText"/>
+              <w:spacing w:after="0"/>
+              <w:ind w:left="0"/>
+              <w:jc w:val="center"/>
+              <w:rPr>
+                <w:iCs/>
+                <w:color w:val="000000"/>
+              </w:rPr>
+            </w:pPr>
+            <w:r>
+              <w:rPr>
+                <w:iCs/>
+                <w:color w:val="000000"/>
+              </w:rPr>
+              <w:t>Verify parser handles operator precedence (multiplication before addition)</w:t>
+            </w:r>
+          </w:p>
+        </w:tc>
+        <w:tc>
+          <w:tcPr>
+            <w:tcW w:w="1607" w:type="dxa"/>
+            <w:vAlign w:val="center"/>
+          </w:tcPr>
+          <w:p>
+            <w:pPr>
+              <w:pStyle w:val="BodyText"/>
+              <w:spacing w:after="0"/>
+              <w:ind w:left="0"/>
+              <w:jc w:val="center"/>
+              <w:rPr>
+                <w:iCs/>
+                <w:color w:val="000000"/>
+              </w:rPr>
+            </w:pPr>
+            <w:r>
+              <w:t>3 + 4 * 2</w:t>
+            </w:r>
+          </w:p>
+        </w:tc>
+        <w:tc>
+          <w:tcPr>
+            <w:tcW w:w="2050" w:type="dxa"/>
+            <w:vAlign w:val="center"/>
+          </w:tcPr>
+          <w:p>
+            <w:pPr>
+              <w:pStyle w:val="BodyText"/>
+              <w:spacing w:after="0"/>
+              <w:ind w:left="0"/>
+              <w:jc w:val="center"/>
+              <w:rPr>
+                <w:iCs/>
+                <w:color w:val="000000"/>
+              </w:rPr>
+            </w:pPr>
+            <w:r>
+              <w:rPr>
+                <w:iCs/>
+                <w:color w:val="000000"/>
+              </w:rPr>
+              <w:t>Prefix: + 3 * 4 2</w:t>
+            </w:r>
+          </w:p>
+        </w:tc>
+        <w:tc>
+          <w:tcPr>
+            <w:tcW w:w="1732" w:type="dxa"/>
+            <w:vAlign w:val="center"/>
+          </w:tcPr>
+          <w:p>
+            <w:pPr>
+              <w:pStyle w:val="BodyText"/>
+              <w:spacing w:after="0"/>
+              <w:ind w:left="0"/>
+              <w:jc w:val="center"/>
+              <w:rPr>
+                <w:iCs/>
+                <w:color w:val="000000"/>
+              </w:rPr>
+            </w:pPr>
+            <w:r>
+              <w:rPr>
+                <w:iCs/>
+                <w:color w:val="000000"/>
+              </w:rPr>
+              <w:t>+ 3 * 4 2</w:t>
+            </w:r>
+          </w:p>
+        </w:tc>
+        <w:tc>
+          <w:tcPr>
+            <w:tcW w:w="1030" w:type="dxa"/>
+            <w:vAlign w:val="center"/>
+          </w:tcPr>
+          <w:p>
+            <w:pPr>
+              <w:pStyle w:val="BodyText"/>
+              <w:spacing w:after="0"/>
+              <w:ind w:left="0"/>
+              <w:jc w:val="center"/>
+              <w:rPr>
+                <w:iCs/>
+                <w:color w:val="000000"/>
+              </w:rPr>
+            </w:pPr>
+            <w:r>
+              <w:rPr>
+                <w:iCs/>
+                <w:color w:val="000000"/>
+              </w:rPr>
+              <w:t>Pass</w:t>
+            </w:r>
+          </w:p>
+        </w:tc>
+      </w:tr>
+      <w:tr>
+        <w:trPr>
+          <w:trHeight w:val="525"/>
+        </w:trPr>
+        <w:tc>
+          <w:tcPr>
+            <w:tcW w:w="1296" w:type="dxa"/>
+            <w:vAlign w:val="center"/>
+          </w:tcPr>
+          <w:p>
+            <w:pPr>
+              <w:pStyle w:val="BodyText"/>
+              <w:spacing w:after="0"/>
+              <w:ind w:left="0"/>
+              <w:jc w:val="center"/>
+              <w:rPr>
+                <w:iCs/>
+                <w:color w:val="000000"/>
+              </w:rPr>
+            </w:pPr>
+            <w:r>
+              <w:t>P-TC02</w:t>
+            </w:r>
+          </w:p>
+        </w:tc>
+        <w:tc>
+          <w:tcPr>
+            <w:tcW w:w="1754" w:type="dxa"/>
+            <w:vAlign w:val="center"/>
+          </w:tcPr>
+          <w:p>
+            <w:pPr>
+              <w:pStyle w:val="BodyText"/>
+              <w:spacing w:after="0"/>
+              <w:ind w:left="0"/>
+              <w:jc w:val="center"/>
+              <w:rPr>
+                <w:iCs/>
+                <w:color w:val="000000"/>
+              </w:rPr>
+            </w:pPr>
+            <w:r>
+              <w:rPr>
+                <w:iCs/>
+                <w:color w:val="000000"/>
+              </w:rPr>
+              <w:t>Verify parser handles parentheses overriding precedence</w:t>
+            </w:r>
+          </w:p>
+        </w:tc>
+        <w:tc>
+          <w:tcPr>
+            <w:tcW w:w="1607" w:type="dxa"/>
+            <w:vAlign w:val="center"/>
+          </w:tcPr>
+          <w:p>
+            <w:pPr>
+              <w:pStyle w:val="BodyText"/>
+              <w:spacing w:after="0"/>
+              <w:ind w:left="0"/>
+              <w:jc w:val="center"/>
+              <w:rPr>
+                <w:iCs/>
+                <w:color w:val="000000"/>
+              </w:rPr>
+            </w:pPr>
+            <w:r>
+              <w:t>(3 + 4) * 2</w:t>
+            </w:r>
+          </w:p>
+        </w:tc>
+        <w:tc>
+          <w:tcPr>
+            <w:tcW w:w="2050" w:type="dxa"/>
+            <w:vAlign w:val="center"/>
+          </w:tcPr>
+          <w:p>
+            <w:pPr>
+              <w:pStyle w:val="BodyText"/>
+              <w:spacing w:after="0"/>
+              <w:ind w:left="0"/>
+              <w:jc w:val="center"/>
+              <w:rPr>
+                <w:iCs/>
+                <w:color w:val="000000"/>
+              </w:rPr>
+            </w:pPr>
+          </w:p>
+          <w:p>
+            <w:r>
+              <w:t>Prefix: * + 3 4 2</w:t>
+            </w:r>
+          </w:p>
+        </w:tc>
+        <w:tc>
+          <w:tcPr>
+            <w:tcW w:w="1732" w:type="dxa"/>
+            <w:vAlign w:val="center"/>
+          </w:tcPr>
+          <w:p>
+            <w:pPr>
+              <w:pStyle w:val="BodyText"/>
+              <w:spacing w:after="0"/>
+              <w:ind w:left="0"/>
+              <w:rPr>
+                <w:iCs/>
+                <w:color w:val="000000"/>
+              </w:rPr>
+            </w:pPr>
+            <w:r>
+              <w:rPr>
+                <w:iCs/>
+                <w:color w:val="000000"/>
+              </w:rPr>
+              <w:t xml:space="preserve">       * + 3 4 2</w:t>
+            </w:r>
+          </w:p>
+        </w:tc>
+        <w:tc>
+          <w:tcPr>
+            <w:tcW w:w="1030" w:type="dxa"/>
+            <w:vAlign w:val="center"/>
+          </w:tcPr>
+          <w:p>
+            <w:pPr>
+              <w:pStyle w:val="BodyText"/>
+              <w:spacing w:after="0"/>
+              <w:ind w:left="0"/>
+              <w:jc w:val="center"/>
+              <w:rPr>
+                <w:iCs/>
+                <w:color w:val="000000"/>
+              </w:rPr>
+            </w:pPr>
+            <w:r>
+              <w:rPr>
+                <w:iCs/>
+                <w:color w:val="000000"/>
+              </w:rPr>
+              <w:t>Pass</w:t>
+            </w:r>
+          </w:p>
+        </w:tc>
+      </w:tr>
+      <w:tr>
+        <w:trPr>
+          <w:trHeight w:val="584"/>
+        </w:trPr>
+        <w:tc>
+          <w:tcPr>
+            <w:tcW w:w="1296" w:type="dxa"/>
+            <w:vAlign w:val="center"/>
+          </w:tcPr>
+          <w:p>
+            <w:pPr>
+              <w:pStyle w:val="BodyText"/>
+              <w:spacing w:after="0"/>
+              <w:ind w:left="0"/>
+              <w:jc w:val="center"/>
+              <w:rPr>
+                <w:iCs/>
+                <w:color w:val="000000"/>
+              </w:rPr>
+            </w:pPr>
+            <w:r>
+              <w:lastRenderedPageBreak/>
+              <w:t>P-TC03</w:t>
+            </w:r>
+          </w:p>
+        </w:tc>
+        <w:tc>
+          <w:tcPr>
+            <w:tcW w:w="1754" w:type="dxa"/>
+            <w:vAlign w:val="center"/>
+          </w:tcPr>
+          <w:p>
+            <w:pPr>
+              <w:pStyle w:val="BodyText"/>
+              <w:spacing w:after="0"/>
+              <w:ind w:left="0"/>
+              <w:jc w:val="center"/>
+              <w:rPr>
+                <w:iCs/>
+                <w:color w:val="000000"/>
+              </w:rPr>
+            </w:pPr>
+            <w:r>
+              <w:rPr>
+                <w:iCs/>
+                <w:color w:val="000000"/>
+              </w:rPr>
+              <w:t>Verify parser handles nested expressions</w:t>
+            </w:r>
+          </w:p>
+        </w:tc>
+        <w:tc>
+          <w:tcPr>
+            <w:tcW w:w="1607" w:type="dxa"/>
+            <w:vAlign w:val="center"/>
+          </w:tcPr>
+          <w:p>
+            <w:pPr>
+              <w:pStyle w:val="BodyText"/>
+              <w:spacing w:after="0"/>
+              <w:ind w:left="0"/>
+              <w:jc w:val="center"/>
+              <w:rPr>
+                <w:iCs/>
+                <w:color w:val="000000"/>
+              </w:rPr>
+            </w:pPr>
+            <w:r>
+              <w:t>8 - (5 - 2)</w:t>
+            </w:r>
+          </w:p>
+        </w:tc>
+        <w:tc>
+          <w:tcPr>
+            <w:tcW w:w="2050" w:type="dxa"/>
+            <w:vAlign w:val="center"/>
+          </w:tcPr>
+          <w:p>
+            <w:pPr>
+              <w:pStyle w:val="BodyText"/>
+              <w:spacing w:after="0"/>
+              <w:ind w:left="0"/>
+              <w:jc w:val="center"/>
+              <w:rPr>
+                <w:iCs/>
+                <w:color w:val="000000"/>
+              </w:rPr>
+            </w:pPr>
+            <w:r>
+              <w:rPr>
+                <w:iCs/>
+                <w:color w:val="000000"/>
+              </w:rPr>
+              <w:t>Prefix: - 8 - 5 2</w:t>
+            </w:r>
+          </w:p>
+        </w:tc>
+        <w:tc>
+          <w:tcPr>
+            <w:tcW w:w="1732" w:type="dxa"/>
+            <w:vAlign w:val="center"/>
+          </w:tcPr>
+          <w:p>
+            <w:pPr>
+              <w:pStyle w:val="BodyText"/>
+              <w:spacing w:after="0"/>
+              <w:ind w:left="0"/>
+              <w:jc w:val="center"/>
+              <w:rPr>
+                <w:iCs/>
+                <w:color w:val="000000"/>
+              </w:rPr>
+            </w:pPr>
+            <w:r>
+              <w:rPr>
+                <w:iCs/>
+                <w:color w:val="000000"/>
+              </w:rPr>
+              <w:t>- 8 - 5 2</w:t>
+            </w:r>
+          </w:p>
+        </w:tc>
+        <w:tc>
+          <w:tcPr>
+            <w:tcW w:w="1030" w:type="dxa"/>
+            <w:vAlign w:val="center"/>
+          </w:tcPr>
+          <w:p>
+            <w:pPr>
+              <w:pStyle w:val="BodyText"/>
+              <w:spacing w:after="0"/>
+              <w:ind w:left="0"/>
+              <w:jc w:val="center"/>
+              <w:rPr>
+                <w:iCs/>
+                <w:color w:val="000000"/>
+              </w:rPr>
+            </w:pPr>
+            <w:r>
+              <w:rPr>
+                <w:iCs/>
+                <w:color w:val="000000"/>
+              </w:rPr>
+              <w:t>Pass</w:t>
+            </w:r>
+          </w:p>
+        </w:tc>
+      </w:tr>
+      <w:tr>
+        <w:trPr>
+          <w:trHeight w:val="525"/>
+        </w:trPr>
+        <w:tc>
+          <w:tcPr>
+            <w:tcW w:w="1296" w:type="dxa"/>
+            <w:vAlign w:val="center"/>
+          </w:tcPr>
+          <w:p>
+            <w:pPr>
+              <w:pStyle w:val="BodyText"/>
+              <w:spacing w:after="0"/>
+              <w:ind w:left="0"/>
+              <w:jc w:val="center"/>
+              <w:rPr>
+                <w:iCs/>
+                <w:color w:val="000000"/>
+              </w:rPr>
+            </w:pPr>
+            <w:r>
+              <w:t>P-TC04</w:t>
+            </w:r>
+          </w:p>
+        </w:tc>
+        <w:tc>
+          <w:tcPr>
+            <w:tcW w:w="1754" w:type="dxa"/>
+            <w:vAlign w:val="center"/>
+          </w:tcPr>
+          <w:p>
+            <w:pPr>
+              <w:pStyle w:val="BodyText"/>
+              <w:spacing w:after="0"/>
+              <w:ind w:left="0"/>
+              <w:jc w:val="center"/>
+              <w:rPr>
+                <w:iCs/>
+                <w:color w:val="000000"/>
+              </w:rPr>
+            </w:pPr>
+            <w:r>
+              <w:rPr>
+                <w:iCs/>
+                <w:color w:val="000000"/>
+              </w:rPr>
+              <w:t xml:space="preserve">Verify parser handles </w:t>
+            </w:r>
+            <w:r>
+              <w:rPr>
+                <w:iCs/>
+                <w:color w:val="000000"/>
+              </w:rPr>
+              <w:t>left</w:t>
+            </w:r>
+            <w:r>
+              <w:rPr>
+                <w:iCs/>
+                <w:color w:val="000000"/>
+              </w:rPr>
+              <w:t xml:space="preserve">-associative </w:t>
+            </w:r>
+            <w:r>
+              <w:rPr>
+                <w:iCs/>
+                <w:color w:val="000000"/>
+              </w:rPr>
+              <w:t>subtraction</w:t>
+            </w:r>
+          </w:p>
+        </w:tc>
+        <w:tc>
+          <w:tcPr>
+            <w:tcW w:w="1607" w:type="dxa"/>
+            <w:vAlign w:val="center"/>
+          </w:tcPr>
+          <w:p>
+            <w:pPr>
+              <w:pStyle w:val="BodyText"/>
+              <w:spacing w:after="0"/>
+              <w:ind w:left="0"/>
+              <w:jc w:val="center"/>
+              <w:rPr>
+                <w:iCs/>
+                <w:color w:val="000000"/>
+              </w:rPr>
+            </w:pPr>
+            <w:r>
+              <w:t>10 - 3 - 2</w:t>
+            </w:r>
+          </w:p>
+        </w:tc>
+        <w:tc>
+          <w:tcPr>
+            <w:tcW w:w="2050" w:type="dxa"/>
+            <w:vAlign w:val="center"/>
+          </w:tcPr>
+          <w:p>
+            <w:pPr>
+              <w:pStyle w:val="BodyText"/>
+              <w:spacing w:after="0"/>
+              <w:ind w:left="0"/>
+              <w:jc w:val="center"/>
+              <w:rPr>
+                <w:iCs/>
+                <w:color w:val="000000"/>
+              </w:rPr>
+            </w:pPr>
+            <w:r>
+              <w:rPr>
+                <w:iCs/>
+                <w:color w:val="000000"/>
+              </w:rPr>
+              <w:t>Prefix: - - 10 3 2</w:t>
+            </w:r>
+          </w:p>
+        </w:tc>
+        <w:tc>
+          <w:tcPr>
+            <w:tcW w:w="1732" w:type="dxa"/>
+            <w:vAlign w:val="center"/>
+          </w:tcPr>
+          <w:p>
+            <w:pPr>
+              <w:pStyle w:val="BodyText"/>
+              <w:spacing w:after="0"/>
+              <w:ind w:left="0"/>
+              <w:jc w:val="center"/>
+              <w:rPr>
+                <w:iCs/>
+                <w:color w:val="000000"/>
+              </w:rPr>
+            </w:pPr>
+            <w:r>
+              <w:rPr>
+                <w:iCs/>
+                <w:color w:val="000000"/>
+              </w:rPr>
+              <w:t>- - 10 3 2</w:t>
+            </w:r>
+          </w:p>
+        </w:tc>
+        <w:tc>
+          <w:tcPr>
+            <w:tcW w:w="1030" w:type="dxa"/>
+            <w:vAlign w:val="center"/>
+          </w:tcPr>
+          <w:p>
+            <w:pPr>
+              <w:pStyle w:val="BodyText"/>
+              <w:spacing w:after="0"/>
+              <w:ind w:left="0"/>
+              <w:jc w:val="center"/>
+              <w:rPr>
+                <w:iCs/>
+                <w:color w:val="000000"/>
+              </w:rPr>
+            </w:pPr>
+            <w:r>
+              <w:rPr>
+                <w:iCs/>
+                <w:color w:val="000000"/>
+              </w:rPr>
+              <w:t>Pass</w:t>
+            </w:r>
+          </w:p>
+        </w:tc>
+      </w:tr>
+      <w:tr>
+        <w:trPr>
+          <w:trHeight w:val="525"/>
+        </w:trPr>
+        <w:tc>
+          <w:tcPr>
+            <w:tcW w:w="1296" w:type="dxa"/>
+            <w:vAlign w:val="center"/>
+          </w:tcPr>
+          <w:p>
+            <w:pPr>
+              <w:pStyle w:val="BodyText"/>
+              <w:spacing w:after="0"/>
+              <w:ind w:left="0"/>
+              <w:jc w:val="center"/>
+              <w:rPr>
+                <w:iCs/>
+                <w:color w:val="000000"/>
+              </w:rPr>
+            </w:pPr>
+            <w:r>
+              <w:t>P-TC05</w:t>
+            </w:r>
+          </w:p>
+        </w:tc>
+        <w:tc>
+          <w:tcPr>
+            <w:tcW w:w="1754" w:type="dxa"/>
+            <w:vAlign w:val="center"/>
+          </w:tcPr>
+          <w:p>
+            <w:pPr>
+              <w:pStyle w:val="BodyText"/>
+              <w:spacing w:after="0"/>
+              <w:ind w:left="0"/>
+              <w:jc w:val="center"/>
+              <w:rPr>
+                <w:iCs/>
+                <w:color w:val="000000"/>
+              </w:rPr>
+            </w:pPr>
+            <w:r>
+              <w:rPr>
+                <w:iCs/>
+                <w:color w:val="000000"/>
+              </w:rPr>
+              <w:t>Verify parser handles right-associative exponentiation</w:t>
+            </w:r>
+          </w:p>
+        </w:tc>
+        <w:tc>
+          <w:tcPr>
+            <w:tcW w:w="1607" w:type="dxa"/>
+            <w:vAlign w:val="center"/>
+          </w:tcPr>
+          <w:p>
+            <w:pPr>
+              <w:pStyle w:val="BodyText"/>
+              <w:spacing w:after="0"/>
+              <w:ind w:left="0"/>
+              <w:jc w:val="center"/>
+              <w:rPr>
+                <w:iCs/>
+                <w:color w:val="000000"/>
+              </w:rPr>
+            </w:pPr>
+            <w:r>
+              <w:t>2 ** 3 ** 2</w:t>
+            </w:r>
+          </w:p>
+        </w:tc>
+        <w:tc>
+          <w:tcPr>
+            <w:tcW w:w="2050" w:type="dxa"/>
+            <w:vAlign w:val="center"/>
+          </w:tcPr>
+          <w:p>
+            <w:pPr>
+              <w:pStyle w:val="BodyText"/>
+              <w:spacing w:after="0"/>
+              <w:ind w:left="0"/>
+              <w:jc w:val="center"/>
+              <w:rPr>
+                <w:iCs/>
+                <w:color w:val="000000"/>
+              </w:rPr>
+            </w:pPr>
+            <w:r>
+              <w:rPr>
+                <w:iCs/>
+                <w:color w:val="000000"/>
+              </w:rPr>
+              <w:t>Prefix: ** 2 ** 3 2</w:t>
+            </w:r>
+          </w:p>
+        </w:tc>
+        <w:tc>
+          <w:tcPr>
+            <w:tcW w:w="1732" w:type="dxa"/>
+            <w:vAlign w:val="center"/>
+          </w:tcPr>
+          <w:p>
+            <w:pPr>
+              <w:pStyle w:val="BodyText"/>
+              <w:spacing w:after="0"/>
+              <w:ind w:left="0"/>
+              <w:jc w:val="center"/>
+              <w:rPr>
+                <w:iCs/>
+                <w:color w:val="000000"/>
+              </w:rPr>
+            </w:pPr>
+            <w:r>
+              <w:rPr>
+                <w:iCs/>
+                <w:color w:val="000000"/>
+              </w:rPr>
+              <w:t>** 2 ** 3 2</w:t>
+            </w:r>
+          </w:p>
+        </w:tc>
+        <w:tc>
+          <w:tcPr>
+            <w:tcW w:w="1030" w:type="dxa"/>
+            <w:vAlign w:val="center"/>
+          </w:tcPr>
+          <w:p>
+            <w:pPr>
+              <w:pStyle w:val="BodyText"/>
+              <w:spacing w:after="0"/>
+              <w:ind w:left="0"/>
+              <w:jc w:val="center"/>
+              <w:rPr>
+                <w:iCs/>
+                <w:color w:val="000000"/>
+              </w:rPr>
+            </w:pPr>
+            <w:r>
+              <w:rPr>
+                <w:iCs/>
+                <w:color w:val="000000"/>
+              </w:rPr>
+              <w:t>Pass</w:t>
+            </w:r>
+          </w:p>
+        </w:tc>
+      </w:tr>
+      <w:tr>
+        <w:trPr>
+          <w:trHeight w:val="525"/>
+        </w:trPr>
+        <w:tc>
+          <w:tcPr>
+            <w:tcW w:w="1296" w:type="dxa"/>
+            <w:vAlign w:val="center"/>
+          </w:tcPr>
+          <w:p>
+            <w:pPr>
+              <w:pStyle w:val="BodyText"/>
+              <w:spacing w:after="0"/>
+              <w:ind w:left="0"/>
+              <w:jc w:val="center"/>
+              <w:rPr>
+                <w:iCs/>
+                <w:color w:val="000000"/>
+              </w:rPr>
+            </w:pPr>
+            <w:r>
+              <w:t>P-TC06</w:t>
+            </w:r>
+          </w:p>
+        </w:tc>
+        <w:tc>
+          <w:tcPr>
+            <w:tcW w:w="1754" w:type="dxa"/>
+            <w:vAlign w:val="center"/>
+          </w:tcPr>
+          <w:p>
+            <w:pPr>
+              <w:pStyle w:val="BodyText"/>
+              <w:spacing w:after="0"/>
+              <w:ind w:left="0"/>
+              <w:jc w:val="center"/>
+              <w:rPr>
+                <w:iCs/>
+                <w:color w:val="000000"/>
+              </w:rPr>
+            </w:pPr>
+            <w:r>
+              <w:rPr>
+                <w:iCs/>
+                <w:color w:val="000000"/>
+              </w:rPr>
+              <w:t>Verify parser handles single number input</w:t>
+            </w:r>
+          </w:p>
+        </w:tc>
+        <w:tc>
+          <w:tcPr>
+            <w:tcW w:w="1607" w:type="dxa"/>
+            <w:vAlign w:val="center"/>
+          </w:tcPr>
+          <w:p>
+            <w:pPr>
+              <w:pStyle w:val="BodyText"/>
+              <w:spacing w:after="0"/>
+              <w:ind w:left="0"/>
+              <w:jc w:val="center"/>
+              <w:rPr>
+                <w:iCs/>
+                <w:color w:val="000000"/>
+              </w:rPr>
+            </w:pPr>
+            <w:r>
+              <w:rPr>
+                <w:iCs/>
+                <w:color w:val="000000"/>
+              </w:rPr>
+              <w:t>42</w:t>
+            </w:r>
+          </w:p>
+        </w:tc>
+        <w:tc>
+          <w:tcPr>
+            <w:tcW w:w="2050" w:type="dxa"/>
+            <w:vAlign w:val="center"/>
+          </w:tcPr>
+          <w:p>
+            <w:pPr>
+              <w:pStyle w:val="BodyText"/>
+              <w:spacing w:after="0"/>
+              <w:ind w:left="0"/>
+              <w:jc w:val="center"/>
+              <w:rPr>
+                <w:iCs/>
+                <w:color w:val="000000"/>
+              </w:rPr>
+            </w:pPr>
+            <w:r>
+              <w:rPr>
+                <w:iCs/>
+                <w:color w:val="000000"/>
+              </w:rPr>
+              <w:t>Prefix: 42</w:t>
+            </w:r>
+          </w:p>
+        </w:tc>
+        <w:tc>
+          <w:tcPr>
+            <w:tcW w:w="1732" w:type="dxa"/>
+            <w:vAlign w:val="center"/>
+          </w:tcPr>
+          <w:p>
+            <w:pPr>
+              <w:pStyle w:val="BodyText"/>
+              <w:spacing w:after="0"/>
+              <w:ind w:left="0"/>
+              <w:jc w:val="center"/>
+              <w:rPr>
+                <w:iCs/>
+                <w:color w:val="000000"/>
+              </w:rPr>
+            </w:pPr>
+            <w:r>
+              <w:rPr>
+                <w:iCs/>
+                <w:color w:val="000000"/>
+              </w:rPr>
+              <w:t>42</w:t>
+            </w:r>
+          </w:p>
+        </w:tc>
+        <w:tc>
+          <w:tcPr>
+            <w:tcW w:w="1030" w:type="dxa"/>
+            <w:vAlign w:val="center"/>
+          </w:tcPr>
+          <w:p>
+            <w:pPr>
+              <w:pStyle w:val="BodyText"/>
+              <w:spacing w:after="0"/>
+              <w:ind w:left="0"/>
+              <w:jc w:val="center"/>
+              <w:rPr>
+                <w:iCs/>
+                <w:color w:val="000000"/>
+              </w:rPr>
+            </w:pPr>
+            <w:r>
+              <w:rPr>
+                <w:iCs/>
+                <w:color w:val="000000"/>
+              </w:rPr>
+              <w:t>Pass</w:t>
+            </w:r>
+          </w:p>
+        </w:tc>
+      </w:tr>
+      <w:tr>
+        <w:trPr>
+          <w:trHeight w:val="489"/>
+        </w:trPr>
+        <w:tc>
+          <w:tcPr>
+            <w:tcW w:w="1296" w:type="dxa"/>
+            <w:vAlign w:val="center"/>
+          </w:tcPr>
+          <w:p>
+            <w:pPr>
+              <w:pStyle w:val="BodyText"/>
+              <w:spacing w:after="0"/>
+              <w:ind w:left="0"/>
+              <w:jc w:val="center"/>
+            </w:pPr>
+            <w:r>
+              <w:t>P-TC07</w:t>
+            </w:r>
+          </w:p>
+        </w:tc>
+        <w:tc>
+          <w:tcPr>
+            <w:tcW w:w="1754" w:type="dxa"/>
+            <w:vAlign w:val="center"/>
+          </w:tcPr>
+          <w:p>
+            <w:pPr>
+              <w:pStyle w:val="BodyText"/>
+              <w:spacing w:after="0"/>
+              <w:ind w:left="0"/>
+              <w:jc w:val="center"/>
+              <w:rPr>
+                <w:iCs/>
+                <w:color w:val="000000"/>
+              </w:rPr>
+            </w:pPr>
+            <w:r>
+              <w:rPr>
+                <w:iCs/>
+                <w:color w:val="000000"/>
+              </w:rPr>
+              <w:t>Verify parser handles deeply nested parentheses</w:t>
+            </w:r>
+          </w:p>
+        </w:tc>
+        <w:tc>
+          <w:tcPr>
+            <w:tcW w:w="1607" w:type="dxa"/>
+            <w:vAlign w:val="center"/>
+          </w:tcPr>
+          <w:p>
+            <w:pPr>
+              <w:pStyle w:val="BodyText"/>
+              <w:spacing w:after="0"/>
+              <w:ind w:left="0"/>
+              <w:jc w:val="center"/>
+              <w:rPr>
+                <w:iCs/>
+                <w:color w:val="000000"/>
+              </w:rPr>
+            </w:pPr>
+            <w:r>
+              <w:rPr>
+                <w:iCs/>
+                <w:color w:val="000000"/>
+              </w:rPr>
+              <w:t>((2 + 3) * (4 - 1))</w:t>
+            </w:r>
+          </w:p>
+        </w:tc>
+        <w:tc>
+          <w:tcPr>
+            <w:tcW w:w="2050" w:type="dxa"/>
+            <w:vAlign w:val="center"/>
+          </w:tcPr>
+          <w:p>
+            <w:pPr>
+              <w:pStyle w:val="BodyText"/>
+              <w:spacing w:after="0"/>
+              <w:ind w:left="0"/>
+              <w:jc w:val="center"/>
+              <w:rPr>
+                <w:iCs/>
+                <w:color w:val="000000"/>
+              </w:rPr>
+            </w:pPr>
+            <w:r>
+              <w:rPr>
+                <w:iCs/>
+                <w:color w:val="000000"/>
+              </w:rPr>
+              <w:t>Prefix: * + 2 3 - 4 1</w:t>
+            </w:r>
+          </w:p>
+        </w:tc>
+        <w:tc>
+          <w:tcPr>
+            <w:tcW w:w="1732" w:type="dxa"/>
+            <w:vAlign w:val="center"/>
+          </w:tcPr>
+          <w:p>
+            <w:pPr>
+              <w:pStyle w:val="BodyText"/>
+              <w:spacing w:after="0"/>
+              <w:ind w:left="0"/>
+              <w:jc w:val="center"/>
+              <w:rPr>
+                <w:iCs/>
+                <w:color w:val="000000"/>
+              </w:rPr>
+            </w:pPr>
+            <w:r>
+              <w:rPr>
+                <w:iCs/>
+                <w:color w:val="000000"/>
+              </w:rPr>
+              <w:t>* + 2 3 - 4 1</w:t>
+            </w:r>
+          </w:p>
+        </w:tc>
+        <w:tc>
+          <w:tcPr>
+            <w:tcW w:w="1030" w:type="dxa"/>
+            <w:vAlign w:val="center"/>
+          </w:tcPr>
+          <w:p>
+            <w:pPr>
+              <w:pStyle w:val="BodyText"/>
+              <w:spacing w:after="0"/>
+              <w:ind w:left="0"/>
+              <w:jc w:val="center"/>
+              <w:rPr>
+                <w:iCs/>
+                <w:color w:val="000000"/>
+              </w:rPr>
+            </w:pPr>
+            <w:r>
+              <w:rPr>
+                <w:iCs/>
+                <w:color w:val="000000"/>
+              </w:rPr>
+              <w:t>Pass</w:t>
+            </w:r>
+          </w:p>
+        </w:tc>
+      </w:tr>
+      <w:tr>
+        <w:trPr>
+          <w:trHeight w:val="413"/>
+        </w:trPr>
+        <w:tc>
+          <w:tcPr>
+            <w:tcW w:w="1296" w:type="dxa"/>
+            <w:vAlign w:val="center"/>
+          </w:tcPr>
+          <w:p>
+            <w:pPr>
+              <w:pStyle w:val="BodyText"/>
+              <w:spacing w:after="0"/>
+              <w:ind w:left="0"/>
+              <w:jc w:val="center"/>
+              <w:rPr>
+                <w:iCs/>
+                <w:color w:val="000000"/>
+              </w:rPr>
+            </w:pPr>
+            <w:r>
+              <w:t>P-TC0</w:t>
+            </w:r>
+            <w:r>
+              <w:t>8</w:t>
+            </w:r>
+          </w:p>
+        </w:tc>
+        <w:tc>
+          <w:tcPr>
+            <w:tcW w:w="1754" w:type="dxa"/>
+            <w:vAlign w:val="center"/>
+          </w:tcPr>
+          <w:p>
+            <w:pPr>
+              <w:pStyle w:val="BodyText"/>
+              <w:spacing w:after="0"/>
+              <w:ind w:left="0"/>
+              <w:jc w:val="center"/>
+              <w:rPr>
+                <w:iCs/>
+                <w:color w:val="000000"/>
+              </w:rPr>
+            </w:pPr>
+            <w:r>
+              <w:rPr>
+                <w:iCs/>
+                <w:color w:val="000000"/>
+              </w:rPr>
+              <w:t>Detect missing right operand</w:t>
+            </w:r>
+          </w:p>
+        </w:tc>
+        <w:tc>
+          <w:tcPr>
+            <w:tcW w:w="1607" w:type="dxa"/>
+            <w:vAlign w:val="center"/>
+          </w:tcPr>
+          <w:p>
+            <w:pPr>
+              <w:pStyle w:val="BodyText"/>
+              <w:spacing w:after="0"/>
+              <w:ind w:left="0"/>
+              <w:jc w:val="center"/>
+              <w:rPr>
+                <w:iCs/>
+                <w:color w:val="000000"/>
+              </w:rPr>
+            </w:pPr>
+            <w:r>
+              <w:rPr>
+                <w:iCs/>
+                <w:color w:val="000000"/>
+              </w:rPr>
+              <w:t>3 +</w:t>
+            </w:r>
+          </w:p>
+        </w:tc>
+        <w:tc>
+          <w:tcPr>
+            <w:tcW w:w="2050" w:type="dxa"/>
+            <w:vAlign w:val="center"/>
+          </w:tcPr>
+          <w:p>
+            <w:pPr>
+              <w:pStyle w:val="BodyText"/>
+              <w:spacing w:after="0"/>
+              <w:ind w:left="0"/>
+              <w:jc w:val="center"/>
+              <w:rPr>
+                <w:iCs/>
+                <w:color w:val="000000"/>
+              </w:rPr>
+            </w:pPr>
+            <w:r>
+              <w:rPr>
+                <w:iCs/>
+                <w:color w:val="000000"/>
+              </w:rPr>
+              <w:t>Error: Unexpected end of expression</w:t>
+            </w:r>
+          </w:p>
+        </w:tc>
+        <w:tc>
+          <w:tcPr>
+            <w:tcW w:w="1732" w:type="dxa"/>
+            <w:vAlign w:val="center"/>
+          </w:tcPr>
+          <w:p>
+            <w:pPr>
+              <w:pStyle w:val="BodyText"/>
+              <w:spacing w:after="0"/>
+              <w:ind w:left="0"/>
+              <w:jc w:val="center"/>
+              <w:rPr>
+                <w:iCs/>
+                <w:color w:val="000000"/>
+              </w:rPr>
+            </w:pPr>
+            <w:r>
+              <w:rPr>
+                <w:iCs/>
+                <w:color w:val="000000"/>
+              </w:rPr>
+              <w:t>Unexpected end of expression</w:t>
+            </w:r>
+          </w:p>
+        </w:tc>
+        <w:tc>
+          <w:tcPr>
+            <w:tcW w:w="1030" w:type="dxa"/>
+            <w:vAlign w:val="center"/>
+          </w:tcPr>
+          <w:p>
+            <w:pPr>
+              <w:pStyle w:val="BodyText"/>
+              <w:spacing w:after="0"/>
+              <w:ind w:left="0"/>
+              <w:jc w:val="center"/>
+              <w:rPr>
+                <w:iCs/>
+                <w:color w:val="000000"/>
+              </w:rPr>
+            </w:pPr>
+            <w:r>
+              <w:rPr>
+                <w:iCs/>
+                <w:color w:val="000000"/>
+              </w:rPr>
+              <w:t>Pass</w:t>
+            </w:r>
+          </w:p>
+        </w:tc>
+      </w:tr>
+      <w:tr>
+        <w:trPr>
+          <w:trHeight w:val="489"/>
+        </w:trPr>
+        <w:tc>
+          <w:tcPr>
+            <w:tcW w:w="1296" w:type="dxa"/>
+            <w:vAlign w:val="center"/>
+          </w:tcPr>
+          <w:p>
+            <w:pPr>
+              <w:pStyle w:val="BodyText"/>
+              <w:spacing w:after="0"/>
+              <w:ind w:left="0"/>
+              <w:jc w:val="center"/>
+              <w:rPr>
+                <w:iCs/>
+                <w:color w:val="000000"/>
+              </w:rPr>
+            </w:pPr>
+            <w:r>
+              <w:t>P-TC0</w:t>
+            </w:r>
+            <w:r>
+              <w:t>9</w:t>
+            </w:r>
+          </w:p>
+        </w:tc>
+        <w:tc>
+          <w:tcPr>
+            <w:tcW w:w="1754" w:type="dxa"/>
+            <w:vAlign w:val="center"/>
+          </w:tcPr>
+          <w:p>
+            <w:pPr>
+              <w:pStyle w:val="BodyText"/>
+              <w:spacing w:after="0"/>
+              <w:ind w:left="0"/>
+              <w:jc w:val="center"/>
+              <w:rPr>
+                <w:iCs/>
+                <w:color w:val="000000"/>
+              </w:rPr>
+            </w:pPr>
+            <w:r>
+              <w:rPr>
+                <w:iCs/>
+                <w:color w:val="000000"/>
+              </w:rPr>
+              <w:t>Detect missing closing parenthesis</w:t>
+            </w:r>
+          </w:p>
+        </w:tc>
+        <w:tc>
+          <w:tcPr>
+            <w:tcW w:w="1607" w:type="dxa"/>
+            <w:vAlign w:val="center"/>
+          </w:tcPr>
+          <w:p>
+            <w:pPr>
+              <w:pStyle w:val="BodyText"/>
+              <w:spacing w:after="0"/>
+              <w:ind w:left="0"/>
+              <w:jc w:val="center"/>
+              <w:rPr>
+                <w:iCs/>
+                <w:color w:val="000000"/>
+              </w:rPr>
+            </w:pPr>
+            <w:r>
+              <w:rPr>
+                <w:iCs/>
+                <w:color w:val="000000"/>
+              </w:rPr>
+              <w:t>(3 + 4</w:t>
+            </w:r>
+          </w:p>
+        </w:tc>
+        <w:tc>
+          <w:tcPr>
+            <w:tcW w:w="2050" w:type="dxa"/>
+            <w:vAlign w:val="center"/>
+          </w:tcPr>
+          <w:p>
+            <w:pPr>
+              <w:pStyle w:val="BodyText"/>
+              <w:spacing w:after="0"/>
+              <w:ind w:left="0"/>
+              <w:jc w:val="center"/>
+              <w:rPr>
+                <w:iCs/>
+                <w:color w:val="000000"/>
+              </w:rPr>
+            </w:pPr>
+            <w:r>
+              <w:rPr>
+                <w:iCs/>
+                <w:color w:val="000000"/>
+              </w:rPr>
+              <w:t>Error: Expected closing parenthesis</w:t>
+            </w:r>
+          </w:p>
+        </w:tc>
+        <w:tc>
+          <w:tcPr>
+            <w:tcW w:w="1732" w:type="dxa"/>
+            <w:vAlign w:val="center"/>
+          </w:tcPr>
+          <w:p>
+            <w:pPr>
+              <w:pStyle w:val="BodyText"/>
+              <w:spacing w:after="0"/>
+              <w:ind w:left="0"/>
+              <w:jc w:val="center"/>
+              <w:rPr>
+                <w:iCs/>
+                <w:color w:val="000000"/>
+              </w:rPr>
+            </w:pPr>
+            <w:r>
+              <w:rPr>
+                <w:iCs/>
+                <w:color w:val="000000"/>
+              </w:rPr>
+              <w:t>Expected closing parenthesis ‘)’</w:t>
+            </w:r>
+          </w:p>
+        </w:tc>
+        <w:tc>
+          <w:tcPr>
+            <w:tcW w:w="1030" w:type="dxa"/>
+            <w:vAlign w:val="center"/>
+          </w:tcPr>
+          <w:p>
+            <w:pPr>
+              <w:pStyle w:val="BodyText"/>
+              <w:spacing w:after="0"/>
+              <w:ind w:left="0"/>
+              <w:jc w:val="center"/>
+              <w:rPr>
+                <w:iCs/>
+                <w:color w:val="000000"/>
+              </w:rPr>
+            </w:pPr>
+            <w:r>
+              <w:rPr>
+                <w:iCs/>
+                <w:color w:val="000000"/>
+              </w:rPr>
+              <w:t>Pass</w:t>
+            </w:r>
+          </w:p>
+        </w:tc>
+      </w:tr>
+      <w:tr>
+        <w:trPr>
+          <w:trHeight w:val="489"/>
+        </w:trPr>
+        <w:tc>
+          <w:tcPr>
+            <w:tcW w:w="1296" w:type="dxa"/>
+            <w:vAlign w:val="center"/>
+          </w:tcPr>
+          <w:p>
+            <w:pPr>
+              <w:pStyle w:val="BodyText"/>
+              <w:spacing w:after="0"/>
+              <w:ind w:left="0"/>
+              <w:jc w:val="center"/>
+              <w:rPr>
+                <w:iCs/>
+                <w:color w:val="000000"/>
+              </w:rPr>
+            </w:pPr>
+            <w:r>
+              <w:t>P-TC</w:t>
+            </w:r>
+            <w:r>
+              <w:t>10</w:t>
+            </w:r>
+          </w:p>
+        </w:tc>
+        <w:tc>
+          <w:tcPr>
+            <w:tcW w:w="1754" w:type="dxa"/>
+            <w:vAlign w:val="center"/>
+          </w:tcPr>
+          <w:p>
+            <w:pPr>
+              <w:pStyle w:val="BodyText"/>
+              <w:spacing w:after="0"/>
+              <w:ind w:left="0"/>
+              <w:jc w:val="center"/>
+              <w:rPr>
+                <w:iCs/>
+                <w:color w:val="000000"/>
+              </w:rPr>
+            </w:pPr>
+            <w:r>
+              <w:rPr>
+                <w:iCs/>
+                <w:color w:val="000000"/>
+              </w:rPr>
+              <w:t>Detect extra closing parenthesis</w:t>
+            </w:r>
+          </w:p>
+        </w:tc>
+        <w:tc>
+          <w:tcPr>
+            <w:tcW w:w="1607" w:type="dxa"/>
+            <w:vAlign w:val="center"/>
+          </w:tcPr>
+          <w:p>
+            <w:pPr>
+              <w:pStyle w:val="BodyText"/>
+              <w:spacing w:after="0"/>
+              <w:ind w:left="0"/>
+              <w:jc w:val="center"/>
+              <w:rPr>
+                <w:iCs/>
+                <w:color w:val="000000"/>
+              </w:rPr>
+            </w:pPr>
+            <w:r>
+              <w:t>3 + 4)</w:t>
+            </w:r>
+          </w:p>
+        </w:tc>
+        <w:tc>
+          <w:tcPr>
+            <w:tcW w:w="2050" w:type="dxa"/>
+            <w:vAlign w:val="center"/>
+          </w:tcPr>
+          <w:p>
+            <w:pPr>
+              <w:pStyle w:val="BodyText"/>
+              <w:spacing w:after="0"/>
+              <w:ind w:left="0"/>
+              <w:jc w:val="center"/>
+              <w:rPr>
+                <w:iCs/>
+                <w:color w:val="000000"/>
+              </w:rPr>
+            </w:pPr>
+            <w:r>
+              <w:rPr>
+                <w:iCs/>
+                <w:color w:val="000000"/>
+              </w:rPr>
+              <w:t xml:space="preserve">Error: Unexpected token after </w:t>
+            </w:r>
+            <w:r>
+              <w:rPr>
+                <w:iCs/>
+                <w:color w:val="000000"/>
+              </w:rPr>
+              <w:t xml:space="preserve">end of </w:t>
+            </w:r>
+            <w:r>
+              <w:rPr>
+                <w:iCs/>
+                <w:color w:val="000000"/>
+              </w:rPr>
+              <w:t>expression</w:t>
+            </w:r>
+          </w:p>
+        </w:tc>
+        <w:tc>
+          <w:tcPr>
+            <w:tcW w:w="1732" w:type="dxa"/>
+            <w:vAlign w:val="center"/>
+          </w:tcPr>
+          <w:p>
+            <w:pPr>
+              <w:pStyle w:val="BodyText"/>
+              <w:spacing w:after="0"/>
+              <w:ind w:left="0"/>
+              <w:jc w:val="center"/>
+              <w:rPr>
+                <w:iCs/>
+                <w:color w:val="000000"/>
+              </w:rPr>
+            </w:pPr>
+            <w:r>
+              <w:rPr>
+                <w:iCs/>
+                <w:color w:val="000000"/>
+              </w:rPr>
+              <w:t>Unexpected token after end of expression:</w:t>
+            </w:r>
+            <w:r>
+              <w:rPr>
+                <w:iCs/>
+                <w:color w:val="000000"/>
+              </w:rPr>
+              <w:t xml:space="preserve"> </w:t>
+            </w:r>
+            <w:r>
+              <w:rPr>
+                <w:iCs/>
+                <w:color w:val="000000"/>
+              </w:rPr>
+              <w:t>)</w:t>
+            </w:r>
+          </w:p>
+        </w:tc>
+        <w:tc>
+          <w:tcPr>
+            <w:tcW w:w="1030" w:type="dxa"/>
+            <w:vAlign w:val="center"/>
+          </w:tcPr>
+          <w:p>
+            <w:pPr>
+              <w:pStyle w:val="BodyText"/>
+              <w:spacing w:after="0"/>
+              <w:ind w:left="0"/>
+              <w:jc w:val="center"/>
+              <w:rPr>
+                <w:iCs/>
+                <w:color w:val="000000"/>
+              </w:rPr>
+            </w:pPr>
+            <w:r>
+              <w:rPr>
+                <w:iCs/>
+                <w:color w:val="000000"/>
+              </w:rPr>
+              <w:t>Pass</w:t>
+            </w:r>
+          </w:p>
+        </w:tc>
+      </w:tr>
+      <w:tr>
+        <w:trPr>
+          <w:trHeight w:val="489"/>
+        </w:trPr>
+        <w:tc>
+          <w:tcPr>
+            <w:tcW w:w="1296" w:type="dxa"/>
+            <w:vAlign w:val="center"/>
+          </w:tcPr>
+          <w:p>
+            <w:pPr>
+              <w:pStyle w:val="BodyText"/>
+              <w:spacing w:after="0"/>
+              <w:ind w:left="0"/>
+              <w:jc w:val="center"/>
+            </w:pPr>
+            <w:r>
+              <w:rPr>
+                <w:iCs/>
+              </w:rPr>
+              <w:t>EV-TC01</w:t>
+            </w:r>
+          </w:p>
+        </w:tc>
+        <w:tc>
+          <w:tcPr>
+            <w:tcW w:w="1754" w:type="dxa"/>
+            <w:vAlign w:val="center"/>
+          </w:tcPr>
+          <w:p>
+            <w:pPr>
+              <w:pStyle w:val="BodyText"/>
+              <w:spacing w:after="0"/>
+              <w:ind w:left="0"/>
+              <w:jc w:val="center"/>
+              <w:rPr>
+                <w:iCs/>
+                <w:color w:val="000000"/>
+              </w:rPr>
+            </w:pPr>
+            <w:r>
+              <w:rPr>
+                <w:iCs/>
+                <w:color w:val="000000"/>
+              </w:rPr>
+              <w:t>Confirms the evaluator can handle basic binary arithmetic with multiplication and addition</w:t>
+            </w:r>
+          </w:p>
+        </w:tc>
+        <w:tc>
+          <w:tcPr>
+            <w:tcW w:w="1607" w:type="dxa"/>
+            <w:vAlign w:val="center"/>
+          </w:tcPr>
+          <w:p>
+            <w:pPr>
+              <w:pStyle w:val="BodyText"/>
+              <w:spacing w:after="0"/>
+              <w:ind w:left="0"/>
+              <w:jc w:val="center"/>
+            </w:pPr>
+            <w:r>
+              <w:rPr>
+                <w:iCs/>
+              </w:rPr>
+              <w:t>Prefix: + 3 * 4 2</w:t>
+            </w:r>
+          </w:p>
+        </w:tc>
+        <w:tc>
+          <w:tcPr>
+            <w:tcW w:w="2050" w:type="dxa"/>
+            <w:vAlign w:val="center"/>
+          </w:tcPr>
+          <w:p>
+            <w:pPr>
+              <w:pStyle w:val="BodyText"/>
+              <w:spacing w:after="0"/>
+              <w:ind w:left="0"/>
+              <w:jc w:val="center"/>
+              <w:rPr>
+                <w:iCs/>
+                <w:color w:val="000000"/>
+              </w:rPr>
+            </w:pPr>
+            <w:r>
+              <w:rPr>
+                <w:iCs/>
+                <w:color w:val="000000"/>
+              </w:rPr>
+              <w:t>11</w:t>
+            </w:r>
+          </w:p>
+        </w:tc>
+        <w:tc>
+          <w:tcPr>
+            <w:tcW w:w="1732" w:type="dxa"/>
+            <w:vAlign w:val="center"/>
+          </w:tcPr>
+          <w:p>
+            <w:pPr>
+              <w:pStyle w:val="BodyText"/>
+              <w:spacing w:after="0"/>
+              <w:ind w:left="0"/>
+              <w:jc w:val="center"/>
+              <w:rPr>
+                <w:iCs/>
+                <w:color w:val="000000"/>
+              </w:rPr>
+            </w:pPr>
+            <w:r>
+              <w:rPr>
+                <w:iCs/>
+                <w:color w:val="000000"/>
+              </w:rPr>
+              <w:t>11</w:t>
+            </w:r>
+          </w:p>
+        </w:tc>
+        <w:tc>
+          <w:tcPr>
+            <w:tcW w:w="1030" w:type="dxa"/>
+            <w:vAlign w:val="center"/>
+          </w:tcPr>
+          <w:p>
+            <w:pPr>
+              <w:pStyle w:val="BodyText"/>
+              <w:spacing w:after="0"/>
+              <w:ind w:left="0"/>
+              <w:jc w:val="center"/>
+              <w:rPr>
+                <w:iCs/>
+                <w:color w:val="000000"/>
+              </w:rPr>
+            </w:pPr>
+            <w:r>
+              <w:rPr>
+                <w:iCs/>
+                <w:color w:val="000000"/>
+              </w:rPr>
+              <w:t>Pass</w:t>
+            </w:r>
+          </w:p>
+        </w:tc>
+      </w:tr>
+      <w:tr>
+        <w:trPr>
+          <w:trHeight w:val="489"/>
+        </w:trPr>
+        <w:tc>
+          <w:tcPr>
+            <w:tcW w:w="1296" w:type="dxa"/>
+            <w:vAlign w:val="center"/>
+          </w:tcPr>
+          <w:p>
+            <w:pPr>
+              <w:pStyle w:val="BodyText"/>
+              <w:spacing w:after="0"/>
+              <w:ind w:left="0"/>
+              <w:jc w:val="center"/>
+              <w:rPr>
+                <w:iCs/>
+              </w:rPr>
+            </w:pPr>
+            <w:r>
+              <w:rPr>
+                <w:iCs/>
+              </w:rPr>
+              <w:t>EV-TC0</w:t>
+            </w:r>
+            <w:r>
+              <w:rPr>
+                <w:iCs/>
+              </w:rPr>
+              <w:t>2</w:t>
+            </w:r>
+          </w:p>
+        </w:tc>
+        <w:tc>
+          <w:tcPr>
+            <w:tcW w:w="1754" w:type="dxa"/>
+            <w:vAlign w:val="center"/>
+          </w:tcPr>
+          <w:p>
+            <w:pPr>
+              <w:pStyle w:val="BodyText"/>
+              <w:spacing w:after="0"/>
+              <w:ind w:left="0"/>
+              <w:jc w:val="center"/>
+              <w:rPr>
+                <w:iCs/>
+                <w:color w:val="000000"/>
+              </w:rPr>
+            </w:pPr>
+            <w:r>
+              <w:rPr>
+                <w:iCs/>
+                <w:color w:val="000000"/>
+              </w:rPr>
+              <w:t>Ensures the evaluator can handle basic binary arithmetic with division and subtraction</w:t>
+            </w:r>
+          </w:p>
+        </w:tc>
+        <w:tc>
+          <w:tcPr>
+            <w:tcW w:w="1607" w:type="dxa"/>
+            <w:vAlign w:val="center"/>
+          </w:tcPr>
+          <w:p>
+            <w:pPr>
+              <w:pStyle w:val="BodyText"/>
+              <w:spacing w:after="0"/>
+              <w:ind w:left="0"/>
+              <w:jc w:val="center"/>
+            </w:pPr>
+            <w:r>
+              <w:rPr>
+                <w:iCs/>
+              </w:rPr>
+              <w:t>Prefix: - 10 / 6 3</w:t>
+            </w:r>
+          </w:p>
+        </w:tc>
+        <w:tc>
+          <w:tcPr>
+            <w:tcW w:w="2050" w:type="dxa"/>
+            <w:vAlign w:val="center"/>
+          </w:tcPr>
+          <w:p>
+            <w:pPr>
+              <w:pStyle w:val="BodyText"/>
+              <w:spacing w:after="0"/>
+              <w:ind w:left="0"/>
+              <w:jc w:val="center"/>
+              <w:rPr>
+                <w:iCs/>
+                <w:color w:val="000000"/>
+              </w:rPr>
+            </w:pPr>
+            <w:r>
+              <w:rPr>
+                <w:iCs/>
+                <w:color w:val="000000"/>
+              </w:rPr>
+              <w:t>8</w:t>
+            </w:r>
+          </w:p>
+        </w:tc>
+        <w:tc>
+          <w:tcPr>
+            <w:tcW w:w="1732" w:type="dxa"/>
+            <w:vAlign w:val="center"/>
+          </w:tcPr>
+          <w:p>
+            <w:pPr>
+              <w:pStyle w:val="BodyText"/>
+              <w:spacing w:after="0"/>
+              <w:ind w:left="0"/>
+              <w:jc w:val="center"/>
+              <w:rPr>
+                <w:iCs/>
+                <w:color w:val="000000"/>
+              </w:rPr>
+            </w:pPr>
+            <w:r>
+              <w:rPr>
+                <w:iCs/>
+                <w:color w:val="000000"/>
+              </w:rPr>
+              <w:t>8</w:t>
+            </w:r>
+          </w:p>
+        </w:tc>
+        <w:tc>
+          <w:tcPr>
+            <w:tcW w:w="1030" w:type="dxa"/>
+            <w:vAlign w:val="center"/>
+          </w:tcPr>
+          <w:p>
+            <w:pPr>
+              <w:pStyle w:val="BodyText"/>
+              <w:spacing w:after="0"/>
+              <w:ind w:left="0"/>
+              <w:jc w:val="center"/>
+              <w:rPr>
+                <w:iCs/>
+                <w:color w:val="000000"/>
+              </w:rPr>
+            </w:pPr>
+            <w:r>
+              <w:rPr>
+                <w:iCs/>
+                <w:color w:val="000000"/>
+              </w:rPr>
+              <w:t>Pass</w:t>
+            </w:r>
+          </w:p>
+        </w:tc>
+      </w:tr>
+      <w:tr>
+        <w:trPr>
+          <w:trHeight w:val="489"/>
+        </w:trPr>
+        <w:tc>
+          <w:tcPr>
+            <w:tcW w:w="1296" w:type="dxa"/>
+            <w:vAlign w:val="center"/>
+          </w:tcPr>
+          <w:p>
+            <w:pPr>
+              <w:pStyle w:val="BodyText"/>
+              <w:spacing w:after="0"/>
+              <w:ind w:left="0"/>
+              <w:jc w:val="center"/>
+              <w:rPr>
+                <w:iCs/>
+              </w:rPr>
+            </w:pPr>
+            <w:r>
+              <w:rPr>
+                <w:iCs/>
+              </w:rPr>
+              <w:t>EV-TC0</w:t>
+            </w:r>
+            <w:r>
+              <w:rPr>
+                <w:iCs/>
+              </w:rPr>
+              <w:t>3</w:t>
+            </w:r>
+          </w:p>
+        </w:tc>
+        <w:tc>
+          <w:tcPr>
+            <w:tcW w:w="1754" w:type="dxa"/>
+            <w:vAlign w:val="center"/>
+          </w:tcPr>
+          <w:p>
+            <w:pPr>
+              <w:pStyle w:val="BodyText"/>
+              <w:spacing w:after="0"/>
+              <w:ind w:left="0"/>
+              <w:jc w:val="center"/>
+              <w:rPr>
+                <w:iCs/>
+                <w:color w:val="000000"/>
+              </w:rPr>
+            </w:pPr>
+            <w:r>
+              <w:rPr>
+                <w:iCs/>
+                <w:color w:val="000000"/>
+              </w:rPr>
+              <w:t>Validates the modular arithmetic with subtraction</w:t>
+            </w:r>
+          </w:p>
+        </w:tc>
+        <w:tc>
+          <w:tcPr>
+            <w:tcW w:w="1607" w:type="dxa"/>
+            <w:vAlign w:val="center"/>
+          </w:tcPr>
+          <w:p>
+            <w:pPr>
+              <w:pStyle w:val="BodyText"/>
+              <w:spacing w:after="0"/>
+              <w:ind w:left="0"/>
+              <w:jc w:val="center"/>
+            </w:pPr>
+            <w:r>
+              <w:rPr>
+                <w:iCs/>
+              </w:rPr>
+              <w:t>Prefix: - 10 % 7 3</w:t>
+            </w:r>
+          </w:p>
+        </w:tc>
+        <w:tc>
+          <w:tcPr>
+            <w:tcW w:w="2050" w:type="dxa"/>
+            <w:vAlign w:val="center"/>
+          </w:tcPr>
+          <w:p>
+            <w:pPr>
+              <w:pStyle w:val="BodyText"/>
+              <w:spacing w:after="0"/>
+              <w:ind w:left="0"/>
+              <w:jc w:val="center"/>
+              <w:rPr>
+                <w:iCs/>
+                <w:color w:val="000000"/>
+              </w:rPr>
+            </w:pPr>
+            <w:r>
+              <w:rPr>
+                <w:iCs/>
+                <w:color w:val="000000"/>
+              </w:rPr>
+              <w:t>9</w:t>
+            </w:r>
+          </w:p>
+        </w:tc>
+        <w:tc>
+          <w:tcPr>
+            <w:tcW w:w="1732" w:type="dxa"/>
+            <w:vAlign w:val="center"/>
+          </w:tcPr>
+          <w:p>
+            <w:pPr>
+              <w:pStyle w:val="BodyText"/>
+              <w:spacing w:after="0"/>
+              <w:ind w:left="0"/>
+              <w:jc w:val="center"/>
+              <w:rPr>
+                <w:iCs/>
+                <w:color w:val="000000"/>
+              </w:rPr>
+            </w:pPr>
+            <w:r>
+              <w:rPr>
+                <w:iCs/>
+                <w:color w:val="000000"/>
+              </w:rPr>
+              <w:t>9</w:t>
+            </w:r>
+          </w:p>
+        </w:tc>
+        <w:tc>
+          <w:tcPr>
+            <w:tcW w:w="1030" w:type="dxa"/>
+            <w:vAlign w:val="center"/>
+          </w:tcPr>
+          <w:p>
+            <w:pPr>
+              <w:pStyle w:val="BodyText"/>
+              <w:spacing w:after="0"/>
+              <w:ind w:left="0"/>
+              <w:jc w:val="center"/>
+              <w:rPr>
+                <w:iCs/>
+                <w:color w:val="000000"/>
+              </w:rPr>
+            </w:pPr>
+            <w:r>
+              <w:rPr>
+                <w:iCs/>
+                <w:color w:val="000000"/>
+              </w:rPr>
+              <w:t>Pass</w:t>
+            </w:r>
+          </w:p>
+        </w:tc>
+      </w:tr>
+      <w:tr>
+        <w:trPr>
+          <w:trHeight w:val="489"/>
+        </w:trPr>
+        <w:tc>
+          <w:tcPr>
+            <w:tcW w:w="1296" w:type="dxa"/>
+            <w:vAlign w:val="center"/>
+          </w:tcPr>
+          <w:p>
+            <w:pPr>
+              <w:pStyle w:val="BodyText"/>
+              <w:spacing w:after="0"/>
+              <w:ind w:left="0"/>
+              <w:jc w:val="center"/>
+              <w:rPr>
+                <w:iCs/>
+              </w:rPr>
+            </w:pPr>
+            <w:r>
+              <w:rPr>
+                <w:iCs/>
+              </w:rPr>
+              <w:t>EV-TC0</w:t>
+            </w:r>
+            <w:r>
+              <w:rPr>
+                <w:iCs/>
+              </w:rPr>
+              <w:t>4</w:t>
+            </w:r>
+          </w:p>
+        </w:tc>
+        <w:tc>
+          <w:tcPr>
+            <w:tcW w:w="1754" w:type="dxa"/>
+            <w:vAlign w:val="center"/>
+          </w:tcPr>
+          <w:p>
+            <w:pPr>
+              <w:pStyle w:val="BodyText"/>
+              <w:spacing w:after="0"/>
+              <w:ind w:left="0"/>
+              <w:jc w:val="center"/>
+              <w:rPr>
+                <w:iCs/>
+                <w:color w:val="000000"/>
+              </w:rPr>
+            </w:pPr>
+            <w:r>
+              <w:rPr>
+                <w:iCs/>
+                <w:color w:val="000000"/>
+              </w:rPr>
+              <w:t>Confirms the evaluator can handle exponentiation with nested exponent</w:t>
+            </w:r>
+          </w:p>
+        </w:tc>
+        <w:tc>
+          <w:tcPr>
+            <w:tcW w:w="1607" w:type="dxa"/>
+            <w:vAlign w:val="center"/>
+          </w:tcPr>
+          <w:p>
+            <w:pPr>
+              <w:pStyle w:val="BodyText"/>
+              <w:spacing w:after="0"/>
+              <w:ind w:left="0"/>
+              <w:jc w:val="center"/>
+            </w:pPr>
+            <w:r>
+              <w:rPr>
+                <w:iCs/>
+              </w:rPr>
+              <w:t>Prefix: ** 2 ** 2 3</w:t>
+            </w:r>
+          </w:p>
+        </w:tc>
+        <w:tc>
+          <w:tcPr>
+            <w:tcW w:w="2050" w:type="dxa"/>
+            <w:vAlign w:val="center"/>
+          </w:tcPr>
+          <w:p>
+            <w:pPr>
+              <w:pStyle w:val="BodyText"/>
+              <w:spacing w:after="0"/>
+              <w:ind w:left="0"/>
+              <w:jc w:val="center"/>
+              <w:rPr>
+                <w:iCs/>
+                <w:color w:val="000000"/>
+              </w:rPr>
+            </w:pPr>
+            <w:r>
+              <w:rPr>
+                <w:iCs/>
+                <w:color w:val="000000"/>
+              </w:rPr>
+              <w:t>256</w:t>
+            </w:r>
+          </w:p>
+        </w:tc>
+        <w:tc>
+          <w:tcPr>
+            <w:tcW w:w="1732" w:type="dxa"/>
+            <w:vAlign w:val="center"/>
+          </w:tcPr>
+          <w:p>
+            <w:pPr>
+              <w:pStyle w:val="BodyText"/>
+              <w:spacing w:after="0"/>
+              <w:ind w:left="0"/>
+              <w:jc w:val="center"/>
+              <w:rPr>
+                <w:iCs/>
+                <w:color w:val="000000"/>
+              </w:rPr>
+            </w:pPr>
+            <w:r>
+              <w:rPr>
+                <w:iCs/>
+                <w:color w:val="000000"/>
+              </w:rPr>
+              <w:t>256</w:t>
+            </w:r>
+          </w:p>
+        </w:tc>
+        <w:tc>
+          <w:tcPr>
+            <w:tcW w:w="1030" w:type="dxa"/>
+            <w:vAlign w:val="center"/>
+          </w:tcPr>
+          <w:p>
+            <w:pPr>
+              <w:pStyle w:val="BodyText"/>
+              <w:spacing w:after="0"/>
+              <w:ind w:left="0"/>
+              <w:jc w:val="center"/>
+              <w:rPr>
+                <w:iCs/>
+                <w:color w:val="000000"/>
+              </w:rPr>
+            </w:pPr>
+            <w:r>
+              <w:rPr>
+                <w:iCs/>
+                <w:color w:val="000000"/>
+              </w:rPr>
+              <w:t>Pass</w:t>
+            </w:r>
+          </w:p>
+        </w:tc>
+      </w:tr>
+      <w:tr>
+        <w:trPr>
+          <w:trHeight w:val="489"/>
+        </w:trPr>
+        <w:tc>
+          <w:tcPr>
+            <w:tcW w:w="1296" w:type="dxa"/>
+            <w:vAlign w:val="center"/>
+          </w:tcPr>
+          <w:p>
+            <w:pPr>
+              <w:pStyle w:val="BodyText"/>
+              <w:spacing w:after="0"/>
+              <w:ind w:left="0"/>
+              <w:jc w:val="center"/>
+              <w:rPr>
+                <w:iCs/>
+              </w:rPr>
+            </w:pPr>
+            <w:r>
+              <w:rPr>
+                <w:iCs/>
+              </w:rPr>
+              <w:t>EV-TC0</w:t>
+            </w:r>
+            <w:r>
+              <w:rPr>
+                <w:iCs/>
+              </w:rPr>
+              <w:t>5</w:t>
+            </w:r>
+          </w:p>
+        </w:tc>
+        <w:tc>
+          <w:tcPr>
+            <w:tcW w:w="1754" w:type="dxa"/>
+            <w:vAlign w:val="center"/>
+          </w:tcPr>
+          <w:p>
+            <w:pPr>
+              <w:pStyle w:val="BodyText"/>
+              <w:spacing w:after="0"/>
+              <w:ind w:left="0"/>
+              <w:jc w:val="center"/>
+              <w:rPr>
+                <w:iCs/>
+                <w:color w:val="000000"/>
+              </w:rPr>
+            </w:pPr>
+            <w:r>
+              <w:rPr>
+                <w:iCs/>
+                <w:color w:val="000000"/>
+              </w:rPr>
+              <w:t xml:space="preserve">Validates the evaluator can handle the unary </w:t>
+            </w:r>
+            <w:r>
+              <w:rPr>
+                <w:iCs/>
+                <w:color w:val="000000"/>
+              </w:rPr>
+              <w:lastRenderedPageBreak/>
+              <w:t>minus within an evaluation</w:t>
+            </w:r>
+          </w:p>
+        </w:tc>
+        <w:tc>
+          <w:tcPr>
+            <w:tcW w:w="1607" w:type="dxa"/>
+            <w:vAlign w:val="center"/>
+          </w:tcPr>
+          <w:p>
+            <w:pPr>
+              <w:pStyle w:val="BodyText"/>
+              <w:spacing w:after="0"/>
+              <w:ind w:left="0"/>
+              <w:jc w:val="center"/>
+            </w:pPr>
+            <w:r>
+              <w:rPr>
+                <w:iCs/>
+              </w:rPr>
+              <w:lastRenderedPageBreak/>
+              <w:t>Prefix: - * 5 3</w:t>
+            </w:r>
+          </w:p>
+        </w:tc>
+        <w:tc>
+          <w:tcPr>
+            <w:tcW w:w="2050" w:type="dxa"/>
+            <w:vAlign w:val="center"/>
+          </w:tcPr>
+          <w:p>
+            <w:pPr>
+              <w:pStyle w:val="BodyText"/>
+              <w:spacing w:after="0"/>
+              <w:ind w:left="0"/>
+              <w:jc w:val="center"/>
+              <w:rPr>
+                <w:iCs/>
+                <w:color w:val="000000"/>
+              </w:rPr>
+            </w:pPr>
+            <w:r>
+              <w:rPr>
+                <w:iCs/>
+                <w:color w:val="000000"/>
+              </w:rPr>
+              <w:t>-15</w:t>
+            </w:r>
+          </w:p>
+        </w:tc>
+        <w:tc>
+          <w:tcPr>
+            <w:tcW w:w="1732" w:type="dxa"/>
+            <w:vAlign w:val="center"/>
+          </w:tcPr>
+          <w:p>
+            <w:pPr>
+              <w:pStyle w:val="BodyText"/>
+              <w:spacing w:after="0"/>
+              <w:ind w:left="0"/>
+              <w:jc w:val="center"/>
+              <w:rPr>
+                <w:iCs/>
+                <w:color w:val="000000"/>
+              </w:rPr>
+            </w:pPr>
+            <w:r>
+              <w:rPr>
+                <w:iCs/>
+                <w:color w:val="000000"/>
+              </w:rPr>
+              <w:t>-15</w:t>
+            </w:r>
+          </w:p>
+        </w:tc>
+        <w:tc>
+          <w:tcPr>
+            <w:tcW w:w="1030" w:type="dxa"/>
+            <w:vAlign w:val="center"/>
+          </w:tcPr>
+          <w:p>
+            <w:pPr>
+              <w:pStyle w:val="BodyText"/>
+              <w:spacing w:after="0"/>
+              <w:ind w:left="0"/>
+              <w:jc w:val="center"/>
+              <w:rPr>
+                <w:iCs/>
+                <w:color w:val="000000"/>
+              </w:rPr>
+            </w:pPr>
+            <w:r>
+              <w:rPr>
+                <w:iCs/>
+                <w:color w:val="000000"/>
+              </w:rPr>
+              <w:t>Pass</w:t>
+            </w:r>
+          </w:p>
+        </w:tc>
+      </w:tr>
+      <w:tr>
+        <w:trPr>
+          <w:trHeight w:val="489"/>
+        </w:trPr>
+        <w:tc>
+          <w:tcPr>
+            <w:tcW w:w="1296" w:type="dxa"/>
+            <w:vAlign w:val="center"/>
+          </w:tcPr>
+          <w:p>
+            <w:pPr>
+              <w:pStyle w:val="BodyText"/>
+              <w:spacing w:after="0"/>
+              <w:ind w:left="0"/>
+              <w:jc w:val="center"/>
+              <w:rPr>
+                <w:iCs/>
+              </w:rPr>
+            </w:pPr>
+            <w:r>
+              <w:rPr>
+                <w:iCs/>
+              </w:rPr>
+              <w:t>EV-TC0</w:t>
+            </w:r>
+            <w:r>
+              <w:rPr>
+                <w:iCs/>
+              </w:rPr>
+              <w:t>6</w:t>
+            </w:r>
+          </w:p>
+        </w:tc>
+        <w:tc>
+          <w:tcPr>
+            <w:tcW w:w="1754" w:type="dxa"/>
+            <w:vAlign w:val="center"/>
+          </w:tcPr>
+          <w:p>
+            <w:pPr>
+              <w:pStyle w:val="BodyText"/>
+              <w:spacing w:after="0"/>
+              <w:ind w:left="0"/>
+              <w:jc w:val="center"/>
+              <w:rPr>
+                <w:iCs/>
+                <w:color w:val="000000"/>
+              </w:rPr>
+            </w:pPr>
+            <w:r>
+              <w:rPr>
+                <w:iCs/>
+              </w:rPr>
+              <w:t>Confirms the evaluator could possibly detect invalid tokens</w:t>
+            </w:r>
+          </w:p>
+        </w:tc>
+        <w:tc>
+          <w:tcPr>
+            <w:tcW w:w="1607" w:type="dxa"/>
+            <w:vAlign w:val="center"/>
+          </w:tcPr>
+          <w:p>
+            <w:pPr>
+              <w:pStyle w:val="BodyText"/>
+              <w:spacing w:after="0"/>
+              <w:ind w:left="0"/>
+              <w:jc w:val="center"/>
+            </w:pPr>
+            <w:r>
+              <w:rPr>
+                <w:iCs/>
+              </w:rPr>
+              <w:t xml:space="preserve">Prefix: </w:t>
+            </w:r>
+            <w:r>
+              <w:rPr>
+                <w:iCs/>
+              </w:rPr>
+              <w:t>+ 4 * 3 # 2 5</w:t>
+            </w:r>
+          </w:p>
+        </w:tc>
+        <w:tc>
+          <w:tcPr>
+            <w:tcW w:w="2050" w:type="dxa"/>
+            <w:vAlign w:val="center"/>
+          </w:tcPr>
+          <w:p>
+            <w:pPr>
+              <w:pStyle w:val="BodyText"/>
+              <w:spacing w:after="0"/>
+              <w:ind w:left="0"/>
+              <w:jc w:val="center"/>
+              <w:rPr>
+                <w:iCs/>
+                <w:color w:val="000000"/>
+              </w:rPr>
+            </w:pPr>
+            <w:r>
+              <w:rPr>
+                <w:iCs/>
+              </w:rPr>
+              <w:t>UNKNOWN_TOKEN</w:t>
+            </w:r>
+          </w:p>
+        </w:tc>
+        <w:tc>
+          <w:tcPr>
+            <w:tcW w:w="1732" w:type="dxa"/>
+            <w:vAlign w:val="center"/>
+          </w:tcPr>
+          <w:p>
+            <w:pPr>
+              <w:pStyle w:val="BodyText"/>
+              <w:spacing w:after="0"/>
+              <w:ind w:left="0"/>
+              <w:jc w:val="center"/>
+              <w:rPr>
+                <w:iCs/>
+                <w:color w:val="000000"/>
+              </w:rPr>
+            </w:pPr>
+            <w:r>
+              <w:rPr>
+                <w:iCs/>
+              </w:rPr>
+              <w:t>UNKNOWN_TOKEN</w:t>
+            </w:r>
+          </w:p>
+        </w:tc>
+        <w:tc>
+          <w:tcPr>
+            <w:tcW w:w="1030" w:type="dxa"/>
+            <w:vAlign w:val="center"/>
+          </w:tcPr>
+          <w:p>
+            <w:pPr>
+              <w:pStyle w:val="BodyText"/>
+              <w:spacing w:after="0"/>
+              <w:ind w:left="0"/>
+              <w:jc w:val="center"/>
+              <w:rPr>
+                <w:iCs/>
+                <w:color w:val="000000"/>
+              </w:rPr>
+            </w:pPr>
+            <w:r>
+              <w:rPr>
+                <w:iCs/>
+                <w:color w:val="000000"/>
+              </w:rPr>
+              <w:t>Pass</w:t>
+            </w:r>
+          </w:p>
+        </w:tc>
+      </w:tr>
+      <w:tr>
+        <w:trPr>
+          <w:trHeight w:val="489"/>
+        </w:trPr>
+        <w:tc>
+          <w:tcPr>
+            <w:tcW w:w="1296" w:type="dxa"/>
+            <w:vAlign w:val="center"/>
+          </w:tcPr>
+          <w:p>
+            <w:pPr>
+              <w:pStyle w:val="BodyText"/>
+              <w:spacing w:after="0"/>
+              <w:ind w:left="0"/>
+              <w:jc w:val="center"/>
+              <w:rPr>
+                <w:iCs/>
+              </w:rPr>
+            </w:pPr>
+            <w:r>
+              <w:rPr>
+                <w:iCs/>
+              </w:rPr>
+              <w:t>EV-TC0</w:t>
+            </w:r>
+            <w:r>
+              <w:rPr>
+                <w:iCs/>
+              </w:rPr>
+              <w:t>7</w:t>
+            </w:r>
+          </w:p>
+        </w:tc>
+        <w:tc>
+          <w:tcPr>
+            <w:tcW w:w="1754" w:type="dxa"/>
+            <w:vAlign w:val="center"/>
+          </w:tcPr>
+          <w:p>
+            <w:pPr>
+              <w:pStyle w:val="BodyText"/>
+              <w:spacing w:after="0"/>
+              <w:ind w:left="0"/>
+              <w:jc w:val="center"/>
+              <w:rPr>
+                <w:iCs/>
+                <w:color w:val="000000"/>
+              </w:rPr>
+            </w:pPr>
+            <w:r>
+              <w:rPr>
+                <w:iCs/>
+                <w:color w:val="000000"/>
+              </w:rPr>
+              <w:t>Ensures the evaluator can detect division by zero (invalid)</w:t>
+            </w:r>
+          </w:p>
+        </w:tc>
+        <w:tc>
+          <w:tcPr>
+            <w:tcW w:w="1607" w:type="dxa"/>
+            <w:vAlign w:val="center"/>
+          </w:tcPr>
+          <w:p>
+            <w:pPr>
+              <w:pStyle w:val="BodyText"/>
+              <w:spacing w:after="0"/>
+              <w:ind w:left="0"/>
+              <w:jc w:val="center"/>
+            </w:pPr>
+            <w:r>
+              <w:rPr>
+                <w:iCs/>
+              </w:rPr>
+              <w:t>Prefix: / 20 0</w:t>
+            </w:r>
+          </w:p>
+        </w:tc>
+        <w:tc>
+          <w:tcPr>
+            <w:tcW w:w="2050" w:type="dxa"/>
+            <w:vAlign w:val="center"/>
+          </w:tcPr>
+          <w:p>
+            <w:pPr>
+              <w:pStyle w:val="BodyText"/>
+              <w:spacing w:after="0"/>
+              <w:ind w:left="0"/>
+              <w:jc w:val="center"/>
+              <w:rPr>
+                <w:iCs/>
+                <w:color w:val="000000"/>
+              </w:rPr>
+            </w:pPr>
+            <w:r>
+              <w:rPr>
+                <w:iCs/>
+              </w:rPr>
+              <w:t>DIV_ZERO</w:t>
+            </w:r>
+          </w:p>
+        </w:tc>
+        <w:tc>
+          <w:tcPr>
+            <w:tcW w:w="1732" w:type="dxa"/>
+            <w:vAlign w:val="center"/>
+          </w:tcPr>
+          <w:p>
+            <w:pPr>
+              <w:pStyle w:val="BodyText"/>
+              <w:spacing w:after="0"/>
+              <w:ind w:left="0"/>
+              <w:jc w:val="center"/>
+              <w:rPr>
+                <w:iCs/>
+                <w:color w:val="000000"/>
+              </w:rPr>
+            </w:pPr>
+            <w:r>
+              <w:rPr>
+                <w:iCs/>
+              </w:rPr>
+              <w:t>DIV_ZERO</w:t>
+            </w:r>
+          </w:p>
+        </w:tc>
+        <w:tc>
+          <w:tcPr>
+            <w:tcW w:w="1030" w:type="dxa"/>
+            <w:vAlign w:val="center"/>
+          </w:tcPr>
+          <w:p>
+            <w:pPr>
+              <w:pStyle w:val="BodyText"/>
+              <w:spacing w:after="0"/>
+              <w:ind w:left="0"/>
+              <w:jc w:val="center"/>
+              <w:rPr>
+                <w:iCs/>
+                <w:color w:val="000000"/>
+              </w:rPr>
+            </w:pPr>
+            <w:r>
+              <w:rPr>
+                <w:iCs/>
+                <w:color w:val="000000"/>
+              </w:rPr>
+              <w:t>Pass</w:t>
+            </w:r>
+          </w:p>
+        </w:tc>
+      </w:tr>
+      <w:tr>
+        <w:trPr>
+          <w:trHeight w:val="489"/>
+        </w:trPr>
+        <w:tc>
+          <w:tcPr>
+            <w:tcW w:w="1296" w:type="dxa"/>
+            <w:vAlign w:val="center"/>
+          </w:tcPr>
+          <w:p>
+            <w:pPr>
+              <w:pStyle w:val="BodyText"/>
+              <w:spacing w:after="0"/>
+              <w:ind w:left="0"/>
+              <w:jc w:val="center"/>
+              <w:rPr>
+                <w:iCs/>
+              </w:rPr>
+            </w:pPr>
+            <w:r>
+              <w:rPr>
+                <w:iCs/>
+              </w:rPr>
+              <w:t>EV-TC0</w:t>
+            </w:r>
+            <w:r>
+              <w:rPr>
+                <w:iCs/>
+              </w:rPr>
+              <w:t>8</w:t>
+            </w:r>
+          </w:p>
+        </w:tc>
+        <w:tc>
+          <w:tcPr>
+            <w:tcW w:w="1754" w:type="dxa"/>
+            <w:vAlign w:val="center"/>
+          </w:tcPr>
+          <w:p>
+            <w:pPr>
+              <w:pStyle w:val="BodyText"/>
+              <w:spacing w:after="0"/>
+              <w:ind w:left="0"/>
+              <w:jc w:val="center"/>
+              <w:rPr>
+                <w:iCs/>
+                <w:color w:val="000000"/>
+              </w:rPr>
+            </w:pPr>
+            <w:r>
+              <w:rPr>
+                <w:iCs/>
+                <w:color w:val="000000"/>
               </w:rPr>
               <w:t>Confirm consistent evaluation when operators occur across recursion layers</w:t>
             </w:r>
@@ -1944,17 +5241,15 @@
         </w:tc>
         <w:tc>
           <w:tcPr>
-            <w:tcW w:w="2266" w:type="dxa"/>
-            <w:vAlign w:val="center"/>
-          </w:tcPr>
-          <w:p>
-            <w:pPr>
-              <w:pStyle w:val="BodyText"/>
-              <w:ind w:left="0"/>
-              <w:jc w:val="center"/>
-              <w:rPr>
-                <w:iCs/>
-              </w:rPr>
+            <w:tcW w:w="1607" w:type="dxa"/>
+            <w:vAlign w:val="center"/>
+          </w:tcPr>
+          <w:p>
+            <w:pPr>
+              <w:pStyle w:val="BodyText"/>
+              <w:spacing w:after="0"/>
+              <w:ind w:left="0"/>
+              <w:jc w:val="center"/>
             </w:pPr>
             <w:r>
               <w:rPr>
@@ -1972,16 +5267,18 @@
         </w:tc>
         <w:tc>
           <w:tcPr>
-            <w:tcW w:w="2195" w:type="dxa"/>
-            <w:vAlign w:val="center"/>
-          </w:tcPr>
-          <w:p>
-            <w:pPr>
-              <w:pStyle w:val="BodyText"/>
-              <w:ind w:left="0"/>
-              <w:jc w:val="center"/>
-              <w:rPr>
-                <w:iCs/>
+            <w:tcW w:w="2050" w:type="dxa"/>
+            <w:vAlign w:val="center"/>
+          </w:tcPr>
+          <w:p>
+            <w:pPr>
+              <w:pStyle w:val="BodyText"/>
+              <w:spacing w:after="0"/>
+              <w:ind w:left="0"/>
+              <w:jc w:val="center"/>
+              <w:rPr>
+                <w:iCs/>
+                <w:color w:val="000000"/>
               </w:rPr>
             </w:pPr>
             <w:r>
@@ -1994,21 +5291,24 @@
         </w:tc>
         <w:tc>
           <w:tcPr>
-            <w:tcW w:w="845" w:type="dxa"/>
-            <w:vAlign w:val="center"/>
-          </w:tcPr>
-          <w:p>
-            <w:pPr>
-              <w:pStyle w:val="BodyText"/>
-              <w:ind w:left="0"/>
-              <w:jc w:val="center"/>
-              <w:rPr>
-                <w:iCs/>
-              </w:rPr>
-            </w:pPr>
-            <w:r>
-              <w:rPr>
-                <w:iCs/>
+            <w:tcW w:w="1732" w:type="dxa"/>
+            <w:vAlign w:val="center"/>
+          </w:tcPr>
+          <w:p>
+            <w:pPr>
+              <w:pStyle w:val="BodyText"/>
+              <w:spacing w:after="0"/>
+              <w:ind w:left="0"/>
+              <w:jc w:val="center"/>
+              <w:rPr>
+                <w:iCs/>
+                <w:color w:val="000000"/>
+              </w:rPr>
+            </w:pPr>
+            <w:r>
+              <w:rPr>
+                <w:iCs/>
+                <w:color w:val="000000"/>
               </w:rPr>
               <w:t>77</w:t>
             </w:r>
@@ -2016,21 +5316,765 @@
         </w:tc>
         <w:tc>
           <w:tcPr>
-            <w:tcW w:w="983" w:type="dxa"/>
-            <w:vAlign w:val="center"/>
-          </w:tcPr>
-          <w:p>
-            <w:pPr>
-              <w:pStyle w:val="BodyText"/>
-              <w:ind w:left="0"/>
-              <w:jc w:val="center"/>
-              <w:rPr>
-                <w:iCs/>
-              </w:rPr>
-            </w:pPr>
-            <w:r>
-              <w:rPr>
-                <w:iCs/>
+            <w:tcW w:w="1030" w:type="dxa"/>
+            <w:vAlign w:val="center"/>
+          </w:tcPr>
+          <w:p>
+            <w:pPr>
+              <w:pStyle w:val="BodyText"/>
+              <w:spacing w:after="0"/>
+              <w:ind w:left="0"/>
+              <w:jc w:val="center"/>
+              <w:rPr>
+                <w:iCs/>
+                <w:color w:val="000000"/>
+              </w:rPr>
+            </w:pPr>
+            <w:r>
+              <w:rPr>
+                <w:iCs/>
+                <w:color w:val="000000"/>
+              </w:rPr>
+              <w:t>Pass</w:t>
+            </w:r>
+          </w:p>
+        </w:tc>
+      </w:tr>
+      <w:tr>
+        <w:trPr>
+          <w:trHeight w:val="489"/>
+        </w:trPr>
+        <w:tc>
+          <w:tcPr>
+            <w:tcW w:w="1296" w:type="dxa"/>
+            <w:vAlign w:val="center"/>
+          </w:tcPr>
+          <w:p>
+            <w:pPr>
+              <w:pStyle w:val="BodyText"/>
+              <w:spacing w:after="0"/>
+              <w:ind w:left="0"/>
+              <w:jc w:val="center"/>
+              <w:rPr>
+                <w:iCs/>
+              </w:rPr>
+            </w:pPr>
+            <w:r>
+              <w:rPr>
+                <w:iCs/>
+              </w:rPr>
+              <w:t>SYS-TC01</w:t>
+            </w:r>
+          </w:p>
+        </w:tc>
+        <w:tc>
+          <w:tcPr>
+            <w:tcW w:w="1754" w:type="dxa"/>
+            <w:vAlign w:val="center"/>
+          </w:tcPr>
+          <w:p>
+            <w:pPr>
+              <w:pStyle w:val="BodyText"/>
+              <w:spacing w:after="0"/>
+              <w:ind w:left="0"/>
+              <w:jc w:val="center"/>
+              <w:rPr>
+                <w:iCs/>
+                <w:color w:val="000000"/>
+              </w:rPr>
+            </w:pPr>
+            <w:r>
+              <w:rPr>
+                <w:iCs/>
+                <w:color w:val="000000"/>
+              </w:rPr>
+              <w:t>Verify complete evaluation of basic expression</w:t>
+            </w:r>
+          </w:p>
+        </w:tc>
+        <w:tc>
+          <w:tcPr>
+            <w:tcW w:w="1607" w:type="dxa"/>
+            <w:vAlign w:val="center"/>
+          </w:tcPr>
+          <w:p>
+            <w:pPr>
+              <w:pStyle w:val="BodyText"/>
+              <w:spacing w:after="0"/>
+              <w:ind w:left="0"/>
+              <w:jc w:val="center"/>
+              <w:rPr>
+                <w:iCs/>
+              </w:rPr>
+            </w:pPr>
+            <w:r>
+              <w:rPr>
+                <w:iCs/>
+              </w:rPr>
+              <w:t>3 + 4 * 2</w:t>
+            </w:r>
+          </w:p>
+        </w:tc>
+        <w:tc>
+          <w:tcPr>
+            <w:tcW w:w="2050" w:type="dxa"/>
+            <w:vAlign w:val="center"/>
+          </w:tcPr>
+          <w:p>
+            <w:pPr>
+              <w:pStyle w:val="BodyText"/>
+              <w:spacing w:after="0"/>
+              <w:ind w:left="0"/>
+              <w:jc w:val="center"/>
+              <w:rPr>
+                <w:iCs/>
+              </w:rPr>
+            </w:pPr>
+            <w:r>
+              <w:rPr>
+                <w:iCs/>
+              </w:rPr>
+              <w:t>11</w:t>
+            </w:r>
+          </w:p>
+        </w:tc>
+        <w:tc>
+          <w:tcPr>
+            <w:tcW w:w="1732" w:type="dxa"/>
+            <w:vAlign w:val="center"/>
+          </w:tcPr>
+          <w:p>
+            <w:pPr>
+              <w:pStyle w:val="BodyText"/>
+              <w:spacing w:after="0"/>
+              <w:ind w:left="0"/>
+              <w:jc w:val="center"/>
+              <w:rPr>
+                <w:iCs/>
+                <w:color w:val="000000"/>
+              </w:rPr>
+            </w:pPr>
+            <w:r>
+              <w:rPr>
+                <w:iCs/>
+                <w:color w:val="000000"/>
+              </w:rPr>
+              <w:t>11</w:t>
+            </w:r>
+          </w:p>
+        </w:tc>
+        <w:tc>
+          <w:tcPr>
+            <w:tcW w:w="1030" w:type="dxa"/>
+            <w:vAlign w:val="center"/>
+          </w:tcPr>
+          <w:p>
+            <w:pPr>
+              <w:pStyle w:val="BodyText"/>
+              <w:spacing w:after="0"/>
+              <w:ind w:left="0"/>
+              <w:jc w:val="center"/>
+              <w:rPr>
+                <w:iCs/>
+                <w:color w:val="000000"/>
+              </w:rPr>
+            </w:pPr>
+            <w:r>
+              <w:rPr>
+                <w:iCs/>
+                <w:color w:val="000000"/>
+              </w:rPr>
+              <w:t>Pass</w:t>
+            </w:r>
+          </w:p>
+        </w:tc>
+      </w:tr>
+      <w:tr>
+        <w:trPr>
+          <w:trHeight w:val="489"/>
+        </w:trPr>
+        <w:tc>
+          <w:tcPr>
+            <w:tcW w:w="1296" w:type="dxa"/>
+            <w:vAlign w:val="center"/>
+          </w:tcPr>
+          <w:p>
+            <w:pPr>
+              <w:pStyle w:val="BodyText"/>
+              <w:spacing w:after="0"/>
+              <w:ind w:left="0"/>
+              <w:jc w:val="center"/>
+              <w:rPr>
+                <w:iCs/>
+              </w:rPr>
+            </w:pPr>
+            <w:r>
+              <w:rPr>
+                <w:iCs/>
+              </w:rPr>
+              <w:t>SYS-TC02</w:t>
+            </w:r>
+          </w:p>
+        </w:tc>
+        <w:tc>
+          <w:tcPr>
+            <w:tcW w:w="1754" w:type="dxa"/>
+            <w:vAlign w:val="center"/>
+          </w:tcPr>
+          <w:p>
+            <w:pPr>
+              <w:pStyle w:val="BodyText"/>
+              <w:spacing w:after="0"/>
+              <w:ind w:left="0"/>
+              <w:jc w:val="center"/>
+              <w:rPr>
+                <w:iCs/>
+                <w:color w:val="000000"/>
+              </w:rPr>
+            </w:pPr>
+            <w:r>
+              <w:rPr>
+                <w:iCs/>
+                <w:color w:val="000000"/>
+              </w:rPr>
+              <w:t>Verify parentheses precedence</w:t>
+            </w:r>
+          </w:p>
+        </w:tc>
+        <w:tc>
+          <w:tcPr>
+            <w:tcW w:w="1607" w:type="dxa"/>
+            <w:vAlign w:val="center"/>
+          </w:tcPr>
+          <w:p>
+            <w:pPr>
+              <w:pStyle w:val="BodyText"/>
+              <w:spacing w:after="0"/>
+              <w:ind w:left="0"/>
+              <w:jc w:val="center"/>
+              <w:rPr>
+                <w:iCs/>
+              </w:rPr>
+            </w:pPr>
+            <w:r>
+              <w:rPr>
+                <w:iCs/>
+              </w:rPr>
+              <w:t>(3 + 4) * 2</w:t>
+            </w:r>
+          </w:p>
+        </w:tc>
+        <w:tc>
+          <w:tcPr>
+            <w:tcW w:w="2050" w:type="dxa"/>
+            <w:vAlign w:val="center"/>
+          </w:tcPr>
+          <w:p>
+            <w:pPr>
+              <w:pStyle w:val="BodyText"/>
+              <w:spacing w:after="0"/>
+              <w:ind w:left="0"/>
+              <w:jc w:val="center"/>
+              <w:rPr>
+                <w:iCs/>
+              </w:rPr>
+            </w:pPr>
+            <w:r>
+              <w:rPr>
+                <w:iCs/>
+              </w:rPr>
+              <w:t>14</w:t>
+            </w:r>
+          </w:p>
+        </w:tc>
+        <w:tc>
+          <w:tcPr>
+            <w:tcW w:w="1732" w:type="dxa"/>
+            <w:vAlign w:val="center"/>
+          </w:tcPr>
+          <w:p>
+            <w:pPr>
+              <w:pStyle w:val="BodyText"/>
+              <w:spacing w:after="0"/>
+              <w:ind w:left="0"/>
+              <w:jc w:val="center"/>
+              <w:rPr>
+                <w:iCs/>
+                <w:color w:val="000000"/>
+              </w:rPr>
+            </w:pPr>
+            <w:r>
+              <w:rPr>
+                <w:iCs/>
+                <w:color w:val="000000"/>
+              </w:rPr>
+              <w:t>14</w:t>
+            </w:r>
+          </w:p>
+        </w:tc>
+        <w:tc>
+          <w:tcPr>
+            <w:tcW w:w="1030" w:type="dxa"/>
+            <w:vAlign w:val="center"/>
+          </w:tcPr>
+          <w:p>
+            <w:pPr>
+              <w:pStyle w:val="BodyText"/>
+              <w:spacing w:after="0"/>
+              <w:ind w:left="0"/>
+              <w:jc w:val="center"/>
+              <w:rPr>
+                <w:iCs/>
+                <w:color w:val="000000"/>
+              </w:rPr>
+            </w:pPr>
+            <w:r>
+              <w:rPr>
+                <w:iCs/>
+                <w:color w:val="000000"/>
+              </w:rPr>
+              <w:t>Pass</w:t>
+            </w:r>
+          </w:p>
+        </w:tc>
+      </w:tr>
+      <w:tr>
+        <w:trPr>
+          <w:trHeight w:val="489"/>
+        </w:trPr>
+        <w:tc>
+          <w:tcPr>
+            <w:tcW w:w="1296" w:type="dxa"/>
+            <w:vAlign w:val="center"/>
+          </w:tcPr>
+          <w:p>
+            <w:pPr>
+              <w:pStyle w:val="BodyText"/>
+              <w:spacing w:after="0"/>
+              <w:ind w:left="0"/>
+              <w:jc w:val="center"/>
+              <w:rPr>
+                <w:iCs/>
+              </w:rPr>
+            </w:pPr>
+            <w:r>
+              <w:rPr>
+                <w:iCs/>
+              </w:rPr>
+              <w:t>SYS-TC03</w:t>
+            </w:r>
+          </w:p>
+        </w:tc>
+        <w:tc>
+          <w:tcPr>
+            <w:tcW w:w="1754" w:type="dxa"/>
+            <w:vAlign w:val="center"/>
+          </w:tcPr>
+          <w:p>
+            <w:pPr>
+              <w:pStyle w:val="BodyText"/>
+              <w:spacing w:after="0"/>
+              <w:ind w:left="0"/>
+              <w:jc w:val="center"/>
+              <w:rPr>
+                <w:iCs/>
+                <w:color w:val="000000"/>
+              </w:rPr>
+            </w:pPr>
+            <w:r>
+              <w:rPr>
+                <w:iCs/>
+                <w:color w:val="000000"/>
+              </w:rPr>
+              <w:t>Verify exponentiation associativity</w:t>
+            </w:r>
+          </w:p>
+        </w:tc>
+        <w:tc>
+          <w:tcPr>
+            <w:tcW w:w="1607" w:type="dxa"/>
+            <w:vAlign w:val="center"/>
+          </w:tcPr>
+          <w:p>
+            <w:pPr>
+              <w:pStyle w:val="BodyText"/>
+              <w:spacing w:after="0"/>
+              <w:ind w:left="0"/>
+              <w:jc w:val="center"/>
+              <w:rPr>
+                <w:iCs/>
+              </w:rPr>
+            </w:pPr>
+            <w:r>
+              <w:rPr>
+                <w:iCs/>
+              </w:rPr>
+              <w:t>2 ** 3 ** 2</w:t>
+            </w:r>
+          </w:p>
+        </w:tc>
+        <w:tc>
+          <w:tcPr>
+            <w:tcW w:w="2050" w:type="dxa"/>
+            <w:vAlign w:val="center"/>
+          </w:tcPr>
+          <w:p>
+            <w:pPr>
+              <w:pStyle w:val="BodyText"/>
+              <w:spacing w:after="0"/>
+              <w:ind w:left="0"/>
+              <w:jc w:val="center"/>
+              <w:rPr>
+                <w:iCs/>
+              </w:rPr>
+            </w:pPr>
+            <w:r>
+              <w:rPr>
+                <w:iCs/>
+              </w:rPr>
+              <w:t>512</w:t>
+            </w:r>
+          </w:p>
+        </w:tc>
+        <w:tc>
+          <w:tcPr>
+            <w:tcW w:w="1732" w:type="dxa"/>
+            <w:vAlign w:val="center"/>
+          </w:tcPr>
+          <w:p>
+            <w:pPr>
+              <w:pStyle w:val="BodyText"/>
+              <w:spacing w:after="0"/>
+              <w:ind w:left="0"/>
+              <w:jc w:val="center"/>
+              <w:rPr>
+                <w:iCs/>
+                <w:color w:val="000000"/>
+              </w:rPr>
+            </w:pPr>
+            <w:r>
+              <w:rPr>
+                <w:iCs/>
+                <w:color w:val="000000"/>
+              </w:rPr>
+              <w:t>512</w:t>
+            </w:r>
+          </w:p>
+        </w:tc>
+        <w:tc>
+          <w:tcPr>
+            <w:tcW w:w="1030" w:type="dxa"/>
+            <w:vAlign w:val="center"/>
+          </w:tcPr>
+          <w:p>
+            <w:pPr>
+              <w:pStyle w:val="BodyText"/>
+              <w:spacing w:after="0"/>
+              <w:ind w:left="0"/>
+              <w:jc w:val="center"/>
+              <w:rPr>
+                <w:iCs/>
+                <w:color w:val="000000"/>
+              </w:rPr>
+            </w:pPr>
+            <w:r>
+              <w:rPr>
+                <w:iCs/>
+                <w:color w:val="000000"/>
+              </w:rPr>
+              <w:t>Pass</w:t>
+            </w:r>
+          </w:p>
+        </w:tc>
+      </w:tr>
+      <w:tr>
+        <w:trPr>
+          <w:trHeight w:val="489"/>
+        </w:trPr>
+        <w:tc>
+          <w:tcPr>
+            <w:tcW w:w="1296" w:type="dxa"/>
+            <w:vAlign w:val="center"/>
+          </w:tcPr>
+          <w:p>
+            <w:pPr>
+              <w:pStyle w:val="BodyText"/>
+              <w:spacing w:after="0"/>
+              <w:ind w:left="0"/>
+              <w:jc w:val="center"/>
+              <w:rPr>
+                <w:iCs/>
+              </w:rPr>
+            </w:pPr>
+            <w:r>
+              <w:rPr>
+                <w:iCs/>
+              </w:rPr>
+              <w:t>SYS-TC04</w:t>
+            </w:r>
+          </w:p>
+        </w:tc>
+        <w:tc>
+          <w:tcPr>
+            <w:tcW w:w="1754" w:type="dxa"/>
+            <w:vAlign w:val="center"/>
+          </w:tcPr>
+          <w:p>
+            <w:pPr>
+              <w:pStyle w:val="BodyText"/>
+              <w:spacing w:after="0"/>
+              <w:ind w:left="0"/>
+              <w:jc w:val="center"/>
+              <w:rPr>
+                <w:iCs/>
+                <w:color w:val="000000"/>
+              </w:rPr>
+            </w:pPr>
+            <w:r>
+              <w:rPr>
+                <w:iCs/>
+                <w:color w:val="000000"/>
+              </w:rPr>
+              <w:t>Verify unary negation</w:t>
+            </w:r>
+          </w:p>
+        </w:tc>
+        <w:tc>
+          <w:tcPr>
+            <w:tcW w:w="1607" w:type="dxa"/>
+            <w:vAlign w:val="center"/>
+          </w:tcPr>
+          <w:p>
+            <w:pPr>
+              <w:pStyle w:val="BodyText"/>
+              <w:spacing w:after="0"/>
+              <w:ind w:left="0"/>
+              <w:jc w:val="center"/>
+              <w:rPr>
+                <w:iCs/>
+              </w:rPr>
+            </w:pPr>
+            <w:r>
+              <w:rPr>
+                <w:iCs/>
+              </w:rPr>
+              <w:t>-(2 + 3) * 4</w:t>
+            </w:r>
+          </w:p>
+        </w:tc>
+        <w:tc>
+          <w:tcPr>
+            <w:tcW w:w="2050" w:type="dxa"/>
+            <w:vAlign w:val="center"/>
+          </w:tcPr>
+          <w:p>
+            <w:pPr>
+              <w:pStyle w:val="BodyText"/>
+              <w:spacing w:after="0"/>
+              <w:ind w:left="0"/>
+              <w:jc w:val="center"/>
+              <w:rPr>
+                <w:iCs/>
+              </w:rPr>
+            </w:pPr>
+            <w:r>
+              <w:rPr>
+                <w:iCs/>
+              </w:rPr>
+              <w:t>-20</w:t>
+            </w:r>
+          </w:p>
+        </w:tc>
+        <w:tc>
+          <w:tcPr>
+            <w:tcW w:w="1732" w:type="dxa"/>
+            <w:vAlign w:val="center"/>
+          </w:tcPr>
+          <w:p>
+            <w:pPr>
+              <w:pStyle w:val="BodyText"/>
+              <w:spacing w:after="0"/>
+              <w:ind w:left="0"/>
+              <w:jc w:val="center"/>
+              <w:rPr>
+                <w:iCs/>
+                <w:color w:val="000000"/>
+              </w:rPr>
+            </w:pPr>
+            <w:r>
+              <w:rPr>
+                <w:iCs/>
+                <w:color w:val="000000"/>
+              </w:rPr>
+              <w:t>-20</w:t>
+            </w:r>
+          </w:p>
+        </w:tc>
+        <w:tc>
+          <w:tcPr>
+            <w:tcW w:w="1030" w:type="dxa"/>
+            <w:vAlign w:val="center"/>
+          </w:tcPr>
+          <w:p>
+            <w:pPr>
+              <w:pStyle w:val="BodyText"/>
+              <w:spacing w:after="0"/>
+              <w:ind w:left="0"/>
+              <w:jc w:val="center"/>
+              <w:rPr>
+                <w:iCs/>
+                <w:color w:val="000000"/>
+              </w:rPr>
+            </w:pPr>
+            <w:r>
+              <w:rPr>
+                <w:iCs/>
+                <w:color w:val="000000"/>
+              </w:rPr>
+              <w:t>Pass</w:t>
+            </w:r>
+          </w:p>
+        </w:tc>
+      </w:tr>
+      <w:tr>
+        <w:trPr>
+          <w:trHeight w:val="489"/>
+        </w:trPr>
+        <w:tc>
+          <w:tcPr>
+            <w:tcW w:w="1296" w:type="dxa"/>
+            <w:vAlign w:val="center"/>
+          </w:tcPr>
+          <w:p>
+            <w:pPr>
+              <w:pStyle w:val="BodyText"/>
+              <w:spacing w:after="0"/>
+              <w:ind w:left="0"/>
+              <w:jc w:val="center"/>
+              <w:rPr>
+                <w:iCs/>
+              </w:rPr>
+            </w:pPr>
+            <w:r>
+              <w:rPr>
+                <w:iCs/>
+              </w:rPr>
+              <w:t>SYS-TC05</w:t>
+            </w:r>
+          </w:p>
+        </w:tc>
+        <w:tc>
+          <w:tcPr>
+            <w:tcW w:w="1754" w:type="dxa"/>
+            <w:vAlign w:val="center"/>
+          </w:tcPr>
+          <w:p>
+            <w:pPr>
+              <w:pStyle w:val="BodyText"/>
+              <w:spacing w:after="0"/>
+              <w:ind w:left="0"/>
+              <w:jc w:val="center"/>
+              <w:rPr>
+                <w:iCs/>
+                <w:color w:val="000000"/>
+              </w:rPr>
+            </w:pPr>
+            <w:r>
+              <w:t>Verify invalid expression handling</w:t>
+            </w:r>
+          </w:p>
+        </w:tc>
+        <w:tc>
+          <w:tcPr>
+            <w:tcW w:w="1607" w:type="dxa"/>
+            <w:vAlign w:val="center"/>
+          </w:tcPr>
+          <w:p>
+            <w:pPr>
+              <w:pStyle w:val="BodyText"/>
+              <w:spacing w:after="0"/>
+              <w:ind w:left="0"/>
+              <w:jc w:val="center"/>
+              <w:rPr>
+                <w:iCs/>
+              </w:rPr>
+            </w:pPr>
+            <w:r>
+              <w:rPr>
+                <w:iCs/>
+              </w:rPr>
+              <w:t>3 +</w:t>
+            </w:r>
+          </w:p>
+        </w:tc>
+        <w:tc>
+          <w:tcPr>
+            <w:tcW w:w="2050" w:type="dxa"/>
+            <w:vAlign w:val="center"/>
+          </w:tcPr>
+          <w:p>
+            <w:pPr>
+              <w:pStyle w:val="BodyText"/>
+              <w:spacing w:after="0"/>
+              <w:ind w:left="0"/>
+              <w:jc w:val="center"/>
+              <w:rPr>
+                <w:iCs/>
+              </w:rPr>
+            </w:pPr>
+            <w:r>
+              <w:rPr>
+                <w:iCs/>
+              </w:rPr>
+              <w:t>Parser error</w:t>
+            </w:r>
+          </w:p>
+        </w:tc>
+        <w:tc>
+          <w:tcPr>
+            <w:tcW w:w="1732" w:type="dxa"/>
+            <w:vAlign w:val="center"/>
+          </w:tcPr>
+          <w:p>
+            <w:pPr>
+              <w:pStyle w:val="BodyText"/>
+              <w:spacing w:after="0"/>
+              <w:ind w:left="0"/>
+              <w:jc w:val="center"/>
+              <w:rPr>
+                <w:iCs/>
+                <w:color w:val="000000"/>
+              </w:rPr>
+            </w:pPr>
+            <w:r>
+              <w:rPr>
+                <w:iCs/>
+                <w:color w:val="000000"/>
+              </w:rPr>
+              <w:t>Parser error: Unexpected end of expression</w:t>
+            </w:r>
+          </w:p>
+        </w:tc>
+        <w:tc>
+          <w:tcPr>
+            <w:tcW w:w="1030" w:type="dxa"/>
+            <w:vAlign w:val="center"/>
+          </w:tcPr>
+          <w:p>
+            <w:pPr>
+              <w:pStyle w:val="BodyText"/>
+              <w:spacing w:after="0"/>
+              <w:ind w:left="0"/>
+              <w:jc w:val="center"/>
+              <w:rPr>
+                <w:iCs/>
+                <w:color w:val="000000"/>
+              </w:rPr>
+            </w:pPr>
+            <w:r>
+              <w:rPr>
+                <w:iCs/>
+                <w:color w:val="000000"/>
               </w:rPr>
               <w:t>Pass</w:t>
             </w:r>
@@ -2048,6 +6092,30 @@
         <w:pStyle w:val="BodyText"/>
         <w:ind w:left="0"/>
       </w:pPr>
+    </w:p>
+    <w:p>
+      <w:pPr>
+        <w:pStyle w:val="BodyText"/>
+        <w:ind w:left="0"/>
+      </w:pPr>
+      <w:r>
+        <w:t xml:space="preserve">System test cases (SYS) validate </w:t>
+      </w:r>
+      <w:r>
+        <w:t>interactions</w:t>
+      </w:r>
+      <w:r>
+        <w:t xml:space="preserve"> </w:t>
+      </w:r>
+      <w:r>
+        <w:t>among</w:t>
+      </w:r>
+      <w:r>
+        <w:t xml:space="preserve"> the tokenizer, parser, and evaluator modules</w:t>
+      </w:r>
+      <w:r>
+        <w:t>.</w:t>
+      </w:r>
     </w:p>
     <w:sectPr>
       <w:headerReference w:type="default" r:id="rId9"/>
@@ -2183,9 +6251,11 @@
           <w:r>
             <w:sym w:font="Symbol" w:char="F0D3"/>
           </w:r>
-          <w:r>
-            <w:t xml:space="preserve"> University of Kansas</w:t>
-          </w:r>
+          <w:fldSimple w:instr=" DOCPROPERTY &quot;Company&quot;  \* MERGEFORMAT ">
+            <w:r>
+              <w:t>University of Kansas</w:t>
+            </w:r>
+          </w:fldSimple>
         </w:p>
       </w:tc>
       <w:tc>
@@ -2320,7 +6390,39 @@
         <w:b/>
         <w:sz w:val="36"/>
       </w:rPr>
+      <w:fldChar w:fldCharType="begin"/>
+    </w:r>
+    <w:r>
+      <w:rPr>
+        <w:rFonts w:ascii="Arial" w:hAnsi="Arial"/>
+        <w:b/>
+        <w:sz w:val="36"/>
+      </w:rPr>
+      <w:instrText xml:space="preserve"> DOCPROPERTY "Company"  \* MERGEFORMAT </w:instrText>
+    </w:r>
+    <w:r>
+      <w:rPr>
+        <w:rFonts w:ascii="Arial" w:hAnsi="Arial"/>
+        <w:b/>
+        <w:sz w:val="36"/>
+      </w:rPr>
+      <w:fldChar w:fldCharType="separate"/>
+    </w:r>
+    <w:r>
+      <w:rPr>
+        <w:rFonts w:ascii="Arial" w:hAnsi="Arial"/>
+        <w:b/>
+        <w:sz w:val="36"/>
+      </w:rPr>
       <w:t>University of Kansas</w:t>
+    </w:r>
+    <w:r>
+      <w:rPr>
+        <w:rFonts w:ascii="Arial" w:hAnsi="Arial"/>
+        <w:b/>
+        <w:sz w:val="36"/>
+      </w:rPr>
+      <w:fldChar w:fldCharType="end"/>
     </w:r>
   </w:p>
   <w:p>
@@ -2368,9 +6470,11 @@
           <w:tcW w:w="6379" w:type="dxa"/>
         </w:tcPr>
         <w:p>
-          <w:r>
-            <w:t>Arithmetic Expression Evaluator C++</w:t>
-          </w:r>
+          <w:fldSimple w:instr=" SUBJECT  \* MERGEFORMAT ">
+            <w:r>
+              <w:t>Arithmetic Expression Evaluator in C++</w:t>
+            </w:r>
+          </w:fldSimple>
         </w:p>
       </w:tc>
       <w:tc>
@@ -2386,19 +6490,10 @@
             <w:ind w:right="68"/>
           </w:pPr>
           <w:r>
-            <w:t xml:space="preserve">  Version</w:t>
+            <w:t xml:space="preserve">  Version:           </w:t>
           </w:r>
           <w:r>
-            <w:rPr>
-              <w:highlight w:val="yellow"/>
-            </w:rPr>
-            <w:t xml:space="preserve">:           </w:t>
-          </w:r>
-          <w:r>
-            <w:rPr>
-              <w:highlight w:val="yellow"/>
-            </w:rPr>
-            <w:t>1.1</w:t>
+            <w:t>1.0</w:t>
           </w:r>
         </w:p>
       </w:tc>
@@ -2428,10 +6523,19 @@
             <w:t>0</w:t>
           </w:r>
           <w:r>
-            <w:t>5</w:t>
+            <w:t>7</w:t>
           </w:r>
           <w:r>
-            <w:t>/May/2026</w:t>
+            <w:t>/</w:t>
+          </w:r>
+          <w:r>
+            <w:t>May</w:t>
+          </w:r>
+          <w:r>
+            <w:t>/</w:t>
+          </w:r>
+          <w:r>
+            <w:t>26</w:t>
           </w:r>
         </w:p>
       </w:tc>
@@ -2444,13 +6548,7 @@
         </w:tcPr>
         <w:p>
           <w:r>
-            <w:t>EECS348-TC-TermProj-v</w:t>
-          </w:r>
-          <w:r>
-            <w:rPr>
-              <w:highlight w:val="yellow"/>
-            </w:rPr>
-            <w:t>.1.1</w:t>
+            <w:t>EECS348-TC-TermProj-v1.0</w:t>
           </w:r>
         </w:p>
       </w:tc>
@@ -2488,9 +6586,9 @@
       <w:lvlJc w:val="left"/>
       <w:pPr>
         <w:tabs>
-          <w:tab w:val="num" w:pos="360"/>
+          <w:tab w:val="num" w:pos="720"/>
         </w:tabs>
-        <w:ind w:left="0" w:firstLine="0"/>
+        <w:ind w:left="360" w:firstLine="0"/>
       </w:pPr>
       <w:rPr>
         <w:rFonts w:hint="default"/>
@@ -2628,9 +6726,235 @@
     </w:lvl>
   </w:abstractNum>
   <w:abstractNum w:abstractNumId="1" w15:restartNumberingAfterBreak="0">
-    <w:nsid w:val="22F37A7A"/>
+    <w:nsid w:val="242974A3"/>
+    <w:multiLevelType w:val="hybridMultilevel"/>
+    <w:tmpl w:val="22B26AAA"/>
+    <w:lvl w:ilvl="0" w:tplc="04090001">
+      <w:start w:val="3"/>
+      <w:numFmt w:val="bullet"/>
+      <w:lvlText w:val=""/>
+      <w:lvlJc w:val="left"/>
+      <w:pPr>
+        <w:ind w:left="720" w:hanging="360"/>
+      </w:pPr>
+      <w:rPr>
+        <w:rFonts w:ascii="Symbol" w:eastAsia="Times New Roman" w:hAnsi="Symbol" w:cs="Times New Roman" w:hint="default"/>
+      </w:rPr>
+    </w:lvl>
+    <w:lvl w:ilvl="1" w:tplc="04090003" w:tentative="1">
+      <w:start w:val="1"/>
+      <w:numFmt w:val="bullet"/>
+      <w:lvlText w:val="o"/>
+      <w:lvlJc w:val="left"/>
+      <w:pPr>
+        <w:ind w:left="1440" w:hanging="360"/>
+      </w:pPr>
+      <w:rPr>
+        <w:rFonts w:ascii="Courier New" w:hAnsi="Courier New" w:cs="Courier New" w:hint="default"/>
+      </w:rPr>
+    </w:lvl>
+    <w:lvl w:ilvl="2" w:tplc="04090005" w:tentative="1">
+      <w:start w:val="1"/>
+      <w:numFmt w:val="bullet"/>
+      <w:lvlText w:val=""/>
+      <w:lvlJc w:val="left"/>
+      <w:pPr>
+        <w:ind w:left="2160" w:hanging="360"/>
+      </w:pPr>
+      <w:rPr>
+        <w:rFonts w:ascii="Wingdings" w:hAnsi="Wingdings" w:hint="default"/>
+      </w:rPr>
+    </w:lvl>
+    <w:lvl w:ilvl="3" w:tplc="04090001" w:tentative="1">
+      <w:start w:val="1"/>
+      <w:numFmt w:val="bullet"/>
+      <w:lvlText w:val=""/>
+      <w:lvlJc w:val="left"/>
+      <w:pPr>
+        <w:ind w:left="2880" w:hanging="360"/>
+      </w:pPr>
+      <w:rPr>
+        <w:rFonts w:ascii="Symbol" w:hAnsi="Symbol" w:hint="default"/>
+      </w:rPr>
+    </w:lvl>
+    <w:lvl w:ilvl="4" w:tplc="04090003" w:tentative="1">
+      <w:start w:val="1"/>
+      <w:numFmt w:val="bullet"/>
+      <w:lvlText w:val="o"/>
+      <w:lvlJc w:val="left"/>
+      <w:pPr>
+        <w:ind w:left="3600" w:hanging="360"/>
+      </w:pPr>
+      <w:rPr>
+        <w:rFonts w:ascii="Courier New" w:hAnsi="Courier New" w:cs="Courier New" w:hint="default"/>
+      </w:rPr>
+    </w:lvl>
+    <w:lvl w:ilvl="5" w:tplc="04090005" w:tentative="1">
+      <w:start w:val="1"/>
+      <w:numFmt w:val="bullet"/>
+      <w:lvlText w:val=""/>
+      <w:lvlJc w:val="left"/>
+      <w:pPr>
+        <w:ind w:left="4320" w:hanging="360"/>
+      </w:pPr>
+      <w:rPr>
+        <w:rFonts w:ascii="Wingdings" w:hAnsi="Wingdings" w:hint="default"/>
+      </w:rPr>
+    </w:lvl>
+    <w:lvl w:ilvl="6" w:tplc="04090001" w:tentative="1">
+      <w:start w:val="1"/>
+      <w:numFmt w:val="bullet"/>
+      <w:lvlText w:val=""/>
+      <w:lvlJc w:val="left"/>
+      <w:pPr>
+        <w:ind w:left="5040" w:hanging="360"/>
+      </w:pPr>
+      <w:rPr>
+        <w:rFonts w:ascii="Symbol" w:hAnsi="Symbol" w:hint="default"/>
+      </w:rPr>
+    </w:lvl>
+    <w:lvl w:ilvl="7" w:tplc="04090003" w:tentative="1">
+      <w:start w:val="1"/>
+      <w:numFmt w:val="bullet"/>
+      <w:lvlText w:val="o"/>
+      <w:lvlJc w:val="left"/>
+      <w:pPr>
+        <w:ind w:left="5760" w:hanging="360"/>
+      </w:pPr>
+      <w:rPr>
+        <w:rFonts w:ascii="Courier New" w:hAnsi="Courier New" w:cs="Courier New" w:hint="default"/>
+      </w:rPr>
+    </w:lvl>
+    <w:lvl w:ilvl="8" w:tplc="04090005" w:tentative="1">
+      <w:start w:val="1"/>
+      <w:numFmt w:val="bullet"/>
+      <w:lvlText w:val=""/>
+      <w:lvlJc w:val="left"/>
+      <w:pPr>
+        <w:ind w:left="6480" w:hanging="360"/>
+      </w:pPr>
+      <w:rPr>
+        <w:rFonts w:ascii="Wingdings" w:hAnsi="Wingdings" w:hint="default"/>
+      </w:rPr>
+    </w:lvl>
+  </w:abstractNum>
+  <w:abstractNum w:abstractNumId="2" w15:restartNumberingAfterBreak="0">
+    <w:nsid w:val="4B105FC0"/>
+    <w:multiLevelType w:val="hybridMultilevel"/>
+    <w:tmpl w:val="C02291DE"/>
+    <w:lvl w:ilvl="0" w:tplc="04090001">
+      <w:start w:val="1"/>
+      <w:numFmt w:val="bullet"/>
+      <w:lvlText w:val=""/>
+      <w:lvlJc w:val="left"/>
+      <w:pPr>
+        <w:ind w:left="720" w:hanging="360"/>
+      </w:pPr>
+      <w:rPr>
+        <w:rFonts w:ascii="Symbol" w:eastAsia="Times New Roman" w:hAnsi="Symbol" w:cs="Times New Roman" w:hint="default"/>
+      </w:rPr>
+    </w:lvl>
+    <w:lvl w:ilvl="1" w:tplc="04090003" w:tentative="1">
+      <w:start w:val="1"/>
+      <w:numFmt w:val="bullet"/>
+      <w:lvlText w:val="o"/>
+      <w:lvlJc w:val="left"/>
+      <w:pPr>
+        <w:ind w:left="1440" w:hanging="360"/>
+      </w:pPr>
+      <w:rPr>
+        <w:rFonts w:ascii="Courier New" w:hAnsi="Courier New" w:cs="Courier New" w:hint="default"/>
+      </w:rPr>
+    </w:lvl>
+    <w:lvl w:ilvl="2" w:tplc="04090005" w:tentative="1">
+      <w:start w:val="1"/>
+      <w:numFmt w:val="bullet"/>
+      <w:lvlText w:val=""/>
+      <w:lvlJc w:val="left"/>
+      <w:pPr>
+        <w:ind w:left="2160" w:hanging="360"/>
+      </w:pPr>
+      <w:rPr>
+        <w:rFonts w:ascii="Wingdings" w:hAnsi="Wingdings" w:hint="default"/>
+      </w:rPr>
+    </w:lvl>
+    <w:lvl w:ilvl="3" w:tplc="04090001" w:tentative="1">
+      <w:start w:val="1"/>
+      <w:numFmt w:val="bullet"/>
+      <w:lvlText w:val=""/>
+      <w:lvlJc w:val="left"/>
+      <w:pPr>
+        <w:ind w:left="2880" w:hanging="360"/>
+      </w:pPr>
+      <w:rPr>
+        <w:rFonts w:ascii="Symbol" w:hAnsi="Symbol" w:hint="default"/>
+      </w:rPr>
+    </w:lvl>
+    <w:lvl w:ilvl="4" w:tplc="04090003" w:tentative="1">
+      <w:start w:val="1"/>
+      <w:numFmt w:val="bullet"/>
+      <w:lvlText w:val="o"/>
+      <w:lvlJc w:val="left"/>
+      <w:pPr>
+        <w:ind w:left="3600" w:hanging="360"/>
+      </w:pPr>
+      <w:rPr>
+        <w:rFonts w:ascii="Courier New" w:hAnsi="Courier New" w:cs="Courier New" w:hint="default"/>
+      </w:rPr>
+    </w:lvl>
+    <w:lvl w:ilvl="5" w:tplc="04090005" w:tentative="1">
+      <w:start w:val="1"/>
+      <w:numFmt w:val="bullet"/>
+      <w:lvlText w:val=""/>
+      <w:lvlJc w:val="left"/>
+      <w:pPr>
+        <w:ind w:left="4320" w:hanging="360"/>
+      </w:pPr>
+      <w:rPr>
+        <w:rFonts w:ascii="Wingdings" w:hAnsi="Wingdings" w:hint="default"/>
+      </w:rPr>
+    </w:lvl>
+    <w:lvl w:ilvl="6" w:tplc="04090001" w:tentative="1">
+      <w:start w:val="1"/>
+      <w:numFmt w:val="bullet"/>
+      <w:lvlText w:val=""/>
+      <w:lvlJc w:val="left"/>
+      <w:pPr>
+        <w:ind w:left="5040" w:hanging="360"/>
+      </w:pPr>
+      <w:rPr>
+        <w:rFonts w:ascii="Symbol" w:hAnsi="Symbol" w:hint="default"/>
+      </w:rPr>
+    </w:lvl>
+    <w:lvl w:ilvl="7" w:tplc="04090003" w:tentative="1">
+      <w:start w:val="1"/>
+      <w:numFmt w:val="bullet"/>
+      <w:lvlText w:val="o"/>
+      <w:lvlJc w:val="left"/>
+      <w:pPr>
+        <w:ind w:left="5760" w:hanging="360"/>
+      </w:pPr>
+      <w:rPr>
+        <w:rFonts w:ascii="Courier New" w:hAnsi="Courier New" w:cs="Courier New" w:hint="default"/>
+      </w:rPr>
+    </w:lvl>
+    <w:lvl w:ilvl="8" w:tplc="04090005" w:tentative="1">
+      <w:start w:val="1"/>
+      <w:numFmt w:val="bullet"/>
+      <w:lvlText w:val=""/>
+      <w:lvlJc w:val="left"/>
+      <w:pPr>
+        <w:ind w:left="6480" w:hanging="360"/>
+      </w:pPr>
+      <w:rPr>
+        <w:rFonts w:ascii="Wingdings" w:hAnsi="Wingdings" w:hint="default"/>
+      </w:rPr>
+    </w:lvl>
+  </w:abstractNum>
+  <w:abstractNum w:abstractNumId="3" w15:restartNumberingAfterBreak="0">
+    <w:nsid w:val="5FCC51D8"/>
     <w:multiLevelType w:val="multilevel"/>
-    <w:tmpl w:val="C20C0148"/>
+    <w:tmpl w:val="469C5ABA"/>
     <w:lvl w:ilvl="0">
       <w:start w:val="1"/>
       <w:numFmt w:val="decimal"/>
@@ -2744,8 +7068,14 @@
   <w:num w:numId="1" w16cid:durableId="269707567">
     <w:abstractNumId w:val="0"/>
   </w:num>
-  <w:num w:numId="2" w16cid:durableId="1427337526">
+  <w:num w:numId="2" w16cid:durableId="2055348122">
+    <w:abstractNumId w:val="3"/>
+  </w:num>
+  <w:num w:numId="3" w16cid:durableId="611134877">
     <w:abstractNumId w:val="1"/>
+  </w:num>
+  <w:num w:numId="4" w16cid:durableId="823742474">
+    <w:abstractNumId w:val="2"/>
   </w:num>
   <w:numIdMacAtCleanup w:val="1"/>
 </w:numbering>
@@ -3381,7 +7711,7 @@
     <w:name w:val="toc 1"/>
     <w:basedOn w:val="Normal"/>
     <w:next w:val="Normal"/>
-    <w:uiPriority w:val="39"/>
+    <w:semiHidden/>
     <w:pPr>
       <w:tabs>
         <w:tab w:val="right" w:pos="9360"/>
@@ -3791,7 +8121,7 @@
     <w:name w:val="Table Grid"/>
     <w:basedOn w:val="TableNormal"/>
     <w:uiPriority w:val="39"/>
-    <w:rsid w:val="009D52AF"/>
+    <w:rsid w:val="000177E6"/>
     <w:tblPr>
       <w:tblBorders>
         <w:top w:val="single" w:sz="4" w:space="0" w:color="auto"/>
@@ -3803,21 +8133,21 @@
       </w:tblBorders>
     </w:tblPr>
   </w:style>
-  <w:style w:type="table" w:styleId="GridTable1Light">
-    <w:name w:val="Grid Table 1 Light"/>
+  <w:style w:type="table" w:styleId="PlainTable1">
+    <w:name w:val="Plain Table 1"/>
     <w:basedOn w:val="TableNormal"/>
-    <w:uiPriority w:val="46"/>
-    <w:rsid w:val="009D52AF"/>
+    <w:uiPriority w:val="41"/>
+    <w:rsid w:val="000177E6"/>
     <w:tblPr>
       <w:tblStyleRowBandSize w:val="1"/>
       <w:tblStyleColBandSize w:val="1"/>
       <w:tblBorders>
-        <w:top w:val="single" w:sz="4" w:space="0" w:color="999999"/>
-        <w:left w:val="single" w:sz="4" w:space="0" w:color="999999"/>
-        <w:bottom w:val="single" w:sz="4" w:space="0" w:color="999999"/>
-        <w:right w:val="single" w:sz="4" w:space="0" w:color="999999"/>
-        <w:insideH w:val="single" w:sz="4" w:space="0" w:color="999999"/>
-        <w:insideV w:val="single" w:sz="4" w:space="0" w:color="999999"/>
+        <w:top w:val="single" w:sz="4" w:space="0" w:color="BFBFBF"/>
+        <w:left w:val="single" w:sz="4" w:space="0" w:color="BFBFBF"/>
+        <w:bottom w:val="single" w:sz="4" w:space="0" w:color="BFBFBF"/>
+        <w:right w:val="single" w:sz="4" w:space="0" w:color="BFBFBF"/>
+        <w:insideH w:val="single" w:sz="4" w:space="0" w:color="BFBFBF"/>
+        <w:insideV w:val="single" w:sz="4" w:space="0" w:color="BFBFBF"/>
       </w:tblBorders>
     </w:tblPr>
     <w:tblStylePr w:type="firstRow">
@@ -3825,12 +8155,6 @@
         <w:b/>
         <w:bCs/>
       </w:rPr>
-      <w:tblPr/>
-      <w:tcPr>
-        <w:tcBorders>
-          <w:bottom w:val="single" w:sz="12" w:space="0" w:color="666666"/>
-        </w:tcBorders>
-      </w:tcPr>
     </w:tblStylePr>
     <w:tblStylePr w:type="lastRow">
       <w:rPr>
@@ -3840,7 +8164,7 @@
       <w:tblPr/>
       <w:tcPr>
         <w:tcBorders>
-          <w:top w:val="double" w:sz="2" w:space="0" w:color="666666"/>
+          <w:top w:val="double" w:sz="4" w:space="0" w:color="BFBFBF"/>
         </w:tcBorders>
       </w:tcPr>
     </w:tblStylePr>
@@ -3856,6 +8180,46 @@
         <w:bCs/>
       </w:rPr>
     </w:tblStylePr>
+    <w:tblStylePr w:type="band1Vert">
+      <w:tblPr/>
+      <w:tcPr>
+        <w:shd w:val="clear" w:color="auto" w:fill="F2F2F2"/>
+      </w:tcPr>
+    </w:tblStylePr>
+    <w:tblStylePr w:type="band1Horz">
+      <w:tblPr/>
+      <w:tcPr>
+        <w:shd w:val="clear" w:color="auto" w:fill="F2F2F2"/>
+      </w:tcPr>
+    </w:tblStylePr>
+  </w:style>
+  <w:style w:type="table" w:styleId="TableGridLight">
+    <w:name w:val="Grid Table Light"/>
+    <w:basedOn w:val="TableNormal"/>
+    <w:uiPriority w:val="40"/>
+    <w:rsid w:val="000177E6"/>
+    <w:tblPr>
+      <w:tblBorders>
+        <w:top w:val="single" w:sz="4" w:space="0" w:color="BFBFBF"/>
+        <w:left w:val="single" w:sz="4" w:space="0" w:color="BFBFBF"/>
+        <w:bottom w:val="single" w:sz="4" w:space="0" w:color="BFBFBF"/>
+        <w:right w:val="single" w:sz="4" w:space="0" w:color="BFBFBF"/>
+        <w:insideH w:val="single" w:sz="4" w:space="0" w:color="BFBFBF"/>
+        <w:insideV w:val="single" w:sz="4" w:space="0" w:color="BFBFBF"/>
+      </w:tblBorders>
+    </w:tblPr>
+  </w:style>
+  <w:style w:type="character" w:styleId="HTMLCode">
+    <w:name w:val="HTML Code"/>
+    <w:uiPriority w:val="99"/>
+    <w:semiHidden/>
+    <w:unhideWhenUsed/>
+    <w:rsid w:val="009119A2"/>
+    <w:rPr>
+      <w:rFonts w:ascii="Courier New" w:eastAsia="Times New Roman" w:hAnsi="Courier New" w:cs="Courier New"/>
+      <w:sz w:val="20"/>
+      <w:szCs w:val="20"/>
+    </w:rPr>
   </w:style>
 </w:styles>
 </file>

--- a/documentation/05-Test-Cases.docx
+++ b/documentation/05-Test-Cases.docx
@@ -61,7 +61,13 @@
         <w:rPr>
           <w:sz w:val="28"/>
         </w:rPr>
-        <w:t>1.1</w:t>
+        <w:t>1.</w:t>
+      </w:r>
+      <w:r>
+        <w:rPr>
+          <w:sz w:val="28"/>
+        </w:rPr>
+        <w:t>2</w:t>
       </w:r>
     </w:p>
     <w:p>
@@ -6493,7 +6499,10 @@
             <w:t xml:space="preserve">  Version:           </w:t>
           </w:r>
           <w:r>
-            <w:t>1.0</w:t>
+            <w:t>1.</w:t>
+          </w:r>
+          <w:r>
+            <w:t>2</w:t>
           </w:r>
         </w:p>
       </w:tc>

--- a/documentation/05-Test-Cases.docx
+++ b/documentation/05-Test-Cases.docx
@@ -705,300 +705,6 @@
     </w:p>
     <w:p>
       <w:pPr>
-        <w:pStyle w:val="TOC1"/>
-        <w:tabs>
-          <w:tab w:val="left" w:pos="432"/>
-        </w:tabs>
-        <w:rPr>
-          <w:sz w:val="24"/>
-          <w:szCs w:val="24"/>
-        </w:rPr>
-      </w:pPr>
-      <w:r>
-        <w:rPr>
-          <w:szCs w:val="24"/>
-        </w:rPr>
-        <w:t>6.</w:t>
-      </w:r>
-      <w:r>
-        <w:rPr>
-          <w:sz w:val="24"/>
-          <w:szCs w:val="24"/>
-        </w:rPr>
-        <w:tab/>
-      </w:r>
-      <w:r>
-        <w:rPr>
-          <w:szCs w:val="24"/>
-        </w:rPr>
-        <w:t>Environmental needs</w:t>
-      </w:r>
-      <w:r>
-        <w:tab/>
-      </w:r>
-      <w:r>
-        <w:fldChar w:fldCharType="begin"/>
-      </w:r>
-      <w:r>
-        <w:instrText xml:space="preserve"> PAGEREF _Toc5431515 \h </w:instrText>
-      </w:r>
-      <w:r>
-        <w:fldChar w:fldCharType="separate"/>
-      </w:r>
-      <w:r>
-        <w:rPr>
-          <w:noProof/>
-        </w:rPr>
-        <w:t>4</w:t>
-      </w:r>
-      <w:r>
-        <w:fldChar w:fldCharType="end"/>
-      </w:r>
-    </w:p>
-    <w:p>
-      <w:pPr>
-        <w:pStyle w:val="TOC3"/>
-        <w:tabs>
-          <w:tab w:val="left" w:pos="1600"/>
-        </w:tabs>
-        <w:rPr>
-          <w:sz w:val="24"/>
-          <w:szCs w:val="24"/>
-        </w:rPr>
-      </w:pPr>
-      <w:r>
-        <w:t>6.1.1</w:t>
-      </w:r>
-      <w:r>
-        <w:rPr>
-          <w:sz w:val="24"/>
-          <w:szCs w:val="24"/>
-        </w:rPr>
-        <w:tab/>
-      </w:r>
-      <w:r>
-        <w:t>Hardware</w:t>
-      </w:r>
-      <w:r>
-        <w:tab/>
-      </w:r>
-      <w:r>
-        <w:fldChar w:fldCharType="begin"/>
-      </w:r>
-      <w:r>
-        <w:instrText xml:space="preserve"> PAGEREF _Toc5431516 \h </w:instrText>
-      </w:r>
-      <w:r>
-        <w:fldChar w:fldCharType="separate"/>
-      </w:r>
-      <w:r>
-        <w:rPr>
-          <w:noProof/>
-        </w:rPr>
-        <w:t>4</w:t>
-      </w:r>
-      <w:r>
-        <w:fldChar w:fldCharType="end"/>
-      </w:r>
-    </w:p>
-    <w:p>
-      <w:pPr>
-        <w:pStyle w:val="TOC3"/>
-        <w:tabs>
-          <w:tab w:val="left" w:pos="1600"/>
-        </w:tabs>
-        <w:rPr>
-          <w:sz w:val="24"/>
-          <w:szCs w:val="24"/>
-        </w:rPr>
-      </w:pPr>
-      <w:r>
-        <w:t>6.1.2</w:t>
-      </w:r>
-      <w:r>
-        <w:rPr>
-          <w:sz w:val="24"/>
-          <w:szCs w:val="24"/>
-        </w:rPr>
-        <w:tab/>
-      </w:r>
-      <w:r>
-        <w:t>Software</w:t>
-      </w:r>
-      <w:r>
-        <w:tab/>
-      </w:r>
-      <w:r>
-        <w:fldChar w:fldCharType="begin"/>
-      </w:r>
-      <w:r>
-        <w:instrText xml:space="preserve"> PAGEREF _Toc5431517 \h </w:instrText>
-      </w:r>
-      <w:r>
-        <w:fldChar w:fldCharType="separate"/>
-      </w:r>
-      <w:r>
-        <w:rPr>
-          <w:noProof/>
-        </w:rPr>
-        <w:t>4</w:t>
-      </w:r>
-      <w:r>
-        <w:fldChar w:fldCharType="end"/>
-      </w:r>
-    </w:p>
-    <w:p>
-      <w:pPr>
-        <w:pStyle w:val="TOC3"/>
-        <w:tabs>
-          <w:tab w:val="left" w:pos="1600"/>
-        </w:tabs>
-        <w:rPr>
-          <w:sz w:val="24"/>
-          <w:szCs w:val="24"/>
-        </w:rPr>
-      </w:pPr>
-      <w:r>
-        <w:t>6.1.3</w:t>
-      </w:r>
-      <w:r>
-        <w:rPr>
-          <w:sz w:val="24"/>
-          <w:szCs w:val="24"/>
-        </w:rPr>
-        <w:tab/>
-      </w:r>
-      <w:r>
-        <w:t>Other</w:t>
-      </w:r>
-      <w:r>
-        <w:tab/>
-      </w:r>
-      <w:r>
-        <w:fldChar w:fldCharType="begin"/>
-      </w:r>
-      <w:r>
-        <w:instrText xml:space="preserve"> PAGEREF _Toc5431518 \h </w:instrText>
-      </w:r>
-      <w:r>
-        <w:fldChar w:fldCharType="separate"/>
-      </w:r>
-      <w:r>
-        <w:rPr>
-          <w:noProof/>
-        </w:rPr>
-        <w:t>4</w:t>
-      </w:r>
-      <w:r>
-        <w:fldChar w:fldCharType="end"/>
-      </w:r>
-    </w:p>
-    <w:p>
-      <w:pPr>
-        <w:pStyle w:val="TOC1"/>
-        <w:tabs>
-          <w:tab w:val="left" w:pos="432"/>
-        </w:tabs>
-        <w:rPr>
-          <w:sz w:val="24"/>
-          <w:szCs w:val="24"/>
-        </w:rPr>
-      </w:pPr>
-      <w:r>
-        <w:rPr>
-          <w:szCs w:val="24"/>
-        </w:rPr>
-        <w:t>7.</w:t>
-      </w:r>
-      <w:r>
-        <w:rPr>
-          <w:sz w:val="24"/>
-          <w:szCs w:val="24"/>
-        </w:rPr>
-        <w:tab/>
-      </w:r>
-      <w:r>
-        <w:rPr>
-          <w:szCs w:val="24"/>
-        </w:rPr>
-        <w:t>Special procedural requirements</w:t>
-      </w:r>
-      <w:r>
-        <w:tab/>
-      </w:r>
-      <w:r>
-        <w:fldChar w:fldCharType="begin"/>
-      </w:r>
-      <w:r>
-        <w:instrText xml:space="preserve"> PAGEREF _Toc5431519 \h </w:instrText>
-      </w:r>
-      <w:r>
-        <w:fldChar w:fldCharType="separate"/>
-      </w:r>
-      <w:r>
-        <w:rPr>
-          <w:noProof/>
-        </w:rPr>
-        <w:t>5</w:t>
-      </w:r>
-      <w:r>
-        <w:fldChar w:fldCharType="end"/>
-      </w:r>
-    </w:p>
-    <w:p>
-      <w:pPr>
-        <w:pStyle w:val="TOC1"/>
-        <w:tabs>
-          <w:tab w:val="left" w:pos="432"/>
-        </w:tabs>
-        <w:rPr>
-          <w:sz w:val="24"/>
-          <w:szCs w:val="24"/>
-        </w:rPr>
-      </w:pPr>
-      <w:r>
-        <w:rPr>
-          <w:szCs w:val="24"/>
-        </w:rPr>
-        <w:t>8.</w:t>
-      </w:r>
-      <w:r>
-        <w:rPr>
-          <w:sz w:val="24"/>
-          <w:szCs w:val="24"/>
-        </w:rPr>
-        <w:tab/>
-      </w:r>
-      <w:r>
-        <w:rPr>
-          <w:szCs w:val="24"/>
-        </w:rPr>
-        <w:t>Intercase dependencies</w:t>
-      </w:r>
-      <w:r>
-        <w:tab/>
-      </w:r>
-      <w:r>
-        <w:fldChar w:fldCharType="begin"/>
-      </w:r>
-      <w:r>
-        <w:instrText xml:space="preserve"> PAGEREF _Toc5431520 \h </w:instrText>
-      </w:r>
-      <w:r>
-        <w:fldChar w:fldCharType="separate"/>
-      </w:r>
-      <w:r>
-        <w:rPr>
-          <w:noProof/>
-        </w:rPr>
-        <w:t>5</w:t>
-      </w:r>
-      <w:r>
-        <w:fldChar w:fldCharType="end"/>
-      </w:r>
-    </w:p>
-    <w:p>
-      <w:pPr>
         <w:pStyle w:val="MainTitle"/>
       </w:pPr>
       <w:r>
@@ -1087,12 +793,12 @@
         <w:tblLook w:val="04A0" w:firstRow="1" w:lastRow="0" w:firstColumn="1" w:lastColumn="0" w:noHBand="0" w:noVBand="1"/>
       </w:tblPr>
       <w:tblGrid>
-        <w:gridCol w:w="1192"/>
-        <w:gridCol w:w="1696"/>
-        <w:gridCol w:w="1466"/>
+        <w:gridCol w:w="1189"/>
+        <w:gridCol w:w="1695"/>
+        <w:gridCol w:w="1463"/>
         <w:gridCol w:w="2050"/>
         <w:gridCol w:w="2050"/>
-        <w:gridCol w:w="1015"/>
+        <w:gridCol w:w="1022"/>
       </w:tblGrid>
       <w:tr>
         <w:trPr>
@@ -1110,6 +816,8 @@
               <w:ind w:left="0"/>
               <w:jc w:val="center"/>
               <w:rPr>
+                <w:b/>
+                <w:bCs/>
                 <w:iCs/>
                 <w:color w:val="000000"/>
               </w:rPr>
@@ -1121,6 +829,8 @@
             <w:bookmarkStart w:id="12" w:name="_Toc433104442"/>
             <w:r>
               <w:rPr>
+                <w:b/>
+                <w:bCs/>
                 <w:iCs/>
                 <w:color w:val="000000"/>
               </w:rPr>
@@ -1140,12 +850,16 @@
               <w:ind w:left="0"/>
               <w:jc w:val="center"/>
               <w:rPr>
-                <w:iCs/>
-                <w:color w:val="000000"/>
-              </w:rPr>
-            </w:pPr>
-            <w:r>
-              <w:rPr>
+                <w:b/>
+                <w:bCs/>
+                <w:iCs/>
+                <w:color w:val="000000"/>
+              </w:rPr>
+            </w:pPr>
+            <w:r>
+              <w:rPr>
+                <w:b/>
+                <w:bCs/>
                 <w:iCs/>
                 <w:color w:val="000000"/>
               </w:rPr>
@@ -1165,12 +879,16 @@
               <w:ind w:left="0"/>
               <w:jc w:val="center"/>
               <w:rPr>
-                <w:iCs/>
-                <w:color w:val="000000"/>
-              </w:rPr>
-            </w:pPr>
-            <w:r>
-              <w:rPr>
+                <w:b/>
+                <w:bCs/>
+                <w:iCs/>
+                <w:color w:val="000000"/>
+              </w:rPr>
+            </w:pPr>
+            <w:r>
+              <w:rPr>
+                <w:b/>
+                <w:bCs/>
                 <w:iCs/>
                 <w:color w:val="000000"/>
               </w:rPr>
@@ -1190,12 +908,16 @@
               <w:ind w:left="0"/>
               <w:jc w:val="center"/>
               <w:rPr>
-                <w:iCs/>
-                <w:color w:val="000000"/>
-              </w:rPr>
-            </w:pPr>
-            <w:r>
-              <w:rPr>
+                <w:b/>
+                <w:bCs/>
+                <w:iCs/>
+                <w:color w:val="000000"/>
+              </w:rPr>
+            </w:pPr>
+            <w:r>
+              <w:rPr>
+                <w:b/>
+                <w:bCs/>
                 <w:iCs/>
                 <w:color w:val="000000"/>
               </w:rPr>
@@ -1215,12 +937,16 @@
               <w:ind w:left="0"/>
               <w:jc w:val="center"/>
               <w:rPr>
-                <w:iCs/>
-                <w:color w:val="000000"/>
-              </w:rPr>
-            </w:pPr>
-            <w:r>
-              <w:rPr>
+                <w:b/>
+                <w:bCs/>
+                <w:iCs/>
+                <w:color w:val="000000"/>
+              </w:rPr>
+            </w:pPr>
+            <w:r>
+              <w:rPr>
+                <w:b/>
+                <w:bCs/>
                 <w:iCs/>
                 <w:color w:val="000000"/>
               </w:rPr>
@@ -1240,12 +966,16 @@
               <w:ind w:left="0"/>
               <w:jc w:val="center"/>
               <w:rPr>
-                <w:iCs/>
-                <w:color w:val="000000"/>
-              </w:rPr>
-            </w:pPr>
-            <w:r>
-              <w:rPr>
+                <w:b/>
+                <w:bCs/>
+                <w:iCs/>
+                <w:color w:val="000000"/>
+              </w:rPr>
+            </w:pPr>
+            <w:r>
+              <w:rPr>
+                <w:b/>
+                <w:bCs/>
                 <w:iCs/>
                 <w:color w:val="000000"/>
               </w:rPr>
